--- a/uk-cca-app-api/src/main/resources/templates/ca/england/CCA3 variation proposed agreement cover letter.docx
+++ b/uk-cca-app-api/src/main/resources/templates/ca/england/CCA3 variation proposed agreement cover letter.docx
@@ -46,6 +46,7 @@
           <w:sz w:val="20"/>
         </w:rPr>
       </w:pPr>
+      <w:proofErr w:type="spellStart"/>
       <w:r>
         <w:rPr>
           <w:sz w:val="20"/>
@@ -56,7 +57,14 @@
         <w:rPr>
           <w:sz w:val="20"/>
         </w:rPr>
-        <w:t xml:space="preserve">CCA </w:t>
+        <w:t>CCA</w:t>
+      </w:r>
+      <w:proofErr w:type="spellEnd"/>
+      <w:r>
+        <w:rPr>
+          <w:sz w:val="20"/>
+        </w:rPr>
+        <w:t xml:space="preserve"> </w:t>
       </w:r>
       <w:r>
         <w:rPr>
@@ -707,6 +715,7 @@
       <w:pPr>
         <w:rPr>
           <w:sz w:val="20"/>
+          <w:lang w:val="en-US"/>
         </w:rPr>
       </w:pPr>
       <w:r>
@@ -756,6 +765,137 @@
           <w:sz w:val="20"/>
         </w:rPr>
         <w:t>.</w:t>
+      </w:r>
+    </w:p>
+    <w:p>
+      <w:pPr>
+        <w:rPr>
+          <w:sz w:val="20"/>
+        </w:rPr>
+      </w:pPr>
+    </w:p>
+    <w:p>
+      <w:pPr>
+        <w:rPr>
+          <w:noProof/>
+          <w:sz w:val="20"/>
+        </w:rPr>
+      </w:pPr>
+      <w:r>
+        <w:rPr>
+          <w:noProof/>
+          <w:sz w:val="20"/>
+        </w:rPr>
+        <w:fldChar w:fldCharType="begin"/>
+      </w:r>
+      <w:r>
+        <w:rPr>
+          <w:noProof/>
+          <w:sz w:val="20"/>
+        </w:rPr>
+        <w:instrText xml:space="preserve"> MERGEFIELD  "[#if (params.additionalInformation)??]"  \* MERGEFORMAT </w:instrText>
+      </w:r>
+      <w:r>
+        <w:rPr>
+          <w:noProof/>
+          <w:sz w:val="20"/>
+        </w:rPr>
+        <w:fldChar w:fldCharType="separate"/>
+      </w:r>
+      <w:r>
+        <w:rPr>
+          <w:noProof/>
+          <w:sz w:val="20"/>
+        </w:rPr>
+        <w:t>«[#if (params.additionalInformation)??]»</w:t>
+      </w:r>
+      <w:r>
+        <w:rPr>
+          <w:noProof/>
+          <w:sz w:val="20"/>
+        </w:rPr>
+        <w:fldChar w:fldCharType="end"/>
+      </w:r>
+      <w:r>
+        <w:rPr>
+          <w:noProof/>
+          <w:sz w:val="20"/>
+        </w:rPr>
+        <w:t>A brief summary of the Underlying agreement is as follows:</w:t>
+      </w:r>
+    </w:p>
+    <w:p>
+      <w:pPr>
+        <w:rPr>
+          <w:rFonts w:cs="Arial"/>
+          <w:sz w:val="20"/>
+        </w:rPr>
+      </w:pPr>
+      <w:r>
+        <w:rPr>
+          <w:sz w:val="20"/>
+        </w:rPr>
+        <w:fldChar w:fldCharType="begin"/>
+      </w:r>
+      <w:r>
+        <w:rPr>
+          <w:sz w:val="20"/>
+        </w:rPr>
+        <w:instrText xml:space="preserve"> MERGEFIELD  "${ params.additionalInformation }"  \* MERGEFORMAT </w:instrText>
+      </w:r>
+      <w:r>
+        <w:rPr>
+          <w:sz w:val="20"/>
+        </w:rPr>
+        <w:fldChar w:fldCharType="separate"/>
+      </w:r>
+      <w:r>
+        <w:rPr>
+          <w:noProof/>
+          <w:sz w:val="20"/>
+        </w:rPr>
+        <w:t>«${ params.additionalInformation }»</w:t>
+      </w:r>
+      <w:r>
+        <w:rPr>
+          <w:sz w:val="20"/>
+        </w:rPr>
+        <w:fldChar w:fldCharType="end"/>
+      </w:r>
+      <w:r>
+        <w:rPr>
+          <w:noProof/>
+          <w:sz w:val="20"/>
+        </w:rPr>
+        <w:fldChar w:fldCharType="begin"/>
+      </w:r>
+      <w:r>
+        <w:rPr>
+          <w:noProof/>
+          <w:sz w:val="20"/>
+        </w:rPr>
+        <w:instrText xml:space="preserve"> MERGEFIELD  [/#if]  \* MERGEFORMAT </w:instrText>
+      </w:r>
+      <w:r>
+        <w:rPr>
+          <w:noProof/>
+          <w:sz w:val="20"/>
+        </w:rPr>
+        <w:fldChar w:fldCharType="separate"/>
+      </w:r>
+      <w:r>
+        <w:rPr>
+          <w:noProof/>
+          <w:sz w:val="20"/>
+        </w:rPr>
+        <w:t>«[/#if]»</w:t>
+      </w:r>
+      <w:r>
+        <w:rPr>
+          <w:noProof/>
+          <w:sz w:val="20"/>
+        </w:rPr>
+        <w:fldChar w:fldCharType="end"/>
       </w:r>
     </w:p>
     <w:p>
@@ -1695,6 +1835,7 @@
         <w:rPr>
           <w:sz w:val="20"/>
         </w:rPr>
+        <w:lastRenderedPageBreak/>
         <w:t>If you require any clarification of the above, please contact your Sector Association in the first instance.</w:t>
       </w:r>
     </w:p>
@@ -7159,31 +7300,6 @@
 </file>
 
 <file path=customXml/item1.xml><?xml version="1.0" encoding="utf-8"?>
-<p:properties xmlns:p="http://schemas.microsoft.com/office/2006/metadata/properties" xmlns:xsi="http://www.w3.org/2001/XMLSchema-instance" xmlns:pc="http://schemas.microsoft.com/office/infopath/2007/PartnerControls">
-  <documentManagement>
-    <TaxCatchAll xmlns="81936f9c-53d8-4266-aa9b-a06434fad9b0" xsi:nil="true"/>
-    <lcf76f155ced4ddcb4097134ff3c332f xmlns="3e1b29f8-7008-403b-b2fb-9ef1de52b77a">
-      <Terms xmlns="http://schemas.microsoft.com/office/infopath/2007/PartnerControls"/>
-    </lcf76f155ced4ddcb4097134ff3c332f>
-    <Issuedate xmlns="3e1b29f8-7008-403b-b2fb-9ef1de52b77a" xsi:nil="true"/>
-  </documentManagement>
-</p:properties>
-</file>
-
-<file path=customXml/item2.xml><?xml version="1.0" encoding="utf-8"?>
-<LongProperties xmlns="http://schemas.microsoft.com/office/2006/metadata/longProperties"/>
-</file>
-
-<file path=customXml/item3.xml><?xml version="1.0" encoding="utf-8"?>
-<?mso-contentType ?>
-<FormTemplates xmlns="http://schemas.microsoft.com/sharepoint/v3/contenttype/forms">
-  <Display>DocumentLibraryForm</Display>
-  <Edit>DocumentLibraryForm</Edit>
-  <New>DocumentLibraryForm</New>
-</FormTemplates>
-</file>
-
-<file path=customXml/item4.xml><?xml version="1.0" encoding="utf-8"?>
 <ct:contentTypeSchema xmlns:ct="http://schemas.microsoft.com/office/2006/metadata/contentType" xmlns:ma="http://schemas.microsoft.com/office/2006/metadata/properties/metaAttributes" ct:_="" ma:_="" ma:contentTypeName="Document" ma:contentTypeID="0x0101006464DC95341EFA46ACBB54F68238415D" ma:contentTypeVersion="17" ma:contentTypeDescription="Create a new document." ma:contentTypeScope="" ma:versionID="22441c213f16c00d66fb180b6a3159d6">
   <xsd:schema xmlns:xsd="http://www.w3.org/2001/XMLSchema" xmlns:xs="http://www.w3.org/2001/XMLSchema" xmlns:p="http://schemas.microsoft.com/office/2006/metadata/properties" xmlns:ns2="3e1b29f8-7008-403b-b2fb-9ef1de52b77a" xmlns:ns3="81936f9c-53d8-4266-aa9b-a06434fad9b0" targetNamespace="http://schemas.microsoft.com/office/2006/metadata/properties" ma:root="true" ma:fieldsID="285fcd3ced75032b95044bc3c244456a" ns2:_="" ns3:_="">
     <xsd:import namespace="3e1b29f8-7008-403b-b2fb-9ef1de52b77a"/>
@@ -7432,34 +7548,32 @@
 </ct:contentTypeSchema>
 </file>
 
-<file path=customXml/itemProps1.xml><?xml version="1.0" encoding="utf-8"?>
-<ds:datastoreItem xmlns:ds="http://schemas.openxmlformats.org/officeDocument/2006/customXml" ds:itemID="{836D2F3A-1878-4919-ABF7-888ACDE64797}">
-  <ds:schemaRefs>
-    <ds:schemaRef ds:uri="http://schemas.microsoft.com/office/2006/metadata/properties"/>
-    <ds:schemaRef ds:uri="http://schemas.microsoft.com/office/infopath/2007/PartnerControls"/>
-    <ds:schemaRef ds:uri="81936f9c-53d8-4266-aa9b-a06434fad9b0"/>
-    <ds:schemaRef ds:uri="3e1b29f8-7008-403b-b2fb-9ef1de52b77a"/>
-  </ds:schemaRefs>
-</ds:datastoreItem>
+<file path=customXml/item2.xml><?xml version="1.0" encoding="utf-8"?>
+<?mso-contentType ?>
+<FormTemplates xmlns="http://schemas.microsoft.com/sharepoint/v3/contenttype/forms">
+  <Display>DocumentLibraryForm</Display>
+  <Edit>DocumentLibraryForm</Edit>
+  <New>DocumentLibraryForm</New>
+</FormTemplates>
 </file>
 
-<file path=customXml/itemProps2.xml><?xml version="1.0" encoding="utf-8"?>
-<ds:datastoreItem xmlns:ds="http://schemas.openxmlformats.org/officeDocument/2006/customXml" ds:itemID="{349FC049-DA55-482F-87DF-55CDDF9723FE}">
-  <ds:schemaRefs>
-    <ds:schemaRef ds:uri="http://schemas.microsoft.com/office/2006/metadata/longProperties"/>
-  </ds:schemaRefs>
-</ds:datastoreItem>
+<file path=customXml/item3.xml><?xml version="1.0" encoding="utf-8"?>
+<LongProperties xmlns="http://schemas.microsoft.com/office/2006/metadata/longProperties"/>
 </file>
 
-<file path=customXml/itemProps3.xml><?xml version="1.0" encoding="utf-8"?>
-<ds:datastoreItem xmlns:ds="http://schemas.openxmlformats.org/officeDocument/2006/customXml" ds:itemID="{123BCE83-6201-434C-8A2F-4F5EEEAF9F60}">
-  <ds:schemaRefs>
-    <ds:schemaRef ds:uri="http://schemas.microsoft.com/sharepoint/v3/contenttype/forms"/>
-  </ds:schemaRefs>
-</ds:datastoreItem>
+<file path=customXml/item4.xml><?xml version="1.0" encoding="utf-8"?>
+<p:properties xmlns:p="http://schemas.microsoft.com/office/2006/metadata/properties" xmlns:xsi="http://www.w3.org/2001/XMLSchema-instance" xmlns:pc="http://schemas.microsoft.com/office/infopath/2007/PartnerControls">
+  <documentManagement>
+    <TaxCatchAll xmlns="81936f9c-53d8-4266-aa9b-a06434fad9b0" xsi:nil="true"/>
+    <lcf76f155ced4ddcb4097134ff3c332f xmlns="3e1b29f8-7008-403b-b2fb-9ef1de52b77a">
+      <Terms xmlns="http://schemas.microsoft.com/office/infopath/2007/PartnerControls"/>
+    </lcf76f155ced4ddcb4097134ff3c332f>
+    <Issuedate xmlns="3e1b29f8-7008-403b-b2fb-9ef1de52b77a" xsi:nil="true"/>
+  </documentManagement>
+</p:properties>
 </file>
 
-<file path=customXml/itemProps4.xml><?xml version="1.0" encoding="utf-8"?>
+<file path=customXml/itemProps1.xml><?xml version="1.0" encoding="utf-8"?>
 <ds:datastoreItem xmlns:ds="http://schemas.openxmlformats.org/officeDocument/2006/customXml" ds:itemID="{2225B991-F231-461F-8247-8C1C41AAD989}">
   <ds:schemaRefs>
     <ds:schemaRef ds:uri="http://schemas.microsoft.com/office/2006/metadata/contentType"/>
@@ -7476,4 +7590,31 @@
     <ds:schemaRef ds:uri="http://schemas.microsoft.com/internal/obd"/>
   </ds:schemaRefs>
 </ds:datastoreItem>
+</file>
+
+<file path=customXml/itemProps2.xml><?xml version="1.0" encoding="utf-8"?>
+<ds:datastoreItem xmlns:ds="http://schemas.openxmlformats.org/officeDocument/2006/customXml" ds:itemID="{123BCE83-6201-434C-8A2F-4F5EEEAF9F60}">
+  <ds:schemaRefs>
+    <ds:schemaRef ds:uri="http://schemas.microsoft.com/sharepoint/v3/contenttype/forms"/>
+  </ds:schemaRefs>
+</ds:datastoreItem>
+</file>
+
+<file path=customXml/itemProps3.xml><?xml version="1.0" encoding="utf-8"?>
+<ds:datastoreItem xmlns:ds="http://schemas.openxmlformats.org/officeDocument/2006/customXml" ds:itemID="{349FC049-DA55-482F-87DF-55CDDF9723FE}">
+  <ds:schemaRefs>
+    <ds:schemaRef ds:uri="http://schemas.microsoft.com/office/2006/metadata/longProperties"/>
+  </ds:schemaRefs>
+</ds:datastoreItem>
+</file>
+
+<file path=customXml/itemProps4.xml><?xml version="1.0" encoding="utf-8"?>
+<ds:datastoreItem xmlns:ds="http://schemas.openxmlformats.org/officeDocument/2006/customXml" ds:itemID="{836D2F3A-1878-4919-ABF7-888ACDE64797}">
+  <ds:schemaRefs>
+    <ds:schemaRef ds:uri="http://schemas.microsoft.com/office/2006/metadata/properties"/>
+    <ds:schemaRef ds:uri="http://schemas.microsoft.com/office/infopath/2007/PartnerControls"/>
+    <ds:schemaRef ds:uri="81936f9c-53d8-4266-aa9b-a06434fad9b0"/>
+    <ds:schemaRef ds:uri="3e1b29f8-7008-403b-b2fb-9ef1de52b77a"/>
+  </ds:schemaRefs>
+</ds:datastoreItem>
 </file>
--- a/uk-cca-app-api/src/main/resources/templates/ca/england/CCA3 variation proposed agreement cover letter.docx
+++ b/uk-cca-app-api/src/main/resources/templates/ca/england/CCA3 variation proposed agreement cover letter.docx
@@ -1,41 +1,53 @@
 
 <file path=word/document.xml><?xml version="1.0" encoding="utf-8"?>
-<w:document xmlns:wpc="http://schemas.microsoft.com/office/word/2010/wordprocessingCanvas" xmlns:cx="http://schemas.microsoft.com/office/drawing/2014/chartex" xmlns:cx1="http://schemas.microsoft.com/office/drawing/2015/9/8/chartex" xmlns:cx2="http://schemas.microsoft.com/office/drawing/2015/10/21/chartex" xmlns:cx3="http://schemas.microsoft.com/office/drawing/2016/5/9/chartex" xmlns:cx4="http://schemas.microsoft.com/office/drawing/2016/5/10/chartex" xmlns:cx5="http://schemas.microsoft.com/office/drawing/2016/5/11/chartex" xmlns:cx6="http://schemas.microsoft.com/office/drawing/2016/5/12/chartex" xmlns:cx7="http://schemas.microsoft.com/office/drawing/2016/5/13/chartex" xmlns:cx8="http://schemas.microsoft.com/office/drawing/2016/5/14/chartex" xmlns:mc="http://schemas.openxmlformats.org/markup-compatibility/2006" xmlns:aink="http://schemas.microsoft.com/office/drawing/2016/ink" xmlns:am3d="http://schemas.microsoft.com/office/drawing/2017/model3d" xmlns:o="urn:schemas-microsoft-com:office:office" xmlns:r="http://schemas.openxmlformats.org/officeDocument/2006/relationships" xmlns:m="http://schemas.openxmlformats.org/officeDocument/2006/math" xmlns:v="urn:schemas-microsoft-com:vml" xmlns:wp14="http://schemas.microsoft.com/office/word/2010/wordprocessingDrawing" xmlns:wp="http://schemas.openxmlformats.org/drawingml/2006/wordprocessingDrawing" xmlns:w10="urn:schemas-microsoft-com:office:word" xmlns:w="http://schemas.openxmlformats.org/wordprocessingml/2006/main" xmlns:w14="http://schemas.microsoft.com/office/word/2010/wordml" xmlns:w15="http://schemas.microsoft.com/office/word/2012/wordml" xmlns:w16cex="http://schemas.microsoft.com/office/word/2018/wordml/cex" xmlns:w16cid="http://schemas.microsoft.com/office/word/2016/wordml/cid" xmlns:w16="http://schemas.microsoft.com/office/word/2018/wordml" xmlns:w16sdtdh="http://schemas.microsoft.com/office/word/2020/wordml/sdtdatahash" xmlns:w16se="http://schemas.microsoft.com/office/word/2015/wordml/symex" xmlns:wpg="http://schemas.microsoft.com/office/word/2010/wordprocessingGroup" xmlns:wpi="http://schemas.microsoft.com/office/word/2010/wordprocessingInk" xmlns:wne="http://schemas.microsoft.com/office/word/2006/wordml" xmlns:wps="http://schemas.microsoft.com/office/word/2010/wordprocessingShape" mc:Ignorable="w14 w15 w16se w16cid w16 w16cex w16sdtdh wp14">
+<w:document xmlns:wpc="http://schemas.microsoft.com/office/word/2010/wordprocessingCanvas" xmlns:cx="http://schemas.microsoft.com/office/drawing/2014/chartex" xmlns:cx1="http://schemas.microsoft.com/office/drawing/2015/9/8/chartex" xmlns:cx2="http://schemas.microsoft.com/office/drawing/2015/10/21/chartex" xmlns:cx3="http://schemas.microsoft.com/office/drawing/2016/5/9/chartex" xmlns:cx4="http://schemas.microsoft.com/office/drawing/2016/5/10/chartex" xmlns:cx5="http://schemas.microsoft.com/office/drawing/2016/5/11/chartex" xmlns:cx6="http://schemas.microsoft.com/office/drawing/2016/5/12/chartex" xmlns:cx7="http://schemas.microsoft.com/office/drawing/2016/5/13/chartex" xmlns:cx8="http://schemas.microsoft.com/office/drawing/2016/5/14/chartex" xmlns:mc="http://schemas.openxmlformats.org/markup-compatibility/2006" xmlns:aink="http://schemas.microsoft.com/office/drawing/2016/ink" xmlns:am3d="http://schemas.microsoft.com/office/drawing/2017/model3d" xmlns:o="urn:schemas-microsoft-com:office:office" xmlns:oel="http://schemas.microsoft.com/office/2019/extlst" xmlns:r="http://schemas.openxmlformats.org/officeDocument/2006/relationships" xmlns:m="http://schemas.openxmlformats.org/officeDocument/2006/math" xmlns:v="urn:schemas-microsoft-com:vml" xmlns:wp14="http://schemas.microsoft.com/office/word/2010/wordprocessingDrawing" xmlns:wp="http://schemas.openxmlformats.org/drawingml/2006/wordprocessingDrawing" xmlns:w10="urn:schemas-microsoft-com:office:word" xmlns:w="http://schemas.openxmlformats.org/wordprocessingml/2006/main" xmlns:w14="http://schemas.microsoft.com/office/word/2010/wordml" xmlns:w15="http://schemas.microsoft.com/office/word/2012/wordml" xmlns:w16cex="http://schemas.microsoft.com/office/word/2018/wordml/cex" xmlns:w16cid="http://schemas.microsoft.com/office/word/2016/wordml/cid" xmlns:w16="http://schemas.microsoft.com/office/word/2018/wordml" xmlns:w16du="http://schemas.microsoft.com/office/word/2023/wordml/word16du" xmlns:w16sdtdh="http://schemas.microsoft.com/office/word/2020/wordml/sdtdatahash" xmlns:w16sdtfl="http://schemas.microsoft.com/office/word/2024/wordml/sdtformatlock" xmlns:w16se="http://schemas.microsoft.com/office/word/2015/wordml/symex" xmlns:wpg="http://schemas.microsoft.com/office/word/2010/wordprocessingGroup" xmlns:wpi="http://schemas.microsoft.com/office/word/2010/wordprocessingInk" xmlns:wne="http://schemas.microsoft.com/office/word/2006/wordml" xmlns:wps="http://schemas.microsoft.com/office/word/2010/wordprocessingShape" mc:Ignorable="w14 w15 w16se w16cid w16 w16cex w16sdtdh w16sdtfl w16du wp14">
   <w:body>
     <w:p>
       <w:pPr>
         <w:rPr>
-          <w:sz w:val="20"/>
-        </w:rPr>
-      </w:pPr>
-      <w:r>
-        <w:rPr>
-          <w:sz w:val="20"/>
+          <w:rFonts w:cs="Arial"/>
+          <w:sz w:val="24"/>
+          <w:szCs w:val="24"/>
+        </w:rPr>
+      </w:pPr>
+      <w:r>
+        <w:rPr>
+          <w:rFonts w:cs="Arial"/>
+          <w:sz w:val="24"/>
+          <w:szCs w:val="24"/>
         </w:rPr>
         <w:fldChar w:fldCharType="begin"/>
       </w:r>
       <w:r>
         <w:rPr>
-          <w:sz w:val="20"/>
+          <w:rFonts w:cs="Arial"/>
+          <w:sz w:val="24"/>
+          <w:szCs w:val="24"/>
         </w:rPr>
         <w:instrText xml:space="preserve"> MERGEFIELD  "${currentDate?date?string('dd MMMM yyyy')}"  \* MERGEFORMAT </w:instrText>
       </w:r>
       <w:r>
         <w:rPr>
-          <w:sz w:val="20"/>
+          <w:rFonts w:cs="Arial"/>
+          <w:sz w:val="24"/>
+          <w:szCs w:val="24"/>
         </w:rPr>
         <w:fldChar w:fldCharType="separate"/>
       </w:r>
       <w:r>
         <w:rPr>
+          <w:rFonts w:cs="Arial"/>
           <w:noProof/>
-          <w:sz w:val="20"/>
+          <w:sz w:val="24"/>
+          <w:szCs w:val="24"/>
         </w:rPr>
         <w:t>«${currentDate?date?string('dd MMMM yyyy'»</w:t>
       </w:r>
       <w:r>
         <w:rPr>
-          <w:sz w:val="20"/>
+          <w:rFonts w:cs="Arial"/>
+          <w:sz w:val="24"/>
+          <w:szCs w:val="24"/>
         </w:rPr>
         <w:fldChar w:fldCharType="end"/>
       </w:r>
@@ -43,87 +55,105 @@
     <w:p>
       <w:pPr>
         <w:rPr>
-          <w:sz w:val="20"/>
-        </w:rPr>
-      </w:pPr>
-      <w:proofErr w:type="spellStart"/>
-      <w:r>
-        <w:rPr>
-          <w:sz w:val="20"/>
+          <w:rFonts w:cs="Arial"/>
+          <w:sz w:val="24"/>
+          <w:szCs w:val="24"/>
+        </w:rPr>
+      </w:pPr>
+      <w:r>
+        <w:rPr>
+          <w:rFonts w:cs="Arial"/>
+          <w:sz w:val="24"/>
+          <w:szCs w:val="24"/>
         </w:rPr>
         <w:t>My</w:t>
       </w:r>
       <w:r>
         <w:rPr>
-          <w:sz w:val="20"/>
-        </w:rPr>
-        <w:t>CCA</w:t>
-      </w:r>
-      <w:proofErr w:type="spellEnd"/>
-      <w:r>
-        <w:rPr>
-          <w:sz w:val="20"/>
+          <w:rFonts w:cs="Arial"/>
+          <w:sz w:val="24"/>
+          <w:szCs w:val="24"/>
+        </w:rPr>
+        <w:t xml:space="preserve">CCA </w:t>
+      </w:r>
+      <w:r>
+        <w:rPr>
+          <w:rFonts w:cs="Arial"/>
+          <w:sz w:val="24"/>
+          <w:szCs w:val="24"/>
+        </w:rPr>
+        <w:t>re</w:t>
+      </w:r>
+      <w:r>
+        <w:rPr>
+          <w:rFonts w:cs="Arial"/>
+          <w:sz w:val="24"/>
+          <w:szCs w:val="24"/>
+        </w:rPr>
+        <w:t>f</w:t>
+      </w:r>
+      <w:r>
+        <w:rPr>
+          <w:rFonts w:cs="Arial"/>
+          <w:sz w:val="24"/>
+          <w:szCs w:val="24"/>
+        </w:rPr>
+        <w:t>erence</w:t>
+      </w:r>
+      <w:r>
+        <w:rPr>
+          <w:rFonts w:cs="Arial"/>
+          <w:sz w:val="24"/>
+          <w:szCs w:val="24"/>
+        </w:rPr>
+        <w:t>:</w:t>
+      </w:r>
+      <w:r>
+        <w:rPr>
+          <w:rFonts w:cs="Arial"/>
+          <w:sz w:val="24"/>
+          <w:szCs w:val="24"/>
         </w:rPr>
         <w:t xml:space="preserve"> </w:t>
       </w:r>
       <w:r>
         <w:rPr>
-          <w:sz w:val="20"/>
-        </w:rPr>
-        <w:t>re</w:t>
-      </w:r>
-      <w:r>
-        <w:rPr>
-          <w:sz w:val="20"/>
-        </w:rPr>
-        <w:t>f</w:t>
-      </w:r>
-      <w:r>
-        <w:rPr>
-          <w:sz w:val="20"/>
-        </w:rPr>
-        <w:t>erence</w:t>
-      </w:r>
-      <w:r>
-        <w:rPr>
-          <w:sz w:val="20"/>
-        </w:rPr>
-        <w:t>:</w:t>
-      </w:r>
-      <w:r>
-        <w:rPr>
-          <w:sz w:val="20"/>
-        </w:rPr>
-        <w:t xml:space="preserve"> </w:t>
-      </w:r>
-      <w:r>
-        <w:rPr>
-          <w:sz w:val="20"/>
+          <w:rFonts w:cs="Arial"/>
+          <w:sz w:val="24"/>
+          <w:szCs w:val="24"/>
         </w:rPr>
         <w:fldChar w:fldCharType="begin"/>
       </w:r>
       <w:r>
         <w:rPr>
-          <w:sz w:val="20"/>
+          <w:rFonts w:cs="Arial"/>
+          <w:sz w:val="24"/>
+          <w:szCs w:val="24"/>
         </w:rPr>
         <w:instrText xml:space="preserve"> MERGEFIELD  ${workflow.requestId}  \* MERGEFORMAT </w:instrText>
       </w:r>
       <w:r>
         <w:rPr>
-          <w:sz w:val="20"/>
+          <w:rFonts w:cs="Arial"/>
+          <w:sz w:val="24"/>
+          <w:szCs w:val="24"/>
         </w:rPr>
         <w:fldChar w:fldCharType="separate"/>
       </w:r>
       <w:r>
         <w:rPr>
+          <w:rFonts w:cs="Arial"/>
           <w:noProof/>
-          <w:sz w:val="20"/>
+          <w:sz w:val="24"/>
+          <w:szCs w:val="24"/>
         </w:rPr>
         <w:t>«${workflow.requestId}»</w:t>
       </w:r>
       <w:r>
         <w:rPr>
-          <w:sz w:val="20"/>
+          <w:rFonts w:cs="Arial"/>
+          <w:sz w:val="24"/>
+          <w:szCs w:val="24"/>
         </w:rPr>
         <w:fldChar w:fldCharType="end"/>
       </w:r>
@@ -131,56 +161,49 @@
     <w:p>
       <w:pPr>
         <w:rPr>
-          <w:sz w:val="20"/>
+          <w:rFonts w:cs="Arial"/>
+          <w:sz w:val="24"/>
+          <w:szCs w:val="24"/>
         </w:rPr>
       </w:pPr>
     </w:p>
     <w:p>
       <w:pPr>
-        <w:autoSpaceDE w:val="0"/>
-        <w:autoSpaceDN w:val="0"/>
-        <w:adjustRightInd w:val="0"/>
-        <w:rPr>
-          <w:rFonts w:cs="Arial"/>
-          <w:sz w:val="20"/>
-        </w:rPr>
-      </w:pPr>
-      <w:r>
-        <w:rPr>
-          <w:sz w:val="20"/>
-        </w:rPr>
-        <w:t>Account</w:t>
-      </w:r>
-      <w:r>
-        <w:rPr>
-          <w:sz w:val="20"/>
-        </w:rPr>
-        <w:t xml:space="preserve"> identifier</w:t>
-      </w:r>
-      <w:r>
-        <w:rPr>
-          <w:sz w:val="20"/>
-        </w:rPr>
-        <w:t xml:space="preserve">: </w:t>
-      </w:r>
-      <w:r>
-        <w:rPr>
-          <w:rFonts w:cs="Arial"/>
-          <w:sz w:val="20"/>
+        <w:rPr>
+          <w:rFonts w:cs="Arial"/>
+          <w:sz w:val="24"/>
+          <w:szCs w:val="24"/>
+        </w:rPr>
+      </w:pPr>
+      <w:r>
+        <w:rPr>
+          <w:rFonts w:cs="Arial"/>
+          <w:sz w:val="24"/>
+          <w:szCs w:val="24"/>
+        </w:rPr>
+        <w:t xml:space="preserve">Operator name: </w:t>
+      </w:r>
+      <w:r>
+        <w:rPr>
+          <w:rFonts w:cs="Arial"/>
+          <w:sz w:val="24"/>
+          <w:szCs w:val="24"/>
         </w:rPr>
         <w:fldChar w:fldCharType="begin"/>
       </w:r>
       <w:r>
         <w:rPr>
           <w:rFonts w:cs="Arial"/>
-          <w:sz w:val="20"/>
-        </w:rPr>
-        <w:instrText xml:space="preserve"> MERGEFIELD  ${account.targetUnitIdentifier}  \* MERGEFORMAT </w:instrText>
-      </w:r>
-      <w:r>
-        <w:rPr>
-          <w:rFonts w:cs="Arial"/>
-          <w:sz w:val="20"/>
+          <w:sz w:val="24"/>
+          <w:szCs w:val="24"/>
+        </w:rPr>
+        <w:instrText xml:space="preserve"> MERGEFIELD  ${params.targetUnitDetails.name}  \* MERGEFORMAT </w:instrText>
+      </w:r>
+      <w:r>
+        <w:rPr>
+          <w:rFonts w:cs="Arial"/>
+          <w:sz w:val="24"/>
+          <w:szCs w:val="24"/>
         </w:rPr>
         <w:fldChar w:fldCharType="separate"/>
       </w:r>
@@ -188,14 +211,16 @@
         <w:rPr>
           <w:rFonts w:cs="Arial"/>
           <w:noProof/>
-          <w:sz w:val="20"/>
-        </w:rPr>
-        <w:t>«${account.targetUnitIdentifier}»</w:t>
-      </w:r>
-      <w:r>
-        <w:rPr>
-          <w:rFonts w:cs="Arial"/>
-          <w:sz w:val="20"/>
+          <w:sz w:val="24"/>
+          <w:szCs w:val="24"/>
+        </w:rPr>
+        <w:t>«${params.targetUnitDetails.name}»</w:t>
+      </w:r>
+      <w:r>
+        <w:rPr>
+          <w:rFonts w:cs="Arial"/>
+          <w:sz w:val="24"/>
+          <w:szCs w:val="24"/>
         </w:rPr>
         <w:fldChar w:fldCharType="end"/>
       </w:r>
@@ -203,89 +228,151 @@
     <w:p>
       <w:pPr>
         <w:rPr>
-          <w:sz w:val="20"/>
-        </w:rPr>
-      </w:pPr>
-      <w:r>
-        <w:rPr>
-          <w:sz w:val="20"/>
-        </w:rPr>
-        <w:t xml:space="preserve">Operator name: </w:t>
-      </w:r>
-      <w:r>
-        <w:rPr>
-          <w:sz w:val="20"/>
+          <w:sz w:val="24"/>
+          <w:szCs w:val="24"/>
+        </w:rPr>
+      </w:pPr>
+      <w:r>
+        <w:rPr>
+          <w:sz w:val="24"/>
+          <w:szCs w:val="24"/>
         </w:rPr>
         <w:fldChar w:fldCharType="begin"/>
       </w:r>
       <w:r>
         <w:rPr>
-          <w:sz w:val="20"/>
-        </w:rPr>
-        <w:instrText xml:space="preserve"> MERGEFIELD  ${account.name}  \* MERGEFORMAT </w:instrText>
-      </w:r>
-      <w:r>
-        <w:rPr>
-          <w:sz w:val="20"/>
+          <w:sz w:val="24"/>
+          <w:szCs w:val="24"/>
+        </w:rPr>
+        <w:instrText xml:space="preserve"> MERGEFIELD  "[#if (params.targetUnitDetails.companyRegistrationNumber?has_content)]"  \* MERGEFORMAT </w:instrText>
+      </w:r>
+      <w:r>
+        <w:rPr>
+          <w:sz w:val="24"/>
+          <w:szCs w:val="24"/>
         </w:rPr>
         <w:fldChar w:fldCharType="separate"/>
       </w:r>
       <w:r>
         <w:rPr>
           <w:noProof/>
-          <w:sz w:val="20"/>
-        </w:rPr>
-        <w:t>«${account.name}»</w:t>
-      </w:r>
-      <w:r>
-        <w:rPr>
-          <w:sz w:val="20"/>
+          <w:sz w:val="24"/>
+          <w:szCs w:val="24"/>
+        </w:rPr>
+        <w:t>«[#if (params.targetUnitDetails.companyRe»</w:t>
+      </w:r>
+      <w:r>
+        <w:rPr>
+          <w:sz w:val="24"/>
+          <w:szCs w:val="24"/>
         </w:rPr>
         <w:fldChar w:fldCharType="end"/>
+      </w:r>
+      <w:r>
+        <w:rPr>
+          <w:sz w:val="24"/>
+          <w:szCs w:val="24"/>
+        </w:rPr>
+        <w:t xml:space="preserve">Company number: </w:t>
+      </w:r>
+      <w:r>
+        <w:rPr>
+          <w:sz w:val="24"/>
+          <w:szCs w:val="24"/>
+        </w:rPr>
+        <w:fldChar w:fldCharType="begin"/>
+      </w:r>
+      <w:r>
+        <w:rPr>
+          <w:sz w:val="24"/>
+          <w:szCs w:val="24"/>
+        </w:rPr>
+        <w:instrText xml:space="preserve"> MERGEFIELD  ${(params.targetUnitDetails.companyRegistrationNumber)!}  \* MERGEFORMAT </w:instrText>
+      </w:r>
+      <w:r>
+        <w:rPr>
+          <w:sz w:val="24"/>
+          <w:szCs w:val="24"/>
+        </w:rPr>
+        <w:fldChar w:fldCharType="separate"/>
+      </w:r>
+      <w:r>
+        <w:rPr>
+          <w:noProof/>
+          <w:sz w:val="24"/>
+          <w:szCs w:val="24"/>
+        </w:rPr>
+        <w:t>«${(params.targetUnitDetails.companyRegis»</w:t>
+      </w:r>
+      <w:r>
+        <w:rPr>
+          <w:sz w:val="24"/>
+          <w:szCs w:val="24"/>
+        </w:rPr>
+        <w:fldChar w:fldCharType="end"/>
+      </w:r>
+      <w:r>
+        <w:rPr>
+          <w:sz w:val="24"/>
+          <w:szCs w:val="24"/>
+        </w:rPr>
+        <w:fldChar w:fldCharType="begin"/>
+      </w:r>
+      <w:r>
+        <w:rPr>
+          <w:sz w:val="24"/>
+          <w:szCs w:val="24"/>
+        </w:rPr>
+        <w:instrText xml:space="preserve"> MERGEFIELD  [/#if]  \* MERGEFORMAT </w:instrText>
+      </w:r>
+      <w:r>
+        <w:rPr>
+          <w:sz w:val="24"/>
+          <w:szCs w:val="24"/>
+        </w:rPr>
+        <w:fldChar w:fldCharType="separate"/>
+      </w:r>
+      <w:r>
+        <w:rPr>
+          <w:noProof/>
+          <w:sz w:val="24"/>
+          <w:szCs w:val="24"/>
+        </w:rPr>
+        <w:t>«[/#if]»</w:t>
+      </w:r>
+      <w:r>
+        <w:rPr>
+          <w:sz w:val="24"/>
+          <w:szCs w:val="24"/>
+        </w:rPr>
+        <w:fldChar w:fldCharType="end"/>
+      </w:r>
+      <w:r>
+        <w:rPr>
+          <w:sz w:val="24"/>
+          <w:szCs w:val="24"/>
+        </w:rPr>
+        <w:t xml:space="preserve"> </w:t>
       </w:r>
     </w:p>
     <w:p>
       <w:pPr>
-        <w:rPr>
-          <w:sz w:val="20"/>
-        </w:rPr>
-      </w:pPr>
-      <w:r>
-        <w:rPr>
-          <w:sz w:val="20"/>
-        </w:rPr>
-        <w:t xml:space="preserve">Company number: </w:t>
-      </w:r>
-      <w:r>
-        <w:rPr>
-          <w:sz w:val="20"/>
-        </w:rPr>
-        <w:fldChar w:fldCharType="begin"/>
-      </w:r>
-      <w:r>
-        <w:rPr>
-          <w:sz w:val="20"/>
-        </w:rPr>
-        <w:instrText xml:space="preserve"> MERGEFIELD  ${(account.companyRegistrationNumber)!}  \* MERGEFORMAT </w:instrText>
-      </w:r>
-      <w:r>
-        <w:rPr>
-          <w:sz w:val="20"/>
-        </w:rPr>
-        <w:fldChar w:fldCharType="separate"/>
-      </w:r>
-      <w:r>
-        <w:rPr>
-          <w:noProof/>
-          <w:sz w:val="20"/>
-        </w:rPr>
-        <w:t>«${(account.companyRegistrationNumber)!}»</w:t>
-      </w:r>
-      <w:r>
-        <w:rPr>
-          <w:sz w:val="20"/>
-        </w:rPr>
-        <w:fldChar w:fldCharType="end"/>
+        <w:spacing w:before="120"/>
+        <w:rPr>
+          <w:rFonts w:cs="Arial"/>
+          <w:bCs/>
+          <w:sz w:val="24"/>
+          <w:szCs w:val="24"/>
+        </w:rPr>
+      </w:pPr>
+      <w:r>
+        <w:rPr>
+          <w:rFonts w:cs="Arial"/>
+          <w:bCs/>
+          <w:sz w:val="24"/>
+          <w:szCs w:val="24"/>
+        </w:rPr>
+        <w:t>Address for service:</w:t>
       </w:r>
     </w:p>
     <w:p>
@@ -293,16 +380,18 @@
         <w:rPr>
           <w:rFonts w:cs="Arial"/>
           <w:bCs/>
-          <w:sz w:val="20"/>
+          <w:sz w:val="24"/>
+          <w:szCs w:val="24"/>
         </w:rPr>
       </w:pPr>
       <w:r>
         <w:rPr>
           <w:rFonts w:cs="Arial"/>
           <w:bCs/>
-          <w:sz w:val="20"/>
-        </w:rPr>
-        <w:t>Address for service:</w:t>
+          <w:sz w:val="24"/>
+          <w:szCs w:val="24"/>
+        </w:rPr>
+        <w:t>By post:</w:t>
       </w:r>
     </w:p>
     <w:p>
@@ -310,16 +399,55 @@
         <w:rPr>
           <w:rFonts w:cs="Arial"/>
           <w:bCs/>
-          <w:sz w:val="20"/>
+          <w:sz w:val="24"/>
+          <w:szCs w:val="24"/>
         </w:rPr>
       </w:pPr>
       <w:r>
         <w:rPr>
           <w:rFonts w:cs="Arial"/>
           <w:bCs/>
-          <w:sz w:val="20"/>
-        </w:rPr>
-        <w:t>By post:</w:t>
+          <w:sz w:val="24"/>
+          <w:szCs w:val="24"/>
+        </w:rPr>
+        <w:fldChar w:fldCharType="begin"/>
+      </w:r>
+      <w:r>
+        <w:rPr>
+          <w:rFonts w:cs="Arial"/>
+          <w:bCs/>
+          <w:sz w:val="24"/>
+          <w:szCs w:val="24"/>
+        </w:rPr>
+        <w:instrText xml:space="preserve"> MERGEFIELD  ${params.targetUnitDetails.location}  \* MERGEFORMAT </w:instrText>
+      </w:r>
+      <w:r>
+        <w:rPr>
+          <w:rFonts w:cs="Arial"/>
+          <w:bCs/>
+          <w:sz w:val="24"/>
+          <w:szCs w:val="24"/>
+        </w:rPr>
+        <w:fldChar w:fldCharType="separate"/>
+      </w:r>
+      <w:r>
+        <w:rPr>
+          <w:rFonts w:cs="Arial"/>
+          <w:bCs/>
+          <w:noProof/>
+          <w:sz w:val="24"/>
+          <w:szCs w:val="24"/>
+        </w:rPr>
+        <w:t>«${params.targetUnitDetails.location}»</w:t>
+      </w:r>
+      <w:r>
+        <w:rPr>
+          <w:rFonts w:cs="Arial"/>
+          <w:bCs/>
+          <w:sz w:val="24"/>
+          <w:szCs w:val="24"/>
+        </w:rPr>
+        <w:fldChar w:fldCharType="end"/>
       </w:r>
     </w:p>
     <w:p>
@@ -327,30 +455,144 @@
         <w:rPr>
           <w:rFonts w:cs="Arial"/>
           <w:bCs/>
-          <w:sz w:val="20"/>
+          <w:sz w:val="24"/>
+          <w:szCs w:val="24"/>
         </w:rPr>
       </w:pPr>
       <w:r>
         <w:rPr>
           <w:rFonts w:cs="Arial"/>
           <w:bCs/>
-          <w:sz w:val="20"/>
+          <w:sz w:val="24"/>
+          <w:szCs w:val="24"/>
+        </w:rPr>
+        <w:t>Electronically:</w:t>
+      </w:r>
+    </w:p>
+    <w:p>
+      <w:pPr>
+        <w:rPr>
+          <w:rFonts w:cs="Arial"/>
+          <w:sz w:val="24"/>
+          <w:szCs w:val="24"/>
+        </w:rPr>
+      </w:pPr>
+      <w:r>
+        <w:rPr>
+          <w:rFonts w:cs="Arial"/>
+          <w:noProof/>
+          <w:sz w:val="24"/>
+          <w:szCs w:val="24"/>
         </w:rPr>
         <w:fldChar w:fldCharType="begin"/>
       </w:r>
       <w:r>
         <w:rPr>
           <w:rFonts w:cs="Arial"/>
+          <w:noProof/>
+          <w:sz w:val="24"/>
+          <w:szCs w:val="24"/>
+        </w:rPr>
+        <w:instrText xml:space="preserve"> MERGEFIELD  ${params.targetUnitDetails.primaryContactEmail}  \* MERGEFORMAT </w:instrText>
+      </w:r>
+      <w:r>
+        <w:rPr>
+          <w:rFonts w:cs="Arial"/>
+          <w:noProof/>
+          <w:sz w:val="24"/>
+          <w:szCs w:val="24"/>
+        </w:rPr>
+        <w:fldChar w:fldCharType="separate"/>
+      </w:r>
+      <w:r>
+        <w:rPr>
+          <w:rFonts w:cs="Arial"/>
+          <w:noProof/>
+          <w:sz w:val="24"/>
+          <w:szCs w:val="24"/>
+        </w:rPr>
+        <w:t>«${params.targetUnitDetails.primaryContac»</w:t>
+      </w:r>
+      <w:r>
+        <w:rPr>
+          <w:rFonts w:cs="Arial"/>
+          <w:noProof/>
+          <w:sz w:val="24"/>
+          <w:szCs w:val="24"/>
+        </w:rPr>
+        <w:fldChar w:fldCharType="end"/>
+      </w:r>
+    </w:p>
+    <w:p>
+      <w:pPr>
+        <w:rPr>
+          <w:rFonts w:cs="Arial"/>
+          <w:sz w:val="24"/>
+          <w:szCs w:val="24"/>
+        </w:rPr>
+      </w:pPr>
+    </w:p>
+    <w:p>
+      <w:pPr>
+        <w:pStyle w:val="Heading1"/>
+        <w:rPr>
+          <w:sz w:val="24"/>
+        </w:rPr>
+      </w:pPr>
+      <w:r>
+        <w:rPr>
+          <w:sz w:val="24"/>
+        </w:rPr>
+        <w:t>The Climate Change Agreements (Administration) Regulations 2012 (As amended) (“THE REGULATIONS”)</w:t>
+      </w:r>
+      <w:r>
+        <w:rPr>
+          <w:sz w:val="24"/>
+        </w:rPr>
+        <w:t xml:space="preserve"> - DECISION NOTICE</w:t>
+      </w:r>
+    </w:p>
+    <w:p>
+      <w:pPr>
+        <w:spacing w:before="120"/>
+        <w:rPr>
+          <w:rFonts w:cs="Arial"/>
+          <w:sz w:val="24"/>
+          <w:szCs w:val="24"/>
+        </w:rPr>
+      </w:pPr>
+      <w:r>
+        <w:rPr>
+          <w:rFonts w:cs="Arial"/>
+          <w:sz w:val="24"/>
+          <w:szCs w:val="24"/>
+        </w:rPr>
+        <w:t xml:space="preserve">Dear </w:t>
+      </w:r>
+      <w:r>
+        <w:rPr>
+          <w:rFonts w:cs="Arial"/>
           <w:bCs/>
-          <w:sz w:val="20"/>
-        </w:rPr>
-        <w:instrText xml:space="preserve"> MERGEFIELD  ${account.location}  \* MERGEFORMAT </w:instrText>
+          <w:sz w:val="24"/>
+          <w:szCs w:val="24"/>
+        </w:rPr>
+        <w:fldChar w:fldCharType="begin"/>
       </w:r>
       <w:r>
         <w:rPr>
           <w:rFonts w:cs="Arial"/>
           <w:bCs/>
-          <w:sz w:val="20"/>
+          <w:sz w:val="24"/>
+          <w:szCs w:val="24"/>
+        </w:rPr>
+        <w:instrText xml:space="preserve"> MERGEFIELD  ${params.targetUnitDetails.primaryContact}  \* MERGEFORMAT </w:instrText>
+      </w:r>
+      <w:r>
+        <w:rPr>
+          <w:rFonts w:cs="Arial"/>
+          <w:bCs/>
+          <w:sz w:val="24"/>
+          <w:szCs w:val="24"/>
         </w:rPr>
         <w:fldChar w:fldCharType="separate"/>
       </w:r>
@@ -359,625 +601,897 @@
           <w:rFonts w:cs="Arial"/>
           <w:bCs/>
           <w:noProof/>
-          <w:sz w:val="20"/>
-        </w:rPr>
-        <w:t>«${account.location}»</w:t>
+          <w:sz w:val="24"/>
+          <w:szCs w:val="24"/>
+        </w:rPr>
+        <w:t>«${params.targetUnitDetails.primaryContac»</w:t>
       </w:r>
       <w:r>
         <w:rPr>
           <w:rFonts w:cs="Arial"/>
           <w:bCs/>
-          <w:sz w:val="20"/>
+          <w:sz w:val="24"/>
+          <w:szCs w:val="24"/>
         </w:rPr>
         <w:fldChar w:fldCharType="end"/>
+      </w:r>
+      <w:r>
+        <w:rPr>
+          <w:rFonts w:cs="Arial"/>
+          <w:bCs/>
+          <w:sz w:val="24"/>
+          <w:szCs w:val="24"/>
+        </w:rPr>
+        <w:t>,</w:t>
+      </w:r>
+      <w:r>
+        <w:rPr>
+          <w:rFonts w:cs="Arial"/>
+          <w:bCs/>
+          <w:sz w:val="24"/>
+          <w:szCs w:val="24"/>
+        </w:rPr>
+        <w:t xml:space="preserve"> </w:t>
       </w:r>
     </w:p>
     <w:p>
       <w:pPr>
-        <w:rPr>
-          <w:rFonts w:cs="Arial"/>
-          <w:bCs/>
-          <w:sz w:val="20"/>
-        </w:rPr>
-      </w:pPr>
-      <w:r>
-        <w:rPr>
-          <w:rFonts w:cs="Arial"/>
-          <w:bCs/>
-          <w:sz w:val="20"/>
-        </w:rPr>
-        <w:t>Electronically:</w:t>
+        <w:spacing w:before="120"/>
+        <w:rPr>
+          <w:rFonts w:cs="Arial"/>
+          <w:sz w:val="24"/>
+          <w:szCs w:val="24"/>
+        </w:rPr>
+      </w:pPr>
+      <w:r>
+        <w:rPr>
+          <w:rFonts w:cs="Arial"/>
+          <w:sz w:val="24"/>
+          <w:szCs w:val="24"/>
+        </w:rPr>
+        <w:t xml:space="preserve">We are writing to inform </w:t>
+      </w:r>
+      <w:r>
+        <w:rPr>
+          <w:rFonts w:cs="Arial"/>
+          <w:sz w:val="24"/>
+          <w:szCs w:val="24"/>
+        </w:rPr>
+        <w:fldChar w:fldCharType="begin"/>
+      </w:r>
+      <w:r>
+        <w:rPr>
+          <w:rFonts w:cs="Arial"/>
+          <w:sz w:val="24"/>
+          <w:szCs w:val="24"/>
+        </w:rPr>
+        <w:instrText xml:space="preserve"> MERGEFIELD  ${params.targetUnitDetails.name}  \* MERGEFORMAT </w:instrText>
+      </w:r>
+      <w:r>
+        <w:rPr>
+          <w:rFonts w:cs="Arial"/>
+          <w:sz w:val="24"/>
+          <w:szCs w:val="24"/>
+        </w:rPr>
+        <w:fldChar w:fldCharType="separate"/>
+      </w:r>
+      <w:r>
+        <w:rPr>
+          <w:rFonts w:cs="Arial"/>
+          <w:noProof/>
+          <w:sz w:val="24"/>
+          <w:szCs w:val="24"/>
+        </w:rPr>
+        <w:t>«${params.targetUnitDetails.name}»</w:t>
+      </w:r>
+      <w:r>
+        <w:rPr>
+          <w:rFonts w:cs="Arial"/>
+          <w:sz w:val="24"/>
+          <w:szCs w:val="24"/>
+        </w:rPr>
+        <w:fldChar w:fldCharType="end"/>
+      </w:r>
+      <w:r>
+        <w:rPr>
+          <w:rFonts w:cs="Arial"/>
+          <w:sz w:val="24"/>
+          <w:szCs w:val="24"/>
+        </w:rPr>
+        <w:t xml:space="preserve"> (“</w:t>
+      </w:r>
+      <w:r>
+        <w:rPr>
+          <w:rFonts w:cs="Arial"/>
+          <w:sz w:val="24"/>
+          <w:szCs w:val="24"/>
+        </w:rPr>
+        <w:t>you</w:t>
+      </w:r>
+      <w:r>
+        <w:rPr>
+          <w:rFonts w:cs="Arial"/>
+          <w:sz w:val="24"/>
+          <w:szCs w:val="24"/>
+        </w:rPr>
+        <w:t>”)</w:t>
+      </w:r>
+      <w:r>
+        <w:rPr>
+          <w:rFonts w:cs="Arial"/>
+          <w:sz w:val="24"/>
+          <w:szCs w:val="24"/>
+        </w:rPr>
+        <w:t xml:space="preserve"> that </w:t>
+      </w:r>
+      <w:r>
+        <w:rPr>
+          <w:rFonts w:cs="Arial"/>
+          <w:sz w:val="24"/>
+          <w:szCs w:val="24"/>
+        </w:rPr>
+        <w:t xml:space="preserve">we </w:t>
+      </w:r>
+      <w:r>
+        <w:rPr>
+          <w:rFonts w:cs="Arial"/>
+          <w:sz w:val="24"/>
+          <w:szCs w:val="24"/>
+        </w:rPr>
+        <w:t>var</w:t>
+      </w:r>
+      <w:r>
+        <w:rPr>
+          <w:rFonts w:cs="Arial"/>
+          <w:sz w:val="24"/>
+          <w:szCs w:val="24"/>
+        </w:rPr>
+        <w:t>ied</w:t>
+      </w:r>
+      <w:r>
+        <w:rPr>
+          <w:rFonts w:cs="Arial"/>
+          <w:sz w:val="24"/>
+          <w:szCs w:val="24"/>
+        </w:rPr>
+        <w:t xml:space="preserve"> </w:t>
+      </w:r>
+      <w:r>
+        <w:rPr>
+          <w:rFonts w:cs="Arial"/>
+          <w:sz w:val="24"/>
+          <w:szCs w:val="24"/>
+        </w:rPr>
+        <w:t>your</w:t>
+      </w:r>
+      <w:r>
+        <w:rPr>
+          <w:rFonts w:cs="Arial"/>
+          <w:sz w:val="24"/>
+          <w:szCs w:val="24"/>
+        </w:rPr>
+        <w:t xml:space="preserve"> underlying a</w:t>
+      </w:r>
+      <w:r>
+        <w:rPr>
+          <w:rFonts w:cs="Arial"/>
+          <w:sz w:val="24"/>
+          <w:szCs w:val="24"/>
+        </w:rPr>
+        <w:t>greement</w:t>
+      </w:r>
+      <w:r>
+        <w:rPr>
+          <w:rFonts w:cs="Arial"/>
+          <w:sz w:val="24"/>
+          <w:szCs w:val="24"/>
+        </w:rPr>
+        <w:t>(s)</w:t>
+      </w:r>
+      <w:r>
+        <w:rPr>
+          <w:rFonts w:cs="Arial"/>
+          <w:sz w:val="24"/>
+          <w:szCs w:val="24"/>
+        </w:rPr>
+        <w:t xml:space="preserve"> </w:t>
+      </w:r>
+      <w:r>
+        <w:rPr>
+          <w:rFonts w:cs="Arial"/>
+          <w:sz w:val="24"/>
+          <w:szCs w:val="24"/>
+        </w:rPr>
+        <w:t xml:space="preserve">on </w:t>
+      </w:r>
+      <w:r>
+        <w:rPr>
+          <w:rFonts w:cs="Arial"/>
+          <w:sz w:val="24"/>
+          <w:szCs w:val="24"/>
+        </w:rPr>
+        <w:fldChar w:fldCharType="begin"/>
+      </w:r>
+      <w:r>
+        <w:rPr>
+          <w:rFonts w:cs="Arial"/>
+          <w:sz w:val="24"/>
+          <w:szCs w:val="24"/>
+        </w:rPr>
+        <w:instrText xml:space="preserve"> MERGEFIELD  "${currentDate?date?string('dd MMMM yyyy')}"  \* MERGEFORMAT </w:instrText>
+      </w:r>
+      <w:r>
+        <w:rPr>
+          <w:rFonts w:cs="Arial"/>
+          <w:sz w:val="24"/>
+          <w:szCs w:val="24"/>
+        </w:rPr>
+        <w:fldChar w:fldCharType="separate"/>
+      </w:r>
+      <w:r>
+        <w:rPr>
+          <w:rFonts w:cs="Arial"/>
+          <w:noProof/>
+          <w:sz w:val="24"/>
+          <w:szCs w:val="24"/>
+        </w:rPr>
+        <w:t>«${currentDate?date?string('dd MMMM yyyy'»</w:t>
+      </w:r>
+      <w:r>
+        <w:rPr>
+          <w:rFonts w:cs="Arial"/>
+          <w:sz w:val="24"/>
+          <w:szCs w:val="24"/>
+        </w:rPr>
+        <w:fldChar w:fldCharType="end"/>
+      </w:r>
+      <w:r>
+        <w:rPr>
+          <w:rFonts w:cs="Arial"/>
+          <w:sz w:val="24"/>
+          <w:szCs w:val="24"/>
+        </w:rPr>
+        <w:t>.</w:t>
       </w:r>
     </w:p>
     <w:p>
       <w:pPr>
-        <w:rPr>
-          <w:sz w:val="20"/>
-        </w:rPr>
-      </w:pPr>
-      <w:r>
-        <w:rPr>
+        <w:spacing w:before="120"/>
+        <w:rPr>
+          <w:rFonts w:cs="Arial"/>
           <w:noProof/>
-          <w:sz w:val="20"/>
+          <w:sz w:val="24"/>
+          <w:szCs w:val="24"/>
+        </w:rPr>
+      </w:pPr>
+      <w:r>
+        <w:rPr>
+          <w:rFonts w:cs="Arial"/>
+          <w:sz w:val="24"/>
+          <w:szCs w:val="24"/>
+        </w:rPr>
+        <w:t>We have attached a proposed version of your varied agreement</w:t>
+      </w:r>
+      <w:r>
+        <w:rPr>
+          <w:rFonts w:cs="Arial"/>
+          <w:sz w:val="24"/>
+          <w:szCs w:val="24"/>
+        </w:rPr>
+        <w:t>(s)</w:t>
+      </w:r>
+      <w:r>
+        <w:rPr>
+          <w:rFonts w:cs="Arial"/>
+          <w:sz w:val="24"/>
+          <w:szCs w:val="24"/>
+        </w:rPr>
+        <w:t xml:space="preserve">, </w:t>
+      </w:r>
+      <w:r>
+        <w:rPr>
+          <w:rFonts w:cs="Arial"/>
+          <w:sz w:val="24"/>
+          <w:szCs w:val="24"/>
+        </w:rPr>
+        <w:t>containing</w:t>
+      </w:r>
+      <w:r>
+        <w:rPr>
+          <w:rFonts w:cs="Arial"/>
+          <w:sz w:val="24"/>
+          <w:szCs w:val="24"/>
+        </w:rPr>
+        <w:t xml:space="preserve"> the changes </w:t>
+      </w:r>
+      <w:r>
+        <w:rPr>
+          <w:rFonts w:cs="Arial"/>
+          <w:sz w:val="24"/>
+          <w:szCs w:val="24"/>
+        </w:rPr>
+        <w:t>we have</w:t>
+      </w:r>
+      <w:r>
+        <w:rPr>
+          <w:sz w:val="24"/>
+          <w:szCs w:val="24"/>
         </w:rPr>
         <w:fldChar w:fldCharType="begin"/>
       </w:r>
       <w:r>
         <w:rPr>
+          <w:sz w:val="24"/>
+          <w:szCs w:val="24"/>
+        </w:rPr>
+        <w:instrText xml:space="preserve"> MERGEFIELD  "[#if (params.isRegulatorLed)]"  \* MERGEFORMAT </w:instrText>
+      </w:r>
+      <w:r>
+        <w:rPr>
+          <w:sz w:val="24"/>
+          <w:szCs w:val="24"/>
+        </w:rPr>
+        <w:fldChar w:fldCharType="separate"/>
+      </w:r>
+      <w:r>
+        <w:rPr>
           <w:noProof/>
-          <w:sz w:val="20"/>
-        </w:rPr>
-        <w:instrText xml:space="preserve"> MERGEFIELD  ${account.primaryContactEmail}  \* MERGEFORMAT </w:instrText>
+          <w:sz w:val="24"/>
+          <w:szCs w:val="24"/>
+        </w:rPr>
+        <w:t>«[#if (params.isRegulatorLed)]»</w:t>
+      </w:r>
+      <w:r>
+        <w:rPr>
+          <w:sz w:val="24"/>
+          <w:szCs w:val="24"/>
+        </w:rPr>
+        <w:fldChar w:fldCharType="end"/>
+      </w:r>
+      <w:r>
+        <w:rPr>
+          <w:sz w:val="24"/>
+          <w:szCs w:val="24"/>
+        </w:rPr>
+        <w:t xml:space="preserve"> </w:t>
+      </w:r>
+      <w:r>
+        <w:rPr>
+          <w:rFonts w:cs="Arial"/>
+          <w:sz w:val="24"/>
+          <w:szCs w:val="24"/>
+        </w:rPr>
+        <w:t>completed</w:t>
+      </w:r>
+      <w:r>
+        <w:rPr>
+          <w:sz w:val="24"/>
+          <w:szCs w:val="24"/>
+        </w:rPr>
+        <w:fldChar w:fldCharType="begin"/>
+      </w:r>
+      <w:r>
+        <w:rPr>
+          <w:sz w:val="24"/>
+          <w:szCs w:val="24"/>
+        </w:rPr>
+        <w:instrText xml:space="preserve"> MERGEFIELD  [#else]  \* MERGEFORMAT </w:instrText>
+      </w:r>
+      <w:r>
+        <w:rPr>
+          <w:sz w:val="24"/>
+          <w:szCs w:val="24"/>
+        </w:rPr>
+        <w:fldChar w:fldCharType="separate"/>
       </w:r>
       <w:r>
         <w:rPr>
           <w:noProof/>
-          <w:sz w:val="20"/>
+          <w:sz w:val="24"/>
+          <w:szCs w:val="24"/>
+        </w:rPr>
+        <w:t>«[#else]»</w:t>
+      </w:r>
+      <w:r>
+        <w:rPr>
+          <w:sz w:val="24"/>
+          <w:szCs w:val="24"/>
+        </w:rPr>
+        <w:fldChar w:fldCharType="end"/>
+      </w:r>
+      <w:r>
+        <w:rPr>
+          <w:sz w:val="24"/>
+          <w:szCs w:val="24"/>
+        </w:rPr>
+        <w:t xml:space="preserve"> </w:t>
+      </w:r>
+      <w:r>
+        <w:rPr>
+          <w:rFonts w:cs="Arial"/>
+          <w:sz w:val="24"/>
+          <w:szCs w:val="24"/>
+        </w:rPr>
+        <w:t>accepted</w:t>
+      </w:r>
+      <w:r>
+        <w:rPr>
+          <w:sz w:val="24"/>
+          <w:szCs w:val="24"/>
+        </w:rPr>
+        <w:fldChar w:fldCharType="begin"/>
+      </w:r>
+      <w:r>
+        <w:rPr>
+          <w:sz w:val="24"/>
+          <w:szCs w:val="24"/>
+        </w:rPr>
+        <w:instrText xml:space="preserve"> MERGEFIELD  [/#if]  \* MERGEFORMAT </w:instrText>
+      </w:r>
+      <w:r>
+        <w:rPr>
+          <w:sz w:val="24"/>
+          <w:szCs w:val="24"/>
         </w:rPr>
         <w:fldChar w:fldCharType="separate"/>
       </w:r>
       <w:r>
         <w:rPr>
           <w:noProof/>
-          <w:sz w:val="20"/>
-        </w:rPr>
-        <w:t>«${account.primaryContactEmail}»</w:t>
-      </w:r>
-      <w:r>
-        <w:rPr>
+          <w:sz w:val="24"/>
+          <w:szCs w:val="24"/>
+        </w:rPr>
+        <w:t>«[/#if]»</w:t>
+      </w:r>
+      <w:r>
+        <w:rPr>
+          <w:sz w:val="24"/>
+          <w:szCs w:val="24"/>
+        </w:rPr>
+        <w:fldChar w:fldCharType="end"/>
+      </w:r>
+      <w:r>
+        <w:rPr>
+          <w:rFonts w:cs="Arial"/>
+          <w:sz w:val="24"/>
+          <w:szCs w:val="24"/>
+        </w:rPr>
+        <w:t>.</w:t>
+      </w:r>
+      <w:r>
+        <w:rPr>
+          <w:rFonts w:cs="Arial"/>
           <w:noProof/>
-          <w:sz w:val="20"/>
+          <w:sz w:val="24"/>
+          <w:szCs w:val="24"/>
+        </w:rPr>
+        <w:fldChar w:fldCharType="begin"/>
+      </w:r>
+      <w:r>
+        <w:rPr>
+          <w:rFonts w:cs="Arial"/>
+          <w:noProof/>
+          <w:sz w:val="24"/>
+          <w:szCs w:val="24"/>
+        </w:rPr>
+        <w:instrText xml:space="preserve"> MERGEFIELD  "[#if (params.additionalInformation)??]"  \* MERGEFORMAT </w:instrText>
+      </w:r>
+      <w:r>
+        <w:rPr>
+          <w:rFonts w:cs="Arial"/>
+          <w:noProof/>
+          <w:sz w:val="24"/>
+          <w:szCs w:val="24"/>
+        </w:rPr>
+        <w:fldChar w:fldCharType="separate"/>
+      </w:r>
+      <w:r>
+        <w:rPr>
+          <w:rFonts w:cs="Arial"/>
+          <w:noProof/>
+          <w:sz w:val="24"/>
+          <w:szCs w:val="24"/>
+        </w:rPr>
+        <w:t>«[#if (params.additionalInformation)??]»</w:t>
+      </w:r>
+      <w:r>
+        <w:rPr>
+          <w:rFonts w:cs="Arial"/>
+          <w:noProof/>
+          <w:sz w:val="24"/>
+          <w:szCs w:val="24"/>
         </w:rPr>
         <w:fldChar w:fldCharType="end"/>
-      </w:r>
-    </w:p>
-    <w:p/>
-    <w:p>
-      <w:pPr>
-        <w:pStyle w:val="Heading1"/>
-      </w:pPr>
-      <w:r>
-        <w:t>CLIMATE CHANGE AGREEMENTS SCHEME</w:t>
       </w:r>
     </w:p>
     <w:p>
       <w:pPr>
-        <w:pStyle w:val="Heading1"/>
-      </w:pPr>
-      <w:r>
-        <w:t xml:space="preserve">UNDERLYING AGREEMENT VARIATION </w:t>
-      </w:r>
-      <w:r>
-        <w:t>AP</w:t>
-      </w:r>
-      <w:r>
-        <w:t>P</w:t>
-      </w:r>
-      <w:r>
-        <w:t>ROVAL</w:t>
+        <w:spacing w:before="120"/>
+        <w:rPr>
+          <w:rFonts w:cs="Arial"/>
+          <w:noProof/>
+          <w:sz w:val="24"/>
+          <w:szCs w:val="24"/>
+        </w:rPr>
+      </w:pPr>
+      <w:r>
+        <w:rPr>
+          <w:rFonts w:cs="Arial"/>
+          <w:noProof/>
+          <w:sz w:val="24"/>
+          <w:szCs w:val="24"/>
+        </w:rPr>
+        <w:t>In summary the changes we have</w:t>
+      </w:r>
+      <w:r>
+        <w:rPr>
+          <w:sz w:val="24"/>
+          <w:szCs w:val="24"/>
+        </w:rPr>
+        <w:fldChar w:fldCharType="begin"/>
+      </w:r>
+      <w:r>
+        <w:rPr>
+          <w:sz w:val="24"/>
+          <w:szCs w:val="24"/>
+        </w:rPr>
+        <w:instrText xml:space="preserve"> MERGEFIELD  "[#if (params.isRegulatorLed)]"  \* MERGEFORMAT </w:instrText>
+      </w:r>
+      <w:r>
+        <w:rPr>
+          <w:sz w:val="24"/>
+          <w:szCs w:val="24"/>
+        </w:rPr>
+        <w:fldChar w:fldCharType="separate"/>
+      </w:r>
+      <w:r>
+        <w:rPr>
+          <w:noProof/>
+          <w:sz w:val="24"/>
+          <w:szCs w:val="24"/>
+        </w:rPr>
+        <w:t>«[#if (params.isRegulatorLed)]»</w:t>
+      </w:r>
+      <w:r>
+        <w:rPr>
+          <w:sz w:val="24"/>
+          <w:szCs w:val="24"/>
+        </w:rPr>
+        <w:fldChar w:fldCharType="end"/>
+      </w:r>
+      <w:r>
+        <w:rPr>
+          <w:sz w:val="24"/>
+          <w:szCs w:val="24"/>
+        </w:rPr>
+        <w:t xml:space="preserve"> </w:t>
+      </w:r>
+      <w:r>
+        <w:rPr>
+          <w:rFonts w:cs="Arial"/>
+          <w:sz w:val="24"/>
+          <w:szCs w:val="24"/>
+        </w:rPr>
+        <w:t>completed</w:t>
+      </w:r>
+      <w:r>
+        <w:rPr>
+          <w:rFonts w:cs="Arial"/>
+          <w:sz w:val="24"/>
+          <w:szCs w:val="24"/>
+        </w:rPr>
+        <w:t xml:space="preserve"> </w:t>
+      </w:r>
+      <w:r>
+        <w:rPr>
+          <w:sz w:val="24"/>
+          <w:szCs w:val="24"/>
+        </w:rPr>
+        <w:fldChar w:fldCharType="begin"/>
+      </w:r>
+      <w:r>
+        <w:rPr>
+          <w:sz w:val="24"/>
+          <w:szCs w:val="24"/>
+        </w:rPr>
+        <w:instrText xml:space="preserve"> MERGEFIELD  [#else]  \* MERGEFORMAT </w:instrText>
+      </w:r>
+      <w:r>
+        <w:rPr>
+          <w:sz w:val="24"/>
+          <w:szCs w:val="24"/>
+        </w:rPr>
+        <w:fldChar w:fldCharType="separate"/>
+      </w:r>
+      <w:r>
+        <w:rPr>
+          <w:noProof/>
+          <w:sz w:val="24"/>
+          <w:szCs w:val="24"/>
+        </w:rPr>
+        <w:t>«[#else]»</w:t>
+      </w:r>
+      <w:r>
+        <w:rPr>
+          <w:sz w:val="24"/>
+          <w:szCs w:val="24"/>
+        </w:rPr>
+        <w:fldChar w:fldCharType="end"/>
+      </w:r>
+      <w:r>
+        <w:rPr>
+          <w:sz w:val="24"/>
+          <w:szCs w:val="24"/>
+        </w:rPr>
+        <w:t xml:space="preserve"> </w:t>
+      </w:r>
+      <w:r>
+        <w:rPr>
+          <w:rFonts w:cs="Arial"/>
+          <w:sz w:val="24"/>
+          <w:szCs w:val="24"/>
+        </w:rPr>
+        <w:t>accepted</w:t>
+      </w:r>
+      <w:r>
+        <w:rPr>
+          <w:rFonts w:cs="Arial"/>
+          <w:sz w:val="24"/>
+          <w:szCs w:val="24"/>
+        </w:rPr>
+        <w:t xml:space="preserve"> </w:t>
+      </w:r>
+      <w:r>
+        <w:rPr>
+          <w:sz w:val="24"/>
+          <w:szCs w:val="24"/>
+        </w:rPr>
+        <w:fldChar w:fldCharType="begin"/>
+      </w:r>
+      <w:r>
+        <w:rPr>
+          <w:sz w:val="24"/>
+          <w:szCs w:val="24"/>
+        </w:rPr>
+        <w:instrText xml:space="preserve"> MERGEFIELD  [/#if]  \* MERGEFORMAT </w:instrText>
+      </w:r>
+      <w:r>
+        <w:rPr>
+          <w:sz w:val="24"/>
+          <w:szCs w:val="24"/>
+        </w:rPr>
+        <w:fldChar w:fldCharType="separate"/>
+      </w:r>
+      <w:r>
+        <w:rPr>
+          <w:noProof/>
+          <w:sz w:val="24"/>
+          <w:szCs w:val="24"/>
+        </w:rPr>
+        <w:t>«[/#if]»</w:t>
+      </w:r>
+      <w:r>
+        <w:rPr>
+          <w:sz w:val="24"/>
+          <w:szCs w:val="24"/>
+        </w:rPr>
+        <w:fldChar w:fldCharType="end"/>
+      </w:r>
+      <w:r>
+        <w:rPr>
+          <w:rFonts w:cs="Arial"/>
+          <w:noProof/>
+          <w:sz w:val="24"/>
+          <w:szCs w:val="24"/>
+        </w:rPr>
+        <w:t>include the following</w:t>
+      </w:r>
+      <w:r>
+        <w:rPr>
+          <w:rFonts w:cs="Arial"/>
+          <w:noProof/>
+          <w:sz w:val="24"/>
+          <w:szCs w:val="24"/>
+        </w:rPr>
+        <w:t>:</w:t>
       </w:r>
     </w:p>
-    <w:p/>
     <w:p>
       <w:pPr>
-        <w:rPr>
-          <w:sz w:val="20"/>
-        </w:rPr>
-      </w:pPr>
-      <w:r>
-        <w:rPr>
-          <w:sz w:val="20"/>
-        </w:rPr>
-        <w:t xml:space="preserve">Dear </w:t>
-      </w:r>
-      <w:r>
-        <w:rPr>
-          <w:rFonts w:cs="Arial"/>
-          <w:bCs/>
-          <w:sz w:val="20"/>
+        <w:spacing w:before="120"/>
+        <w:rPr>
+          <w:rFonts w:cs="Arial"/>
+          <w:sz w:val="24"/>
+          <w:szCs w:val="24"/>
+        </w:rPr>
+      </w:pPr>
+      <w:r>
+        <w:rPr>
+          <w:rFonts w:cs="Arial"/>
+          <w:sz w:val="24"/>
+          <w:szCs w:val="24"/>
         </w:rPr>
         <w:fldChar w:fldCharType="begin"/>
       </w:r>
       <w:r>
         <w:rPr>
           <w:rFonts w:cs="Arial"/>
-          <w:bCs/>
-          <w:sz w:val="20"/>
-        </w:rPr>
-        <w:instrText xml:space="preserve"> MERGEFIELD  ${params.targetUnitDetails.primaryContact}  \* MERGEFORMAT </w:instrText>
-      </w:r>
-      <w:r>
-        <w:rPr>
-          <w:rFonts w:cs="Arial"/>
-          <w:bCs/>
-          <w:sz w:val="20"/>
+          <w:sz w:val="24"/>
+          <w:szCs w:val="24"/>
+        </w:rPr>
+        <w:instrText xml:space="preserve"> MERGEFIELD  "${ params.additionalInformation }"  \* MERGEFORMAT </w:instrText>
+      </w:r>
+      <w:r>
+        <w:rPr>
+          <w:rFonts w:cs="Arial"/>
+          <w:sz w:val="24"/>
+          <w:szCs w:val="24"/>
         </w:rPr>
         <w:fldChar w:fldCharType="separate"/>
       </w:r>
       <w:r>
+        <w:rPr>
+          <w:rFonts w:cs="Arial"/>
+          <w:noProof/>
+          <w:sz w:val="24"/>
+          <w:szCs w:val="24"/>
+        </w:rPr>
+        <w:t>«${ params.additionalInformation }»</w:t>
+      </w:r>
+      <w:r>
+        <w:rPr>
+          <w:rFonts w:cs="Arial"/>
+          <w:sz w:val="24"/>
+          <w:szCs w:val="24"/>
+        </w:rPr>
+        <w:fldChar w:fldCharType="end"/>
+      </w:r>
+      <w:r>
+        <w:rPr>
+          <w:rFonts w:cs="Arial"/>
+          <w:noProof/>
+          <w:sz w:val="24"/>
+          <w:szCs w:val="24"/>
+        </w:rPr>
+        <w:fldChar w:fldCharType="begin"/>
+      </w:r>
+      <w:r>
+        <w:rPr>
+          <w:rFonts w:cs="Arial"/>
+          <w:noProof/>
+          <w:sz w:val="24"/>
+          <w:szCs w:val="24"/>
+        </w:rPr>
+        <w:instrText xml:space="preserve"> MERGEFIELD  [/#if]  \* MERGEFORMAT </w:instrText>
+      </w:r>
+      <w:r>
+        <w:rPr>
+          <w:rFonts w:cs="Arial"/>
+          <w:noProof/>
+          <w:sz w:val="24"/>
+          <w:szCs w:val="24"/>
+        </w:rPr>
+        <w:fldChar w:fldCharType="separate"/>
+      </w:r>
+      <w:r>
+        <w:rPr>
+          <w:rFonts w:cs="Arial"/>
+          <w:noProof/>
+          <w:sz w:val="24"/>
+          <w:szCs w:val="24"/>
+        </w:rPr>
+        <w:t>«[/#if]»</w:t>
+      </w:r>
+      <w:r>
+        <w:rPr>
+          <w:rFonts w:cs="Arial"/>
+          <w:noProof/>
+          <w:sz w:val="24"/>
+          <w:szCs w:val="24"/>
+        </w:rPr>
+        <w:fldChar w:fldCharType="end"/>
+      </w:r>
+      <w:r>
+        <w:rPr>
+          <w:rFonts w:cs="Arial"/>
+          <w:sz w:val="24"/>
+          <w:szCs w:val="24"/>
+        </w:rPr>
+        <w:fldChar w:fldCharType="begin"/>
+      </w:r>
+      <w:r>
+        <w:rPr>
+          <w:rFonts w:cs="Arial"/>
+          <w:sz w:val="24"/>
+          <w:szCs w:val="24"/>
+        </w:rPr>
+        <w:instrText xml:space="preserve"> MERGEFIELD  "[#if (params.terminatedSchemeVersion == \"CCA2\")]"  \* MERGEFORMAT </w:instrText>
+      </w:r>
+      <w:r>
+        <w:rPr>
+          <w:rFonts w:cs="Arial"/>
+          <w:sz w:val="24"/>
+          <w:szCs w:val="24"/>
+        </w:rPr>
+        <w:fldChar w:fldCharType="separate"/>
+      </w:r>
+      <w:r>
+        <w:rPr>
+          <w:rFonts w:cs="Arial"/>
+          <w:noProof/>
+          <w:sz w:val="24"/>
+          <w:szCs w:val="24"/>
+        </w:rPr>
+        <w:t>«[#if (params.terminatedSchemeVersion == »</w:t>
+      </w:r>
+      <w:r>
+        <w:rPr>
+          <w:rFonts w:cs="Arial"/>
+          <w:sz w:val="24"/>
+          <w:szCs w:val="24"/>
+        </w:rPr>
+        <w:fldChar w:fldCharType="end"/>
+      </w:r>
+    </w:p>
+    <w:p>
+      <w:pPr>
+        <w:spacing w:before="120"/>
         <w:rPr>
           <w:rFonts w:cs="Arial"/>
           <w:bCs/>
           <w:noProof/>
-          <w:sz w:val="20"/>
-        </w:rPr>
-        <w:t>«${params.targetUnitDetails.primaryContac»</w:t>
-      </w:r>
-      <w:r>
-        <w:rPr>
-          <w:rFonts w:cs="Arial"/>
-          <w:bCs/>
-          <w:sz w:val="20"/>
-        </w:rPr>
-        <w:fldChar w:fldCharType="end"/>
-      </w:r>
-      <w:r>
-        <w:rPr>
-          <w:rFonts w:cs="Arial"/>
-          <w:bCs/>
-          <w:sz w:val="20"/>
-        </w:rPr>
-        <w:t>,</w:t>
-      </w:r>
-      <w:r>
-        <w:rPr>
-          <w:rFonts w:cs="Arial"/>
-          <w:bCs/>
-          <w:sz w:val="20"/>
-        </w:rPr>
-        <w:t xml:space="preserve"> </w:t>
-      </w:r>
-    </w:p>
-    <w:p>
-      <w:pPr>
-        <w:autoSpaceDE w:val="0"/>
-        <w:autoSpaceDN w:val="0"/>
-        <w:adjustRightInd w:val="0"/>
-        <w:rPr>
-          <w:rFonts w:cs="Arial"/>
-          <w:sz w:val="20"/>
-        </w:rPr>
-      </w:pPr>
-    </w:p>
-    <w:p>
-      <w:pPr>
-        <w:rPr>
-          <w:sz w:val="20"/>
-        </w:rPr>
-      </w:pPr>
-      <w:r>
-        <w:rPr>
-          <w:sz w:val="20"/>
-        </w:rPr>
-        <w:t xml:space="preserve">We are writing to inform </w:t>
-      </w:r>
-      <w:r>
-        <w:rPr>
-          <w:sz w:val="20"/>
-        </w:rPr>
-        <w:fldChar w:fldCharType="begin"/>
-      </w:r>
-      <w:r>
-        <w:rPr>
-          <w:sz w:val="20"/>
-        </w:rPr>
-        <w:instrText xml:space="preserve"> MERGEFIELD  ${params.targetUnitDetails.name}  \* MERGEFORMAT </w:instrText>
-      </w:r>
-      <w:r>
-        <w:rPr>
-          <w:sz w:val="20"/>
-        </w:rPr>
-        <w:fldChar w:fldCharType="separate"/>
-      </w:r>
-      <w:r>
-        <w:rPr>
+          <w:sz w:val="24"/>
+          <w:szCs w:val="24"/>
+        </w:rPr>
+      </w:pPr>
+      <w:r>
+        <w:rPr>
+          <w:rFonts w:cs="Arial"/>
           <w:noProof/>
-          <w:sz w:val="20"/>
-        </w:rPr>
-        <w:t>«${params.targetUnitDetails.name}»</w:t>
-      </w:r>
-      <w:r>
-        <w:rPr>
-          <w:sz w:val="20"/>
-        </w:rPr>
-        <w:fldChar w:fldCharType="end"/>
-      </w:r>
-      <w:r>
-        <w:rPr>
-          <w:sz w:val="20"/>
-        </w:rPr>
-        <w:t xml:space="preserve"> (“</w:t>
-      </w:r>
-      <w:r>
-        <w:rPr>
-          <w:sz w:val="20"/>
-        </w:rPr>
-        <w:t>you</w:t>
-      </w:r>
-      <w:r>
-        <w:rPr>
-          <w:sz w:val="20"/>
-        </w:rPr>
-        <w:t>”)</w:t>
-      </w:r>
-      <w:r>
-        <w:rPr>
-          <w:sz w:val="20"/>
-        </w:rPr>
-        <w:t xml:space="preserve"> that </w:t>
-      </w:r>
-      <w:r>
-        <w:rPr>
-          <w:sz w:val="20"/>
-        </w:rPr>
-        <w:t xml:space="preserve">we approved your </w:t>
-      </w:r>
-      <w:r>
-        <w:rPr>
-          <w:sz w:val="20"/>
-        </w:rPr>
-        <w:t xml:space="preserve">request </w:t>
-      </w:r>
-      <w:r>
-        <w:rPr>
-          <w:sz w:val="20"/>
-        </w:rPr>
-        <w:t>t</w:t>
-      </w:r>
-      <w:r>
-        <w:rPr>
-          <w:sz w:val="20"/>
-        </w:rPr>
-        <w:t xml:space="preserve">o vary </w:t>
-      </w:r>
-      <w:r>
-        <w:rPr>
-          <w:sz w:val="20"/>
-        </w:rPr>
-        <w:t>your</w:t>
-      </w:r>
-      <w:r>
-        <w:rPr>
-          <w:sz w:val="20"/>
-        </w:rPr>
-        <w:t xml:space="preserve"> underlying a</w:t>
-      </w:r>
-      <w:r>
-        <w:rPr>
-          <w:sz w:val="20"/>
-        </w:rPr>
-        <w:t>greement</w:t>
-      </w:r>
-      <w:r>
-        <w:rPr>
-          <w:sz w:val="20"/>
-        </w:rPr>
-        <w:t>(s)</w:t>
-      </w:r>
-      <w:r>
-        <w:rPr>
-          <w:sz w:val="20"/>
-        </w:rPr>
-        <w:t xml:space="preserve"> </w:t>
-      </w:r>
-      <w:r>
-        <w:rPr>
-          <w:sz w:val="20"/>
-        </w:rPr>
-        <w:t xml:space="preserve">on </w:t>
-      </w:r>
-      <w:r>
-        <w:rPr>
-          <w:sz w:val="20"/>
-        </w:rPr>
-        <w:fldChar w:fldCharType="begin"/>
-      </w:r>
-      <w:r>
-        <w:rPr>
-          <w:sz w:val="20"/>
-        </w:rPr>
-        <w:instrText xml:space="preserve"> MERGEFIELD  "${currentDate?date?string('dd MMMM yyyy')}"  \* MERGEFORMAT </w:instrText>
-      </w:r>
-      <w:r>
-        <w:rPr>
-          <w:sz w:val="20"/>
-        </w:rPr>
-        <w:fldChar w:fldCharType="separate"/>
-      </w:r>
-      <w:r>
-        <w:rPr>
-          <w:noProof/>
-          <w:sz w:val="20"/>
-        </w:rPr>
-        <w:t>«${currentDate?date?string('dd MMMM yyyy'»</w:t>
-      </w:r>
-      <w:r>
-        <w:rPr>
-          <w:sz w:val="20"/>
-        </w:rPr>
-        <w:fldChar w:fldCharType="end"/>
-      </w:r>
-      <w:r>
-        <w:rPr>
-          <w:sz w:val="20"/>
-        </w:rPr>
-        <w:t xml:space="preserve">. </w:t>
-      </w:r>
-    </w:p>
-    <w:p>
-      <w:pPr>
-        <w:rPr>
-          <w:sz w:val="20"/>
-        </w:rPr>
-      </w:pPr>
-    </w:p>
-    <w:p>
-      <w:pPr>
-        <w:rPr>
-          <w:sz w:val="20"/>
-          <w:lang w:val="en-US"/>
-        </w:rPr>
-      </w:pPr>
-      <w:r>
-        <w:rPr>
-          <w:sz w:val="20"/>
-        </w:rPr>
-        <w:t>We have attached a proposed version of your varied agreement</w:t>
-      </w:r>
-      <w:r>
-        <w:rPr>
-          <w:sz w:val="20"/>
-        </w:rPr>
-        <w:t>(s)</w:t>
-      </w:r>
-      <w:r>
-        <w:rPr>
-          <w:sz w:val="20"/>
-        </w:rPr>
-        <w:t xml:space="preserve">, </w:t>
-      </w:r>
-      <w:r>
-        <w:rPr>
-          <w:sz w:val="20"/>
-        </w:rPr>
-        <w:t>containing</w:t>
-      </w:r>
-      <w:r>
-        <w:rPr>
-          <w:sz w:val="20"/>
-        </w:rPr>
-        <w:t xml:space="preserve"> the changes </w:t>
-      </w:r>
-      <w:r>
-        <w:rPr>
-          <w:sz w:val="20"/>
-        </w:rPr>
-        <w:t xml:space="preserve">we have </w:t>
-      </w:r>
-      <w:r>
-        <w:rPr>
-          <w:sz w:val="20"/>
-        </w:rPr>
-        <w:t>accepted</w:t>
-      </w:r>
-      <w:r>
-        <w:rPr>
-          <w:sz w:val="20"/>
-        </w:rPr>
-        <w:t>.</w:t>
-      </w:r>
-    </w:p>
-    <w:p>
-      <w:pPr>
-        <w:rPr>
-          <w:sz w:val="20"/>
-        </w:rPr>
-      </w:pPr>
-    </w:p>
-    <w:p>
-      <w:pPr>
-        <w:rPr>
-          <w:noProof/>
-          <w:sz w:val="20"/>
-        </w:rPr>
-      </w:pPr>
-      <w:r>
-        <w:rPr>
-          <w:noProof/>
-          <w:sz w:val="20"/>
-        </w:rPr>
-        <w:fldChar w:fldCharType="begin"/>
-      </w:r>
-      <w:r>
-        <w:rPr>
-          <w:noProof/>
-          <w:sz w:val="20"/>
-        </w:rPr>
-        <w:instrText xml:space="preserve"> MERGEFIELD  "[#if (params.additionalInformation)??]"  \* MERGEFORMAT </w:instrText>
-      </w:r>
-      <w:r>
-        <w:rPr>
-          <w:noProof/>
-          <w:sz w:val="20"/>
-        </w:rPr>
-        <w:fldChar w:fldCharType="separate"/>
-      </w:r>
-      <w:r>
-        <w:rPr>
-          <w:noProof/>
-          <w:sz w:val="20"/>
-        </w:rPr>
-        <w:t>«[#if (params.additionalInformation)??]»</w:t>
-      </w:r>
-      <w:r>
-        <w:rPr>
-          <w:noProof/>
-          <w:sz w:val="20"/>
-        </w:rPr>
-        <w:fldChar w:fldCharType="end"/>
-      </w:r>
-      <w:r>
-        <w:rPr>
-          <w:noProof/>
-          <w:sz w:val="20"/>
-        </w:rPr>
-        <w:t>A brief summary of the Underlying agreement is as follows:</w:t>
-      </w:r>
-    </w:p>
-    <w:p>
-      <w:pPr>
-        <w:rPr>
-          <w:rFonts w:cs="Arial"/>
-          <w:sz w:val="20"/>
-        </w:rPr>
-      </w:pPr>
-      <w:r>
-        <w:rPr>
-          <w:sz w:val="20"/>
-        </w:rPr>
-        <w:fldChar w:fldCharType="begin"/>
-      </w:r>
-      <w:r>
-        <w:rPr>
-          <w:sz w:val="20"/>
-        </w:rPr>
-        <w:instrText xml:space="preserve"> MERGEFIELD  "${ params.additionalInformation }"  \* MERGEFORMAT </w:instrText>
-      </w:r>
-      <w:r>
-        <w:rPr>
-          <w:sz w:val="20"/>
-        </w:rPr>
-        <w:fldChar w:fldCharType="separate"/>
-      </w:r>
-      <w:r>
-        <w:rPr>
-          <w:noProof/>
-          <w:sz w:val="20"/>
-        </w:rPr>
-        <w:t>«${ params.additionalInformation }»</w:t>
-      </w:r>
-      <w:r>
-        <w:rPr>
-          <w:sz w:val="20"/>
-        </w:rPr>
-        <w:fldChar w:fldCharType="end"/>
-      </w:r>
-      <w:r>
-        <w:rPr>
-          <w:noProof/>
-          <w:sz w:val="20"/>
-        </w:rPr>
-        <w:fldChar w:fldCharType="begin"/>
-      </w:r>
-      <w:r>
-        <w:rPr>
-          <w:noProof/>
-          <w:sz w:val="20"/>
-        </w:rPr>
-        <w:instrText xml:space="preserve"> MERGEFIELD  [/#if]  \* MERGEFORMAT </w:instrText>
-      </w:r>
-      <w:r>
-        <w:rPr>
-          <w:noProof/>
-          <w:sz w:val="20"/>
-        </w:rPr>
-        <w:fldChar w:fldCharType="separate"/>
-      </w:r>
-      <w:r>
-        <w:rPr>
-          <w:noProof/>
-          <w:sz w:val="20"/>
-        </w:rPr>
-        <w:t>«[/#if]»</w:t>
-      </w:r>
-      <w:r>
-        <w:rPr>
-          <w:noProof/>
-          <w:sz w:val="20"/>
-        </w:rPr>
-        <w:fldChar w:fldCharType="end"/>
-      </w:r>
-    </w:p>
-    <w:p>
-      <w:pPr>
-        <w:rPr>
-          <w:sz w:val="20"/>
-        </w:rPr>
-      </w:pPr>
-      <w:r>
-        <w:rPr>
-          <w:sz w:val="20"/>
-        </w:rPr>
-        <w:fldChar w:fldCharType="begin"/>
-      </w:r>
-      <w:r>
-        <w:rPr>
-          <w:sz w:val="20"/>
-        </w:rPr>
-        <w:instrText xml:space="preserve"> MERGEFIELD  "[#if (params.terminatedSchemeVersion == \"CCA2\")]"  \* MERGEFORMAT </w:instrText>
-      </w:r>
-      <w:r>
-        <w:rPr>
-          <w:sz w:val="20"/>
-        </w:rPr>
-        <w:fldChar w:fldCharType="separate"/>
-      </w:r>
-      <w:r>
-        <w:rPr>
-          <w:noProof/>
-          <w:sz w:val="20"/>
-        </w:rPr>
-        <w:t>«[#if (params.terminatedSchemeVersion == »</w:t>
-      </w:r>
-      <w:r>
-        <w:rPr>
-          <w:sz w:val="20"/>
-        </w:rPr>
-        <w:fldChar w:fldCharType="end"/>
-      </w:r>
-    </w:p>
-    <w:p>
-      <w:pPr>
-        <w:rPr>
-          <w:rFonts w:cs="Arial"/>
-          <w:bCs/>
-          <w:noProof/>
-          <w:sz w:val="20"/>
-        </w:rPr>
-      </w:pPr>
-      <w:r>
-        <w:rPr>
-          <w:noProof/>
-          <w:sz w:val="20"/>
-        </w:rPr>
-        <w:t>Y</w:t>
-      </w:r>
-      <w:r>
-        <w:rPr>
-          <w:sz w:val="20"/>
-        </w:rPr>
-        <w:t>our variation asked us to remove all the facilities from the</w:t>
-      </w:r>
-      <w:r>
-        <w:rPr>
-          <w:sz w:val="20"/>
-        </w:rPr>
-        <w:t xml:space="preserve"> </w:t>
-      </w:r>
-      <w:r>
-        <w:rPr>
-          <w:sz w:val="20"/>
-        </w:rPr>
-        <w:t>CCA2 version of your agreement (the agreement ending on 30 June 2027) we will terminate the corresponding version of your agreement following your assent to this variation.</w:t>
-      </w:r>
-      <w:r>
-        <w:rPr>
-          <w:rFonts w:cs="Arial"/>
-          <w:bCs/>
-          <w:noProof/>
-          <w:sz w:val="20"/>
-        </w:rPr>
-        <w:t xml:space="preserve"> </w:t>
+          <w:sz w:val="24"/>
+          <w:szCs w:val="24"/>
+        </w:rPr>
+        <w:t xml:space="preserve">As this </w:t>
+      </w:r>
+      <w:r>
+        <w:rPr>
+          <w:rFonts w:cs="Arial"/>
+          <w:sz w:val="24"/>
+          <w:szCs w:val="24"/>
+        </w:rPr>
+        <w:t xml:space="preserve">variation </w:t>
+      </w:r>
+      <w:r>
+        <w:rPr>
+          <w:rFonts w:cs="Arial"/>
+          <w:sz w:val="24"/>
+          <w:szCs w:val="24"/>
+        </w:rPr>
+        <w:t xml:space="preserve">removed </w:t>
+      </w:r>
+      <w:r>
+        <w:rPr>
+          <w:rFonts w:cs="Arial"/>
+          <w:sz w:val="24"/>
+          <w:szCs w:val="24"/>
+        </w:rPr>
+        <w:t xml:space="preserve">all the facilities from the CCA2 version of your agreement (the agreement ending on 30 June 2027) we will terminate the </w:t>
+      </w:r>
+      <w:r>
+        <w:rPr>
+          <w:rFonts w:cs="Arial"/>
+          <w:sz w:val="24"/>
+          <w:szCs w:val="24"/>
+        </w:rPr>
+        <w:t xml:space="preserve">CCA2 version </w:t>
+      </w:r>
+      <w:r>
+        <w:rPr>
+          <w:rFonts w:cs="Arial"/>
+          <w:sz w:val="24"/>
+          <w:szCs w:val="24"/>
+        </w:rPr>
+        <w:t>of your agreement following your assent to this variation.</w:t>
       </w:r>
     </w:p>
     <w:tbl>
@@ -1002,13 +1516,15 @@
               <w:adjustRightInd w:val="0"/>
               <w:rPr>
                 <w:rFonts w:cs="Arial"/>
-                <w:sz w:val="20"/>
+                <w:sz w:val="24"/>
+                <w:szCs w:val="24"/>
               </w:rPr>
             </w:pPr>
             <w:r>
               <w:rPr>
                 <w:rFonts w:cs="Arial"/>
-                <w:sz w:val="20"/>
+                <w:sz w:val="24"/>
+                <w:szCs w:val="24"/>
               </w:rPr>
               <w:t>Agreement Identifier:</w:t>
             </w:r>
@@ -1026,27 +1542,31 @@
               <w:adjustRightInd w:val="0"/>
               <w:rPr>
                 <w:rFonts w:cs="Arial"/>
-                <w:sz w:val="20"/>
+                <w:sz w:val="24"/>
+                <w:szCs w:val="24"/>
               </w:rPr>
             </w:pPr>
             <w:r>
               <w:rPr>
                 <w:rFonts w:cs="Arial"/>
-                <w:sz w:val="20"/>
+                <w:sz w:val="24"/>
+                <w:szCs w:val="24"/>
               </w:rPr>
               <w:fldChar w:fldCharType="begin"/>
             </w:r>
             <w:r>
               <w:rPr>
                 <w:rFonts w:cs="Arial"/>
-                <w:sz w:val="20"/>
+                <w:sz w:val="24"/>
+                <w:szCs w:val="24"/>
               </w:rPr>
               <w:instrText xml:space="preserve"> MERGEFIELD  ${account.targetUnitIdentifier}  \* MERGEFORMAT </w:instrText>
             </w:r>
             <w:r>
               <w:rPr>
                 <w:rFonts w:cs="Arial"/>
-                <w:sz w:val="20"/>
+                <w:sz w:val="24"/>
+                <w:szCs w:val="24"/>
               </w:rPr>
               <w:fldChar w:fldCharType="separate"/>
             </w:r>
@@ -1054,55 +1574,56 @@
               <w:rPr>
                 <w:rFonts w:cs="Arial"/>
                 <w:noProof/>
-                <w:sz w:val="20"/>
+                <w:sz w:val="24"/>
+                <w:szCs w:val="24"/>
               </w:rPr>
               <w:t>«${account.targetUnitIdentifier}»</w:t>
             </w:r>
             <w:r>
               <w:rPr>
                 <w:rFonts w:cs="Arial"/>
-                <w:sz w:val="20"/>
+                <w:sz w:val="24"/>
+                <w:szCs w:val="24"/>
               </w:rPr>
               <w:fldChar w:fldCharType="end"/>
             </w:r>
             <w:r>
               <w:rPr>
                 <w:rFonts w:cs="Arial"/>
-                <w:sz w:val="20"/>
+                <w:sz w:val="24"/>
+                <w:szCs w:val="24"/>
               </w:rPr>
-              <w:t xml:space="preserve"> </w:t>
-            </w:r>
-            <w:r>
-              <w:rPr>
-                <w:sz w:val="20"/>
-              </w:rPr>
-              <w:t>CCA2 Underlying Agreement</w:t>
+              <w:t xml:space="preserve"> CCA2 Underlying Agreement</w:t>
             </w:r>
             <w:r>
               <w:rPr>
                 <w:rFonts w:cs="Arial"/>
-                <w:sz w:val="20"/>
+                <w:sz w:val="24"/>
+                <w:szCs w:val="24"/>
               </w:rPr>
               <w:t xml:space="preserve"> </w:t>
             </w:r>
             <w:r>
               <w:rPr>
                 <w:rFonts w:cs="Arial"/>
-                <w:sz w:val="20"/>
+                <w:sz w:val="24"/>
+                <w:szCs w:val="24"/>
               </w:rPr>
               <w:fldChar w:fldCharType="begin"/>
             </w:r>
             <w:r>
               <w:rPr>
                 <w:rFonts w:cs="Arial"/>
-                <w:sz w:val="20"/>
+                <w:sz w:val="24"/>
+                <w:szCs w:val="24"/>
               </w:rPr>
               <w:instrText xml:space="preserve"> MERGEFIELD  ${params.versionMap[\"CCA2\"]}  \* MERGEFORMAT </w:instrText>
             </w:r>
             <w:r>
               <w:rPr>
                 <w:rFonts w:cs="Arial"/>
-                <w:sz w:val="20"/>
+                <w:sz w:val="24"/>
+                <w:szCs w:val="24"/>
               </w:rPr>
               <w:fldChar w:fldCharType="separate"/>
             </w:r>
@@ -1110,14 +1631,16 @@
               <w:rPr>
                 <w:rFonts w:cs="Arial"/>
                 <w:noProof/>
-                <w:sz w:val="20"/>
+                <w:sz w:val="24"/>
+                <w:szCs w:val="24"/>
               </w:rPr>
               <w:t>«${params.versionMap["CCA2"]}»</w:t>
             </w:r>
             <w:r>
               <w:rPr>
                 <w:rFonts w:cs="Arial"/>
-                <w:sz w:val="20"/>
+                <w:sz w:val="24"/>
+                <w:szCs w:val="24"/>
               </w:rPr>
               <w:fldChar w:fldCharType="end"/>
             </w:r>
@@ -1128,37 +1651,90 @@
     <w:p>
       <w:pPr>
         <w:rPr>
-          <w:sz w:val="20"/>
-        </w:rPr>
-      </w:pPr>
-      <w:r>
-        <w:rPr>
-          <w:sz w:val="20"/>
+          <w:rFonts w:cs="Arial"/>
+          <w:sz w:val="24"/>
+          <w:szCs w:val="24"/>
+        </w:rPr>
+      </w:pPr>
+      <w:r>
+        <w:rPr>
+          <w:rFonts w:cs="Arial"/>
+          <w:sz w:val="24"/>
+          <w:szCs w:val="24"/>
         </w:rPr>
         <w:fldChar w:fldCharType="begin"/>
       </w:r>
       <w:r>
         <w:rPr>
-          <w:sz w:val="20"/>
+          <w:rFonts w:cs="Arial"/>
+          <w:sz w:val="24"/>
+          <w:szCs w:val="24"/>
         </w:rPr>
         <w:instrText xml:space="preserve"> MERGEFIELD  [/#if]  \* MERGEFORMAT </w:instrText>
       </w:r>
       <w:r>
         <w:rPr>
-          <w:sz w:val="20"/>
+          <w:rFonts w:cs="Arial"/>
+          <w:sz w:val="24"/>
+          <w:szCs w:val="24"/>
         </w:rPr>
         <w:fldChar w:fldCharType="separate"/>
       </w:r>
       <w:r>
         <w:rPr>
+          <w:rFonts w:cs="Arial"/>
           <w:noProof/>
-          <w:sz w:val="20"/>
+          <w:sz w:val="24"/>
+          <w:szCs w:val="24"/>
         </w:rPr>
         <w:t>«[/#if]»</w:t>
       </w:r>
       <w:r>
         <w:rPr>
-          <w:sz w:val="20"/>
+          <w:rFonts w:cs="Arial"/>
+          <w:sz w:val="24"/>
+          <w:szCs w:val="24"/>
+        </w:rPr>
+        <w:fldChar w:fldCharType="end"/>
+      </w:r>
+      <w:r>
+        <w:rPr>
+          <w:rFonts w:cs="Arial"/>
+          <w:sz w:val="24"/>
+          <w:szCs w:val="24"/>
+        </w:rPr>
+        <w:fldChar w:fldCharType="begin"/>
+      </w:r>
+      <w:r>
+        <w:rPr>
+          <w:rFonts w:cs="Arial"/>
+          <w:sz w:val="24"/>
+          <w:szCs w:val="24"/>
+        </w:rPr>
+        <w:instrText xml:space="preserve"> MERGEFIELD  "[#if (params.terminatedSchemeVersion == \"CCA3\")]"  \* MERGEFORMAT </w:instrText>
+      </w:r>
+      <w:r>
+        <w:rPr>
+          <w:rFonts w:cs="Arial"/>
+          <w:sz w:val="24"/>
+          <w:szCs w:val="24"/>
+        </w:rPr>
+        <w:fldChar w:fldCharType="separate"/>
+      </w:r>
+      <w:r>
+        <w:rPr>
+          <w:rFonts w:cs="Arial"/>
+          <w:noProof/>
+          <w:sz w:val="24"/>
+          <w:szCs w:val="24"/>
+        </w:rPr>
+        <w:t>«[#if (params.terminatedSchemeVersion == »</w:t>
+      </w:r>
+      <w:r>
+        <w:rPr>
+          <w:rFonts w:cs="Arial"/>
+          <w:sz w:val="24"/>
+          <w:szCs w:val="24"/>
         </w:rPr>
         <w:fldChar w:fldCharType="end"/>
       </w:r>
@@ -1166,129 +1742,141 @@
     <w:p>
       <w:pPr>
         <w:rPr>
-          <w:sz w:val="20"/>
-        </w:rPr>
-      </w:pPr>
-      <w:r>
-        <w:rPr>
-          <w:sz w:val="20"/>
-        </w:rPr>
-        <w:fldChar w:fldCharType="begin"/>
-      </w:r>
-      <w:r>
-        <w:rPr>
-          <w:sz w:val="20"/>
-        </w:rPr>
-        <w:instrText xml:space="preserve"> MERGEFIELD  "[#if (params.terminatedSchemeVersion == \"CCA3\")]"  \* MERGEFORMAT </w:instrText>
-      </w:r>
-      <w:r>
-        <w:rPr>
-          <w:sz w:val="20"/>
-        </w:rPr>
-        <w:fldChar w:fldCharType="separate"/>
-      </w:r>
-      <w:r>
-        <w:rPr>
-          <w:noProof/>
-          <w:sz w:val="20"/>
-        </w:rPr>
-        <w:t>«[#if (params.terminatedSchemeVersion == »</w:t>
-      </w:r>
-      <w:r>
-        <w:rPr>
-          <w:sz w:val="20"/>
-        </w:rPr>
-        <w:fldChar w:fldCharType="end"/>
-      </w:r>
-    </w:p>
-    <w:p>
-      <w:pPr>
-        <w:rPr>
           <w:rFonts w:cs="Arial"/>
           <w:bCs/>
           <w:noProof/>
-          <w:sz w:val="20"/>
-        </w:rPr>
-      </w:pPr>
-      <w:r>
-        <w:rPr>
+          <w:sz w:val="24"/>
+          <w:szCs w:val="24"/>
+        </w:rPr>
+      </w:pPr>
+      <w:r>
+        <w:rPr>
+          <w:rFonts w:cs="Arial"/>
           <w:noProof/>
-          <w:sz w:val="20"/>
-        </w:rPr>
-        <w:t>Y</w:t>
-      </w:r>
-      <w:r>
-        <w:rPr>
-          <w:sz w:val="20"/>
-        </w:rPr>
-        <w:t>our variation asked us to remove all the facilities from the</w:t>
-      </w:r>
-      <w:r>
-        <w:rPr>
-          <w:sz w:val="20"/>
+          <w:sz w:val="24"/>
+          <w:szCs w:val="24"/>
+        </w:rPr>
+        <w:t xml:space="preserve">As this </w:t>
+      </w:r>
+      <w:r>
+        <w:rPr>
+          <w:rFonts w:cs="Arial"/>
+          <w:sz w:val="24"/>
+          <w:szCs w:val="24"/>
+        </w:rPr>
+        <w:t xml:space="preserve">variation </w:t>
+      </w:r>
+      <w:r>
+        <w:rPr>
+          <w:rFonts w:cs="Arial"/>
+          <w:sz w:val="24"/>
+          <w:szCs w:val="24"/>
+        </w:rPr>
+        <w:t xml:space="preserve">removed </w:t>
+      </w:r>
+      <w:r>
+        <w:rPr>
+          <w:rFonts w:cs="Arial"/>
+          <w:sz w:val="24"/>
+          <w:szCs w:val="24"/>
+        </w:rPr>
+        <w:t xml:space="preserve">all the facilities from the </w:t>
+      </w:r>
+      <w:r>
+        <w:rPr>
+          <w:rFonts w:cs="Arial"/>
+          <w:sz w:val="24"/>
+          <w:szCs w:val="24"/>
+        </w:rPr>
+        <w:t>CCA</w:t>
+      </w:r>
+      <w:r>
+        <w:rPr>
+          <w:rFonts w:cs="Arial"/>
+          <w:sz w:val="24"/>
+          <w:szCs w:val="24"/>
+        </w:rPr>
+        <w:t>3</w:t>
+      </w:r>
+      <w:r>
+        <w:rPr>
+          <w:rFonts w:cs="Arial"/>
+          <w:sz w:val="24"/>
+          <w:szCs w:val="24"/>
+        </w:rPr>
+        <w:t xml:space="preserve"> version of your agreement (the agreement ending on 3</w:t>
+      </w:r>
+      <w:r>
+        <w:rPr>
+          <w:rFonts w:cs="Arial"/>
+          <w:sz w:val="24"/>
+          <w:szCs w:val="24"/>
+        </w:rPr>
+        <w:t>1</w:t>
+      </w:r>
+      <w:r>
+        <w:rPr>
+          <w:rFonts w:cs="Arial"/>
+          <w:sz w:val="24"/>
+          <w:szCs w:val="24"/>
         </w:rPr>
         <w:t xml:space="preserve"> </w:t>
       </w:r>
       <w:r>
         <w:rPr>
-          <w:sz w:val="20"/>
-        </w:rPr>
-        <w:t>CCA</w:t>
-      </w:r>
-      <w:r>
-        <w:rPr>
-          <w:sz w:val="20"/>
-        </w:rPr>
-        <w:t>3</w:t>
-      </w:r>
-      <w:r>
-        <w:rPr>
-          <w:sz w:val="20"/>
-        </w:rPr>
-        <w:t xml:space="preserve"> version of your agreement (the agreement ending on 3</w:t>
-      </w:r>
-      <w:r>
-        <w:rPr>
-          <w:sz w:val="20"/>
-        </w:rPr>
-        <w:t>1</w:t>
-      </w:r>
-      <w:r>
-        <w:rPr>
-          <w:sz w:val="20"/>
-        </w:rPr>
-        <w:t xml:space="preserve"> </w:t>
-      </w:r>
-      <w:r>
-        <w:rPr>
-          <w:sz w:val="20"/>
+          <w:rFonts w:cs="Arial"/>
+          <w:sz w:val="24"/>
+          <w:szCs w:val="24"/>
         </w:rPr>
         <w:t>March</w:t>
       </w:r>
       <w:r>
         <w:rPr>
-          <w:sz w:val="20"/>
+          <w:rFonts w:cs="Arial"/>
+          <w:sz w:val="24"/>
+          <w:szCs w:val="24"/>
         </w:rPr>
         <w:t xml:space="preserve"> 20</w:t>
       </w:r>
       <w:r>
         <w:rPr>
-          <w:sz w:val="20"/>
+          <w:rFonts w:cs="Arial"/>
+          <w:sz w:val="24"/>
+          <w:szCs w:val="24"/>
         </w:rPr>
         <w:t>33</w:t>
       </w:r>
       <w:r>
         <w:rPr>
-          <w:sz w:val="20"/>
-        </w:rPr>
-        <w:t>) we will terminate the corresponding version of your agreement following your assent to this variation.</w:t>
+          <w:rFonts w:cs="Arial"/>
+          <w:sz w:val="24"/>
+          <w:szCs w:val="24"/>
+        </w:rPr>
+        <w:t xml:space="preserve">) we will terminate the </w:t>
+      </w:r>
+      <w:r>
+        <w:rPr>
+          <w:rFonts w:cs="Arial"/>
+          <w:sz w:val="24"/>
+          <w:szCs w:val="24"/>
+        </w:rPr>
+        <w:t xml:space="preserve">CCA3 </w:t>
+      </w:r>
+      <w:r>
+        <w:rPr>
+          <w:rFonts w:cs="Arial"/>
+          <w:sz w:val="24"/>
+          <w:szCs w:val="24"/>
+        </w:rPr>
+        <w:t>version of your agreement following your assent to this variation.</w:t>
       </w:r>
       <w:r>
         <w:rPr>
           <w:rFonts w:cs="Arial"/>
           <w:bCs/>
           <w:noProof/>
-          <w:sz w:val="20"/>
+          <w:sz w:val="24"/>
+          <w:szCs w:val="24"/>
         </w:rPr>
         <w:t xml:space="preserve"> </w:t>
       </w:r>
@@ -1315,13 +1903,15 @@
               <w:adjustRightInd w:val="0"/>
               <w:rPr>
                 <w:rFonts w:cs="Arial"/>
-                <w:sz w:val="20"/>
+                <w:sz w:val="24"/>
+                <w:szCs w:val="24"/>
               </w:rPr>
             </w:pPr>
             <w:r>
               <w:rPr>
                 <w:rFonts w:cs="Arial"/>
-                <w:sz w:val="20"/>
+                <w:sz w:val="24"/>
+                <w:szCs w:val="24"/>
               </w:rPr>
               <w:t>Agreement Identifier:</w:t>
             </w:r>
@@ -1339,27 +1929,31 @@
               <w:adjustRightInd w:val="0"/>
               <w:rPr>
                 <w:rFonts w:cs="Arial"/>
-                <w:sz w:val="20"/>
+                <w:sz w:val="24"/>
+                <w:szCs w:val="24"/>
               </w:rPr>
             </w:pPr>
             <w:r>
               <w:rPr>
                 <w:rFonts w:cs="Arial"/>
-                <w:sz w:val="20"/>
+                <w:sz w:val="24"/>
+                <w:szCs w:val="24"/>
               </w:rPr>
               <w:fldChar w:fldCharType="begin"/>
             </w:r>
             <w:r>
               <w:rPr>
                 <w:rFonts w:cs="Arial"/>
-                <w:sz w:val="20"/>
+                <w:sz w:val="24"/>
+                <w:szCs w:val="24"/>
               </w:rPr>
               <w:instrText xml:space="preserve"> MERGEFIELD  ${account.targetUnitIdentifier}  \* MERGEFORMAT </w:instrText>
             </w:r>
             <w:r>
               <w:rPr>
                 <w:rFonts w:cs="Arial"/>
-                <w:sz w:val="20"/>
+                <w:sz w:val="24"/>
+                <w:szCs w:val="24"/>
               </w:rPr>
               <w:fldChar w:fldCharType="separate"/>
             </w:r>
@@ -1367,60 +1961,56 @@
               <w:rPr>
                 <w:rFonts w:cs="Arial"/>
                 <w:noProof/>
-                <w:sz w:val="20"/>
+                <w:sz w:val="24"/>
+                <w:szCs w:val="24"/>
               </w:rPr>
               <w:t>«${account.targetUnitIdentifier}»</w:t>
             </w:r>
             <w:r>
               <w:rPr>
                 <w:rFonts w:cs="Arial"/>
-                <w:sz w:val="20"/>
+                <w:sz w:val="24"/>
+                <w:szCs w:val="24"/>
               </w:rPr>
               <w:fldChar w:fldCharType="end"/>
             </w:r>
             <w:r>
               <w:rPr>
-                <w:sz w:val="20"/>
+                <w:rFonts w:cs="Arial"/>
+                <w:sz w:val="24"/>
+                <w:szCs w:val="24"/>
               </w:rPr>
-              <w:t xml:space="preserve"> CCA</w:t>
-            </w:r>
-            <w:r>
-              <w:rPr>
-                <w:sz w:val="20"/>
-              </w:rPr>
-              <w:t>3</w:t>
-            </w:r>
-            <w:r>
-              <w:rPr>
-                <w:sz w:val="20"/>
-              </w:rPr>
-              <w:t xml:space="preserve"> Underlying Agreement</w:t>
+              <w:t xml:space="preserve"> CCA3 Underlying Agreement</w:t>
             </w:r>
             <w:r>
               <w:rPr>
                 <w:rFonts w:cs="Arial"/>
-                <w:sz w:val="20"/>
+                <w:sz w:val="24"/>
+                <w:szCs w:val="24"/>
               </w:rPr>
               <w:t xml:space="preserve"> </w:t>
             </w:r>
             <w:r>
               <w:rPr>
                 <w:rFonts w:cs="Arial"/>
-                <w:sz w:val="20"/>
+                <w:sz w:val="24"/>
+                <w:szCs w:val="24"/>
               </w:rPr>
               <w:fldChar w:fldCharType="begin"/>
             </w:r>
             <w:r>
               <w:rPr>
                 <w:rFonts w:cs="Arial"/>
-                <w:sz w:val="20"/>
+                <w:sz w:val="24"/>
+                <w:szCs w:val="24"/>
               </w:rPr>
               <w:instrText xml:space="preserve"> MERGEFIELD  ${params.versionMap[\"CCA3\"]}  \* MERGEFORMAT </w:instrText>
             </w:r>
             <w:r>
               <w:rPr>
                 <w:rFonts w:cs="Arial"/>
-                <w:sz w:val="20"/>
+                <w:sz w:val="24"/>
+                <w:szCs w:val="24"/>
               </w:rPr>
               <w:fldChar w:fldCharType="separate"/>
             </w:r>
@@ -1428,14 +2018,16 @@
               <w:rPr>
                 <w:rFonts w:cs="Arial"/>
                 <w:noProof/>
-                <w:sz w:val="20"/>
+                <w:sz w:val="24"/>
+                <w:szCs w:val="24"/>
               </w:rPr>
               <w:t>«${params.versionMap["CCA3"]}»</w:t>
             </w:r>
             <w:r>
               <w:rPr>
                 <w:rFonts w:cs="Arial"/>
-                <w:sz w:val="20"/>
+                <w:sz w:val="24"/>
+                <w:szCs w:val="24"/>
               </w:rPr>
               <w:fldChar w:fldCharType="end"/>
             </w:r>
@@ -1446,163 +2038,170 @@
     <w:p>
       <w:pPr>
         <w:rPr>
-          <w:sz w:val="20"/>
-          <w:highlight w:val="yellow"/>
-        </w:rPr>
-      </w:pPr>
-      <w:r>
-        <w:rPr>
-          <w:sz w:val="20"/>
+          <w:rFonts w:cs="Arial"/>
+          <w:sz w:val="24"/>
+          <w:szCs w:val="24"/>
+        </w:rPr>
+      </w:pPr>
+      <w:r>
+        <w:rPr>
+          <w:rFonts w:cs="Arial"/>
+          <w:sz w:val="24"/>
+          <w:szCs w:val="24"/>
         </w:rPr>
         <w:fldChar w:fldCharType="begin"/>
       </w:r>
       <w:r>
         <w:rPr>
-          <w:sz w:val="20"/>
+          <w:rFonts w:cs="Arial"/>
+          <w:sz w:val="24"/>
+          <w:szCs w:val="24"/>
         </w:rPr>
         <w:instrText xml:space="preserve"> MERGEFIELD  [/#if]  \* MERGEFORMAT </w:instrText>
       </w:r>
       <w:r>
         <w:rPr>
-          <w:sz w:val="20"/>
+          <w:rFonts w:cs="Arial"/>
+          <w:sz w:val="24"/>
+          <w:szCs w:val="24"/>
         </w:rPr>
         <w:fldChar w:fldCharType="separate"/>
       </w:r>
       <w:r>
         <w:rPr>
+          <w:rFonts w:cs="Arial"/>
           <w:noProof/>
-          <w:sz w:val="20"/>
+          <w:sz w:val="24"/>
+          <w:szCs w:val="24"/>
         </w:rPr>
         <w:t>«[/#if]»</w:t>
       </w:r>
       <w:r>
         <w:rPr>
-          <w:sz w:val="20"/>
+          <w:rFonts w:cs="Arial"/>
+          <w:sz w:val="24"/>
+          <w:szCs w:val="24"/>
         </w:rPr>
         <w:fldChar w:fldCharType="end"/>
       </w:r>
     </w:p>
     <w:p>
       <w:pPr>
-        <w:rPr>
-          <w:sz w:val="20"/>
-        </w:rPr>
-      </w:pPr>
-      <w:r>
-        <w:rPr>
-          <w:sz w:val="20"/>
+        <w:spacing w:before="120"/>
+        <w:rPr>
+          <w:rFonts w:cs="Arial"/>
+          <w:sz w:val="24"/>
+          <w:szCs w:val="24"/>
+        </w:rPr>
+      </w:pPr>
+      <w:r>
+        <w:rPr>
+          <w:rFonts w:cs="Arial"/>
+          <w:sz w:val="24"/>
+          <w:szCs w:val="24"/>
         </w:rPr>
         <w:t>You must provide your assent within 20 working days</w:t>
       </w:r>
       <w:r>
         <w:rPr>
-          <w:sz w:val="20"/>
+          <w:rFonts w:cs="Arial"/>
+          <w:sz w:val="24"/>
+          <w:szCs w:val="24"/>
         </w:rPr>
         <w:t xml:space="preserve"> of this letter</w:t>
       </w:r>
       <w:r>
         <w:rPr>
-          <w:sz w:val="20"/>
+          <w:rFonts w:cs="Arial"/>
+          <w:sz w:val="24"/>
+          <w:szCs w:val="24"/>
         </w:rPr>
         <w:t xml:space="preserve">. If you fail to do so, we may terminate </w:t>
       </w:r>
       <w:r>
         <w:rPr>
-          <w:sz w:val="20"/>
+          <w:rFonts w:cs="Arial"/>
+          <w:sz w:val="24"/>
+          <w:szCs w:val="24"/>
         </w:rPr>
         <w:t xml:space="preserve">your </w:t>
       </w:r>
       <w:r>
         <w:rPr>
-          <w:sz w:val="20"/>
+          <w:rFonts w:cs="Arial"/>
+          <w:sz w:val="24"/>
+          <w:szCs w:val="24"/>
         </w:rPr>
         <w:t>agreement</w:t>
       </w:r>
       <w:r>
         <w:rPr>
-          <w:sz w:val="20"/>
+          <w:rFonts w:cs="Arial"/>
+          <w:sz w:val="24"/>
+          <w:szCs w:val="24"/>
         </w:rPr>
         <w:t>(s)</w:t>
       </w:r>
       <w:r>
         <w:rPr>
-          <w:sz w:val="20"/>
+          <w:rFonts w:cs="Arial"/>
+          <w:sz w:val="24"/>
+          <w:szCs w:val="24"/>
         </w:rPr>
         <w:t>.</w:t>
-      </w:r>
-      <w:r>
-        <w:rPr>
-          <w:rFonts w:cs="Arial"/>
-          <w:bCs/>
-          <w:noProof/>
-          <w:sz w:val="20"/>
-        </w:rPr>
-        <w:t xml:space="preserve"> </w:t>
       </w:r>
     </w:p>
     <w:p>
       <w:pPr>
-        <w:rPr>
-          <w:sz w:val="20"/>
-        </w:rPr>
-      </w:pPr>
-    </w:p>
-    <w:p>
-      <w:pPr>
-        <w:rPr>
-          <w:sz w:val="20"/>
-        </w:rPr>
-      </w:pPr>
-      <w:r>
-        <w:rPr>
-          <w:sz w:val="20"/>
+        <w:spacing w:before="120"/>
+        <w:rPr>
+          <w:rFonts w:cs="Arial"/>
+          <w:sz w:val="24"/>
+          <w:szCs w:val="24"/>
+        </w:rPr>
+      </w:pPr>
+      <w:r>
+        <w:rPr>
+          <w:rFonts w:cs="Arial"/>
+          <w:sz w:val="24"/>
+          <w:szCs w:val="24"/>
         </w:rPr>
         <w:t xml:space="preserve">To provide your assent the Responsible Person must </w:t>
       </w:r>
       <w:r>
         <w:rPr>
-          <w:sz w:val="20"/>
+          <w:rFonts w:cs="Arial"/>
+          <w:sz w:val="24"/>
+          <w:szCs w:val="24"/>
         </w:rPr>
         <w:t>send an email</w:t>
       </w:r>
       <w:r>
         <w:rPr>
-          <w:sz w:val="20"/>
-        </w:rPr>
-        <w:t xml:space="preserve"> </w:t>
-      </w:r>
-      <w:r>
-        <w:rPr>
-          <w:sz w:val="20"/>
-        </w:rPr>
-        <w:t xml:space="preserve">to </w:t>
+          <w:rFonts w:cs="Arial"/>
+          <w:sz w:val="24"/>
+          <w:szCs w:val="24"/>
+        </w:rPr>
+        <w:t xml:space="preserve"> to </w:t>
       </w:r>
       <w:hyperlink r:id="rId11" w:history="1">
         <w:r>
           <w:rPr>
             <w:rStyle w:val="Hyperlink"/>
-            <w:sz w:val="20"/>
+            <w:rFonts w:cs="Arial"/>
+            <w:sz w:val="24"/>
+            <w:szCs w:val="24"/>
           </w:rPr>
           <w:t>ccatargetunit@environment-agency.gov.uk</w:t>
         </w:r>
       </w:hyperlink>
       <w:r>
         <w:rPr>
-          <w:sz w:val="20"/>
-        </w:rPr>
-        <w:t xml:space="preserve"> </w:t>
-      </w:r>
-      <w:r>
-        <w:rPr>
-          <w:sz w:val="20"/>
-        </w:rPr>
-        <w:t>containing</w:t>
-      </w:r>
-      <w:r>
-        <w:rPr>
-          <w:sz w:val="20"/>
-        </w:rPr>
-        <w:t>:</w:t>
+          <w:rFonts w:cs="Arial"/>
+          <w:sz w:val="24"/>
+          <w:szCs w:val="24"/>
+        </w:rPr>
+        <w:t xml:space="preserve"> containing:</w:t>
       </w:r>
     </w:p>
     <w:p>
@@ -1613,24 +2212,32 @@
           <w:numId w:val="39"/>
         </w:numPr>
         <w:rPr>
-          <w:sz w:val="20"/>
-        </w:rPr>
-      </w:pPr>
-      <w:r>
-        <w:rPr>
-          <w:sz w:val="20"/>
+          <w:rFonts w:cs="Arial"/>
+          <w:sz w:val="24"/>
+          <w:szCs w:val="24"/>
+        </w:rPr>
+      </w:pPr>
+      <w:r>
+        <w:rPr>
+          <w:rFonts w:cs="Arial"/>
+          <w:sz w:val="24"/>
+          <w:szCs w:val="24"/>
         </w:rPr>
         <w:t xml:space="preserve">the </w:t>
       </w:r>
       <w:r>
         <w:rPr>
-          <w:sz w:val="20"/>
+          <w:rFonts w:cs="Arial"/>
+          <w:sz w:val="24"/>
+          <w:szCs w:val="24"/>
         </w:rPr>
         <w:t xml:space="preserve">agreement </w:t>
       </w:r>
       <w:r>
         <w:rPr>
-          <w:sz w:val="20"/>
+          <w:rFonts w:cs="Arial"/>
+          <w:sz w:val="24"/>
+          <w:szCs w:val="24"/>
         </w:rPr>
         <w:t>identifier (see above) in the subject line</w:t>
       </w:r>
@@ -1643,236 +2250,246 @@
           <w:numId w:val="39"/>
         </w:numPr>
         <w:rPr>
-          <w:sz w:val="20"/>
-        </w:rPr>
-      </w:pPr>
-      <w:r>
-        <w:rPr>
-          <w:sz w:val="20"/>
+          <w:rFonts w:cs="Arial"/>
+          <w:sz w:val="24"/>
+          <w:szCs w:val="24"/>
+        </w:rPr>
+      </w:pPr>
+      <w:r>
+        <w:rPr>
+          <w:rFonts w:cs="Arial"/>
+          <w:sz w:val="24"/>
+          <w:szCs w:val="24"/>
         </w:rPr>
         <w:t xml:space="preserve">a statement to confirm you </w:t>
       </w:r>
       <w:r>
         <w:rPr>
-          <w:sz w:val="20"/>
+          <w:rFonts w:cs="Arial"/>
+          <w:sz w:val="24"/>
+          <w:szCs w:val="24"/>
         </w:rPr>
         <w:t xml:space="preserve">accept the proposed version of </w:t>
       </w:r>
       <w:r>
         <w:rPr>
-          <w:sz w:val="20"/>
+          <w:rFonts w:cs="Arial"/>
+          <w:sz w:val="24"/>
+          <w:szCs w:val="24"/>
         </w:rPr>
         <w:t xml:space="preserve">your </w:t>
       </w:r>
       <w:r>
         <w:rPr>
-          <w:sz w:val="20"/>
+          <w:rFonts w:cs="Arial"/>
+          <w:sz w:val="24"/>
+          <w:szCs w:val="24"/>
         </w:rPr>
         <w:t>agreement</w:t>
       </w:r>
       <w:r>
         <w:rPr>
-          <w:sz w:val="20"/>
+          <w:rFonts w:cs="Arial"/>
+          <w:sz w:val="24"/>
+          <w:szCs w:val="24"/>
         </w:rPr>
         <w:t>(s)</w:t>
       </w:r>
       <w:r>
         <w:rPr>
-          <w:sz w:val="20"/>
+          <w:rFonts w:cs="Arial"/>
+          <w:sz w:val="24"/>
+          <w:szCs w:val="24"/>
         </w:rPr>
         <w:t xml:space="preserve"> and wish to proceed with inclusion in the scheme</w:t>
       </w:r>
     </w:p>
     <w:p>
       <w:pPr>
-        <w:rPr>
-          <w:sz w:val="20"/>
-        </w:rPr>
-      </w:pPr>
+        <w:spacing w:before="120"/>
+        <w:rPr>
+          <w:rFonts w:cs="Arial"/>
+          <w:sz w:val="24"/>
+          <w:szCs w:val="24"/>
+        </w:rPr>
+      </w:pPr>
+      <w:r>
+        <w:rPr>
+          <w:rFonts w:cs="Arial"/>
+          <w:sz w:val="24"/>
+          <w:szCs w:val="24"/>
+        </w:rPr>
+        <w:t xml:space="preserve">Please note that we can only accept an assent </w:t>
+      </w:r>
+      <w:r>
+        <w:rPr>
+          <w:rFonts w:cs="Arial"/>
+          <w:sz w:val="24"/>
+          <w:szCs w:val="24"/>
+        </w:rPr>
+        <w:t xml:space="preserve">sent by </w:t>
+      </w:r>
+      <w:r>
+        <w:rPr>
+          <w:rFonts w:cs="Arial"/>
+          <w:sz w:val="24"/>
+          <w:szCs w:val="24"/>
+        </w:rPr>
+        <w:t xml:space="preserve">the Responsible Person from the following email address: </w:t>
+      </w:r>
+      <w:r>
+        <w:rPr>
+          <w:rFonts w:cs="Arial"/>
+          <w:noProof/>
+          <w:sz w:val="24"/>
+          <w:szCs w:val="24"/>
+        </w:rPr>
+        <w:fldChar w:fldCharType="begin"/>
+      </w:r>
+      <w:r>
+        <w:rPr>
+          <w:rFonts w:cs="Arial"/>
+          <w:noProof/>
+          <w:sz w:val="24"/>
+          <w:szCs w:val="24"/>
+        </w:rPr>
+        <w:instrText xml:space="preserve"> MERGEFIELD  ${params.targetUnitDetails.primaryContactEmail}  \* MERGEFORMAT </w:instrText>
+      </w:r>
+      <w:r>
+        <w:rPr>
+          <w:rFonts w:cs="Arial"/>
+          <w:noProof/>
+          <w:sz w:val="24"/>
+          <w:szCs w:val="24"/>
+        </w:rPr>
+        <w:fldChar w:fldCharType="separate"/>
+      </w:r>
+      <w:r>
+        <w:rPr>
+          <w:rFonts w:cs="Arial"/>
+          <w:noProof/>
+          <w:sz w:val="24"/>
+          <w:szCs w:val="24"/>
+        </w:rPr>
+        <w:t>«${params.targetUnitDetails.primaryContac»</w:t>
+      </w:r>
+      <w:r>
+        <w:rPr>
+          <w:rFonts w:cs="Arial"/>
+          <w:noProof/>
+          <w:sz w:val="24"/>
+          <w:szCs w:val="24"/>
+        </w:rPr>
+        <w:fldChar w:fldCharType="end"/>
+      </w:r>
     </w:p>
     <w:p>
       <w:pPr>
-        <w:rPr>
-          <w:sz w:val="20"/>
-        </w:rPr>
-      </w:pPr>
-      <w:r>
-        <w:rPr>
-          <w:sz w:val="20"/>
-        </w:rPr>
-        <w:t xml:space="preserve">Please note that we can only accept an assent </w:t>
-      </w:r>
-      <w:r>
-        <w:rPr>
-          <w:sz w:val="20"/>
-        </w:rPr>
-        <w:t xml:space="preserve">sent by </w:t>
-      </w:r>
-      <w:r>
-        <w:rPr>
-          <w:sz w:val="20"/>
-        </w:rPr>
-        <w:t>the Responsible Person from the following email address:</w:t>
-      </w:r>
-      <w:r>
-        <w:rPr>
-          <w:sz w:val="20"/>
-        </w:rPr>
-        <w:t xml:space="preserve"> </w:t>
-      </w:r>
-      <w:r>
-        <w:rPr>
-          <w:noProof/>
-          <w:sz w:val="20"/>
-        </w:rPr>
-        <w:fldChar w:fldCharType="begin"/>
-      </w:r>
-      <w:r>
-        <w:rPr>
-          <w:noProof/>
-          <w:sz w:val="20"/>
-        </w:rPr>
-        <w:instrText xml:space="preserve"> MERGEFIELD  ${params.targetUnitDetails.primaryContactEmail}  \* MERGEFORMAT </w:instrText>
-      </w:r>
-      <w:r>
-        <w:rPr>
-          <w:noProof/>
-          <w:sz w:val="20"/>
-        </w:rPr>
-        <w:fldChar w:fldCharType="separate"/>
-      </w:r>
-      <w:r>
-        <w:rPr>
-          <w:noProof/>
-          <w:sz w:val="20"/>
-        </w:rPr>
-        <w:t>«${params.targetUnitDetails.primaryContac»</w:t>
-      </w:r>
-      <w:r>
-        <w:rPr>
-          <w:noProof/>
-          <w:sz w:val="20"/>
-        </w:rPr>
-        <w:fldChar w:fldCharType="end"/>
+        <w:spacing w:before="120"/>
+        <w:rPr>
+          <w:rFonts w:cs="Arial"/>
+          <w:sz w:val="24"/>
+          <w:szCs w:val="24"/>
+        </w:rPr>
+      </w:pPr>
+      <w:r>
+        <w:rPr>
+          <w:rFonts w:cs="Arial"/>
+          <w:sz w:val="24"/>
+          <w:szCs w:val="24"/>
+        </w:rPr>
+        <w:t>The previous version of your agreement</w:t>
+      </w:r>
+      <w:r>
+        <w:rPr>
+          <w:rFonts w:cs="Arial"/>
+          <w:sz w:val="24"/>
+          <w:szCs w:val="24"/>
+        </w:rPr>
+        <w:t>(s)</w:t>
+      </w:r>
+      <w:r>
+        <w:rPr>
+          <w:rFonts w:cs="Arial"/>
+          <w:sz w:val="24"/>
+          <w:szCs w:val="24"/>
+        </w:rPr>
+        <w:t xml:space="preserve"> will remain in effect until you provide your assent to the varied agreement</w:t>
+      </w:r>
+      <w:r>
+        <w:rPr>
+          <w:rFonts w:cs="Arial"/>
+          <w:sz w:val="24"/>
+          <w:szCs w:val="24"/>
+        </w:rPr>
+        <w:t>(s)</w:t>
+      </w:r>
+      <w:r>
+        <w:rPr>
+          <w:rFonts w:cs="Arial"/>
+          <w:sz w:val="24"/>
+          <w:szCs w:val="24"/>
+        </w:rPr>
+        <w:t>.</w:t>
       </w:r>
     </w:p>
     <w:p>
       <w:pPr>
-        <w:rPr>
-          <w:sz w:val="20"/>
-        </w:rPr>
-      </w:pPr>
+        <w:spacing w:before="120"/>
+        <w:rPr>
+          <w:rFonts w:cs="Arial"/>
+          <w:sz w:val="24"/>
+          <w:szCs w:val="24"/>
+        </w:rPr>
+      </w:pPr>
+      <w:r>
+        <w:rPr>
+          <w:rFonts w:cs="Arial"/>
+          <w:sz w:val="24"/>
+          <w:szCs w:val="24"/>
+        </w:rPr>
+        <w:lastRenderedPageBreak/>
+        <w:t>If you require any clarification of the above, please contact your Sector Association in the first instance.</w:t>
+      </w:r>
     </w:p>
     <w:p>
       <w:pPr>
-        <w:rPr>
-          <w:sz w:val="20"/>
-        </w:rPr>
-      </w:pPr>
-      <w:r>
-        <w:rPr>
-          <w:sz w:val="20"/>
-        </w:rPr>
-        <w:t xml:space="preserve">The </w:t>
-      </w:r>
-      <w:r>
-        <w:rPr>
-          <w:sz w:val="20"/>
-        </w:rPr>
-        <w:t xml:space="preserve">previous </w:t>
-      </w:r>
-      <w:r>
-        <w:rPr>
-          <w:sz w:val="20"/>
-        </w:rPr>
-        <w:t xml:space="preserve">version of your </w:t>
-      </w:r>
-      <w:r>
-        <w:rPr>
-          <w:sz w:val="20"/>
-        </w:rPr>
-        <w:t>agreement</w:t>
-      </w:r>
-      <w:r>
-        <w:rPr>
-          <w:sz w:val="20"/>
-        </w:rPr>
-        <w:t>(s)</w:t>
-      </w:r>
-      <w:r>
-        <w:rPr>
-          <w:sz w:val="20"/>
-        </w:rPr>
-        <w:t xml:space="preserve"> will remain in effect until you provide your assent to the varied agreement</w:t>
-      </w:r>
-      <w:r>
-        <w:rPr>
-          <w:sz w:val="20"/>
-        </w:rPr>
-        <w:t>(s)</w:t>
-      </w:r>
-      <w:r>
-        <w:rPr>
-          <w:sz w:val="20"/>
-        </w:rPr>
-        <w:t>.</w:t>
-      </w:r>
-    </w:p>
-    <w:p>
-      <w:pPr>
-        <w:rPr>
-          <w:sz w:val="20"/>
-        </w:rPr>
-      </w:pPr>
-    </w:p>
-    <w:p>
-      <w:pPr>
-        <w:rPr>
-          <w:sz w:val="20"/>
-        </w:rPr>
-      </w:pPr>
-      <w:r>
-        <w:rPr>
-          <w:sz w:val="20"/>
-        </w:rPr>
-        <w:lastRenderedPageBreak/>
-        <w:t>If you require any clarification of the above, please contact your Sector Association in the first instance.</w:t>
-      </w:r>
-    </w:p>
-    <w:p>
-      <w:pPr>
-        <w:rPr>
-          <w:sz w:val="20"/>
-        </w:rPr>
-      </w:pPr>
-    </w:p>
-    <w:p>
-      <w:pPr>
-        <w:rPr>
-          <w:sz w:val="20"/>
-        </w:rPr>
-      </w:pPr>
-      <w:r>
-        <w:rPr>
-          <w:sz w:val="20"/>
+        <w:spacing w:before="120"/>
+        <w:rPr>
+          <w:rFonts w:cs="Arial"/>
+          <w:sz w:val="24"/>
+          <w:szCs w:val="24"/>
+        </w:rPr>
+      </w:pPr>
+      <w:r>
+        <w:rPr>
+          <w:rFonts w:cs="Arial"/>
+          <w:sz w:val="24"/>
+          <w:szCs w:val="24"/>
         </w:rPr>
         <w:t xml:space="preserve">If you need to contact the Administrator for any supporting information, please use the following </w:t>
       </w:r>
       <w:r>
         <w:rPr>
-          <w:sz w:val="20"/>
+          <w:rFonts w:cs="Arial"/>
+          <w:sz w:val="24"/>
+          <w:szCs w:val="24"/>
         </w:rPr>
         <w:t>email address</w:t>
       </w:r>
       <w:r>
         <w:rPr>
-          <w:sz w:val="20"/>
+          <w:rFonts w:cs="Arial"/>
+          <w:sz w:val="24"/>
+          <w:szCs w:val="24"/>
         </w:rPr>
         <w:t>:</w:t>
       </w:r>
       <w:r>
         <w:rPr>
-          <w:sz w:val="20"/>
+          <w:rFonts w:cs="Arial"/>
+          <w:sz w:val="24"/>
+          <w:szCs w:val="24"/>
         </w:rPr>
         <w:t xml:space="preserve"> </w:t>
       </w:r>
@@ -1880,43 +2497,54 @@
         <w:r>
           <w:rPr>
             <w:rStyle w:val="Hyperlink"/>
-            <w:sz w:val="20"/>
+            <w:rFonts w:cs="Arial"/>
+            <w:sz w:val="24"/>
+            <w:szCs w:val="24"/>
           </w:rPr>
           <w:t>cca-help@environment-agency.gov.uk</w:t>
         </w:r>
       </w:hyperlink>
       <w:r>
         <w:rPr>
-          <w:sz w:val="20"/>
+          <w:rFonts w:cs="Arial"/>
+          <w:sz w:val="24"/>
+          <w:szCs w:val="24"/>
         </w:rPr>
         <w:t>.</w:t>
       </w:r>
     </w:p>
     <w:p>
       <w:pPr>
-        <w:rPr>
-          <w:sz w:val="20"/>
-        </w:rPr>
-      </w:pPr>
+        <w:spacing w:before="120"/>
+        <w:rPr>
+          <w:rFonts w:cs="Arial"/>
+          <w:sz w:val="24"/>
+          <w:szCs w:val="24"/>
+        </w:rPr>
+      </w:pPr>
+      <w:r>
+        <w:rPr>
+          <w:rFonts w:cs="Arial"/>
+          <w:sz w:val="24"/>
+          <w:szCs w:val="24"/>
+        </w:rPr>
+        <w:t>Yours faithfully</w:t>
+      </w:r>
     </w:p>
     <w:p>
       <w:pPr>
         <w:rPr>
-          <w:sz w:val="20"/>
-        </w:rPr>
-      </w:pPr>
-      <w:r>
-        <w:rPr>
-          <w:sz w:val="20"/>
-        </w:rPr>
-        <w:t>Yours faithfully</w:t>
-      </w:r>
-    </w:p>
-    <w:p>
-      <w:r>
-        <w:rPr>
+          <w:rFonts w:cs="Arial"/>
+          <w:sz w:val="24"/>
+          <w:szCs w:val="24"/>
+        </w:rPr>
+      </w:pPr>
+      <w:r>
+        <w:rPr>
+          <w:rFonts w:cs="Arial"/>
           <w:noProof/>
-          <w:sz w:val="20"/>
+          <w:sz w:val="24"/>
+          <w:szCs w:val="24"/>
         </w:rPr>
         <w:drawing>
           <wp:inline distT="0" distB="0" distL="0" distR="0" wp14:anchorId="58D7CD2E" wp14:editId="78E73B26">
@@ -1971,12 +2599,16 @@
     <w:p>
       <w:pPr>
         <w:rPr>
-          <w:sz w:val="20"/>
-        </w:rPr>
-      </w:pPr>
-      <w:r>
-        <w:rPr>
-          <w:sz w:val="20"/>
+          <w:rFonts w:cs="Arial"/>
+          <w:sz w:val="24"/>
+          <w:szCs w:val="24"/>
+        </w:rPr>
+      </w:pPr>
+      <w:r>
+        <w:rPr>
+          <w:rFonts w:cs="Arial"/>
+          <w:sz w:val="24"/>
+          <w:szCs w:val="24"/>
         </w:rPr>
         <w:t>CCA Team</w:t>
       </w:r>
@@ -1984,21 +2616,27 @@
     <w:p>
       <w:pPr>
         <w:rPr>
-          <w:sz w:val="20"/>
+          <w:rFonts w:cs="Arial"/>
+          <w:sz w:val="24"/>
+          <w:szCs w:val="24"/>
         </w:rPr>
       </w:pPr>
     </w:p>
     <w:p>
       <w:pPr>
         <w:rPr>
-          <w:sz w:val="20"/>
+          <w:rFonts w:cs="Arial"/>
+          <w:sz w:val="24"/>
+          <w:szCs w:val="24"/>
         </w:rPr>
       </w:pPr>
       <w:bookmarkStart w:id="0" w:name="OLE_LINK1"/>
       <w:bookmarkStart w:id="1" w:name="OLE_LINK2"/>
       <w:r>
         <w:rPr>
-          <w:sz w:val="20"/>
+          <w:rFonts w:cs="Arial"/>
+          <w:sz w:val="24"/>
+          <w:szCs w:val="24"/>
         </w:rPr>
         <w:t xml:space="preserve">c.c. </w:t>
       </w:r>
@@ -2008,137 +2646,135 @@
       <w:r>
         <w:rPr>
           <w:rFonts w:cs="Arial"/>
-          <w:sz w:val="20"/>
-          <w:szCs w:val="18"/>
+          <w:sz w:val="24"/>
+          <w:szCs w:val="24"/>
         </w:rPr>
         <w:fldChar w:fldCharType="begin"/>
       </w:r>
       <w:r>
         <w:rPr>
           <w:rFonts w:cs="Arial"/>
-          <w:sz w:val="20"/>
-          <w:szCs w:val="18"/>
+          <w:sz w:val="24"/>
+          <w:szCs w:val="24"/>
         </w:rPr>
         <w:instrText>MERGEFIELD "[#list params.ccRecipients as cc]"</w:instrText>
       </w:r>
       <w:r>
         <w:rPr>
           <w:rFonts w:cs="Arial"/>
-          <w:sz w:val="20"/>
-          <w:szCs w:val="18"/>
+          <w:sz w:val="24"/>
+          <w:szCs w:val="24"/>
         </w:rPr>
         <w:fldChar w:fldCharType="separate"/>
       </w:r>
       <w:r>
         <w:rPr>
           <w:rFonts w:cs="Arial"/>
-          <w:sz w:val="20"/>
-          <w:szCs w:val="18"/>
+          <w:sz w:val="24"/>
+          <w:szCs w:val="24"/>
         </w:rPr>
         <w:t>«[#list email.ccRecipients as cc]»</w:t>
       </w:r>
       <w:r>
         <w:rPr>
           <w:rFonts w:cs="Arial"/>
-          <w:sz w:val="20"/>
-          <w:szCs w:val="18"/>
+          <w:sz w:val="24"/>
+          <w:szCs w:val="24"/>
         </w:rPr>
         <w:fldChar w:fldCharType="end"/>
       </w:r>
       <w:r>
         <w:rPr>
           <w:rFonts w:cs="Arial"/>
-          <w:sz w:val="20"/>
-          <w:szCs w:val="18"/>
+          <w:sz w:val="24"/>
+          <w:szCs w:val="24"/>
         </w:rPr>
         <w:fldChar w:fldCharType="begin"/>
       </w:r>
       <w:r>
         <w:rPr>
           <w:rFonts w:cs="Arial"/>
-          <w:sz w:val="20"/>
-          <w:szCs w:val="18"/>
+          <w:sz w:val="24"/>
+          <w:szCs w:val="24"/>
         </w:rPr>
         <w:instrText>MERGEFIELD "${cc}[#sep], [/#sep]"</w:instrText>
       </w:r>
       <w:r>
         <w:rPr>
           <w:rFonts w:cs="Arial"/>
-          <w:sz w:val="20"/>
-          <w:szCs w:val="18"/>
+          <w:sz w:val="24"/>
+          <w:szCs w:val="24"/>
         </w:rPr>
         <w:fldChar w:fldCharType="separate"/>
       </w:r>
       <w:r>
         <w:rPr>
           <w:rFonts w:cs="Arial"/>
-          <w:sz w:val="20"/>
-          <w:szCs w:val="18"/>
+          <w:sz w:val="24"/>
+          <w:szCs w:val="24"/>
         </w:rPr>
         <w:t>«${cc}[#sep], [/#sep]»</w:t>
       </w:r>
       <w:r>
         <w:rPr>
           <w:rFonts w:cs="Arial"/>
-          <w:sz w:val="20"/>
-          <w:szCs w:val="18"/>
+          <w:sz w:val="24"/>
+          <w:szCs w:val="24"/>
         </w:rPr>
         <w:fldChar w:fldCharType="end"/>
       </w:r>
       <w:r>
         <w:rPr>
           <w:rFonts w:cs="Arial"/>
-          <w:sz w:val="20"/>
-          <w:szCs w:val="18"/>
+          <w:sz w:val="24"/>
+          <w:szCs w:val="24"/>
         </w:rPr>
         <w:fldChar w:fldCharType="begin"/>
       </w:r>
       <w:r>
         <w:rPr>
           <w:rFonts w:cs="Arial"/>
-          <w:sz w:val="20"/>
-          <w:szCs w:val="18"/>
+          <w:sz w:val="24"/>
+          <w:szCs w:val="24"/>
         </w:rPr>
         <w:instrText>MERGEFIELD [/#list]</w:instrText>
       </w:r>
       <w:r>
         <w:rPr>
           <w:rFonts w:cs="Arial"/>
-          <w:sz w:val="20"/>
-          <w:szCs w:val="18"/>
+          <w:sz w:val="24"/>
+          <w:szCs w:val="24"/>
         </w:rPr>
         <w:fldChar w:fldCharType="separate"/>
       </w:r>
       <w:r>
         <w:rPr>
           <w:rFonts w:cs="Arial"/>
-          <w:sz w:val="20"/>
-          <w:szCs w:val="18"/>
+          <w:sz w:val="24"/>
+          <w:szCs w:val="24"/>
         </w:rPr>
         <w:t>«[/#list]»</w:t>
       </w:r>
       <w:r>
         <w:rPr>
           <w:rFonts w:cs="Arial"/>
-          <w:sz w:val="20"/>
-          <w:szCs w:val="18"/>
+          <w:sz w:val="24"/>
+          <w:szCs w:val="24"/>
         </w:rPr>
         <w:fldChar w:fldCharType="end"/>
       </w:r>
       <w:bookmarkEnd w:id="2"/>
     </w:p>
     <w:sectPr>
-      <w:headerReference w:type="even" r:id="rId14"/>
-      <w:headerReference w:type="default" r:id="rId15"/>
-      <w:footerReference w:type="even" r:id="rId16"/>
-      <w:footerReference w:type="default" r:id="rId17"/>
-      <w:headerReference w:type="first" r:id="rId18"/>
-      <w:footerReference w:type="first" r:id="rId19"/>
+      <w:footerReference w:type="even" r:id="rId14"/>
+      <w:footerReference w:type="default" r:id="rId15"/>
+      <w:headerReference w:type="first" r:id="rId16"/>
+      <w:footerReference w:type="first" r:id="rId17"/>
       <w:endnotePr>
         <w:numFmt w:val="decimal"/>
       </w:endnotePr>
       <w:pgSz w:w="11906" w:h="16838"/>
-      <w:pgMar w:top="1418" w:right="1418" w:bottom="1418" w:left="1418" w:header="142" w:footer="267" w:gutter="0"/>
+      <w:pgMar w:top="1134" w:right="1418" w:bottom="1134" w:left="1418" w:header="142" w:footer="278" w:gutter="0"/>
       <w:cols w:space="720"/>
       <w:noEndnote/>
       <w:titlePg/>
@@ -2149,7 +2785,7 @@
 </file>
 
 <file path=word/endnotes.xml><?xml version="1.0" encoding="utf-8"?>
-<w:endnotes xmlns:wpc="http://schemas.microsoft.com/office/word/2010/wordprocessingCanvas" xmlns:cx="http://schemas.microsoft.com/office/drawing/2014/chartex" xmlns:cx1="http://schemas.microsoft.com/office/drawing/2015/9/8/chartex" xmlns:cx2="http://schemas.microsoft.com/office/drawing/2015/10/21/chartex" xmlns:cx3="http://schemas.microsoft.com/office/drawing/2016/5/9/chartex" xmlns:cx4="http://schemas.microsoft.com/office/drawing/2016/5/10/chartex" xmlns:cx5="http://schemas.microsoft.com/office/drawing/2016/5/11/chartex" xmlns:cx6="http://schemas.microsoft.com/office/drawing/2016/5/12/chartex" xmlns:cx7="http://schemas.microsoft.com/office/drawing/2016/5/13/chartex" xmlns:cx8="http://schemas.microsoft.com/office/drawing/2016/5/14/chartex" xmlns:mc="http://schemas.openxmlformats.org/markup-compatibility/2006" xmlns:aink="http://schemas.microsoft.com/office/drawing/2016/ink" xmlns:am3d="http://schemas.microsoft.com/office/drawing/2017/model3d" xmlns:o="urn:schemas-microsoft-com:office:office" xmlns:r="http://schemas.openxmlformats.org/officeDocument/2006/relationships" xmlns:m="http://schemas.openxmlformats.org/officeDocument/2006/math" xmlns:v="urn:schemas-microsoft-com:vml" xmlns:wp14="http://schemas.microsoft.com/office/word/2010/wordprocessingDrawing" xmlns:wp="http://schemas.openxmlformats.org/drawingml/2006/wordprocessingDrawing" xmlns:w10="urn:schemas-microsoft-com:office:word" xmlns:w="http://schemas.openxmlformats.org/wordprocessingml/2006/main" xmlns:w14="http://schemas.microsoft.com/office/word/2010/wordml" xmlns:w15="http://schemas.microsoft.com/office/word/2012/wordml" xmlns:w16cex="http://schemas.microsoft.com/office/word/2018/wordml/cex" xmlns:w16cid="http://schemas.microsoft.com/office/word/2016/wordml/cid" xmlns:w16="http://schemas.microsoft.com/office/word/2018/wordml" xmlns:w16sdtdh="http://schemas.microsoft.com/office/word/2020/wordml/sdtdatahash" xmlns:w16se="http://schemas.microsoft.com/office/word/2015/wordml/symex" xmlns:wpg="http://schemas.microsoft.com/office/word/2010/wordprocessingGroup" xmlns:wpi="http://schemas.microsoft.com/office/word/2010/wordprocessingInk" xmlns:wne="http://schemas.microsoft.com/office/word/2006/wordml" xmlns:wps="http://schemas.microsoft.com/office/word/2010/wordprocessingShape" mc:Ignorable="w14 w15 w16se w16cid w16 w16cex w16sdtdh wp14">
+<w:endnotes xmlns:wpc="http://schemas.microsoft.com/office/word/2010/wordprocessingCanvas" xmlns:cx="http://schemas.microsoft.com/office/drawing/2014/chartex" xmlns:cx1="http://schemas.microsoft.com/office/drawing/2015/9/8/chartex" xmlns:cx2="http://schemas.microsoft.com/office/drawing/2015/10/21/chartex" xmlns:cx3="http://schemas.microsoft.com/office/drawing/2016/5/9/chartex" xmlns:cx4="http://schemas.microsoft.com/office/drawing/2016/5/10/chartex" xmlns:cx5="http://schemas.microsoft.com/office/drawing/2016/5/11/chartex" xmlns:cx6="http://schemas.microsoft.com/office/drawing/2016/5/12/chartex" xmlns:cx7="http://schemas.microsoft.com/office/drawing/2016/5/13/chartex" xmlns:cx8="http://schemas.microsoft.com/office/drawing/2016/5/14/chartex" xmlns:mc="http://schemas.openxmlformats.org/markup-compatibility/2006" xmlns:aink="http://schemas.microsoft.com/office/drawing/2016/ink" xmlns:am3d="http://schemas.microsoft.com/office/drawing/2017/model3d" xmlns:o="urn:schemas-microsoft-com:office:office" xmlns:oel="http://schemas.microsoft.com/office/2019/extlst" xmlns:r="http://schemas.openxmlformats.org/officeDocument/2006/relationships" xmlns:m="http://schemas.openxmlformats.org/officeDocument/2006/math" xmlns:v="urn:schemas-microsoft-com:vml" xmlns:wp14="http://schemas.microsoft.com/office/word/2010/wordprocessingDrawing" xmlns:wp="http://schemas.openxmlformats.org/drawingml/2006/wordprocessingDrawing" xmlns:w10="urn:schemas-microsoft-com:office:word" xmlns:w="http://schemas.openxmlformats.org/wordprocessingml/2006/main" xmlns:w14="http://schemas.microsoft.com/office/word/2010/wordml" xmlns:w15="http://schemas.microsoft.com/office/word/2012/wordml" xmlns:w16cex="http://schemas.microsoft.com/office/word/2018/wordml/cex" xmlns:w16cid="http://schemas.microsoft.com/office/word/2016/wordml/cid" xmlns:w16="http://schemas.microsoft.com/office/word/2018/wordml" xmlns:w16du="http://schemas.microsoft.com/office/word/2023/wordml/word16du" xmlns:w16sdtdh="http://schemas.microsoft.com/office/word/2020/wordml/sdtdatahash" xmlns:w16sdtfl="http://schemas.microsoft.com/office/word/2024/wordml/sdtformatlock" xmlns:w16se="http://schemas.microsoft.com/office/word/2015/wordml/symex" xmlns:wpg="http://schemas.microsoft.com/office/word/2010/wordprocessingGroup" xmlns:wpi="http://schemas.microsoft.com/office/word/2010/wordprocessingInk" xmlns:wne="http://schemas.microsoft.com/office/word/2006/wordml" xmlns:wps="http://schemas.microsoft.com/office/word/2010/wordprocessingShape" mc:Ignorable="w14 w15 w16se w16cid w16 w16cex w16sdtdh w16sdtfl w16du wp14">
   <w:endnote w:type="separator" w:id="-1">
     <w:p>
       <w:r>
@@ -2168,7 +2804,7 @@
 </file>
 
 <file path=word/footer1.xml><?xml version="1.0" encoding="utf-8"?>
-<w:ftr xmlns:wpc="http://schemas.microsoft.com/office/word/2010/wordprocessingCanvas" xmlns:cx="http://schemas.microsoft.com/office/drawing/2014/chartex" xmlns:cx1="http://schemas.microsoft.com/office/drawing/2015/9/8/chartex" xmlns:cx2="http://schemas.microsoft.com/office/drawing/2015/10/21/chartex" xmlns:cx3="http://schemas.microsoft.com/office/drawing/2016/5/9/chartex" xmlns:cx4="http://schemas.microsoft.com/office/drawing/2016/5/10/chartex" xmlns:cx5="http://schemas.microsoft.com/office/drawing/2016/5/11/chartex" xmlns:cx6="http://schemas.microsoft.com/office/drawing/2016/5/12/chartex" xmlns:cx7="http://schemas.microsoft.com/office/drawing/2016/5/13/chartex" xmlns:cx8="http://schemas.microsoft.com/office/drawing/2016/5/14/chartex" xmlns:mc="http://schemas.openxmlformats.org/markup-compatibility/2006" xmlns:aink="http://schemas.microsoft.com/office/drawing/2016/ink" xmlns:am3d="http://schemas.microsoft.com/office/drawing/2017/model3d" xmlns:o="urn:schemas-microsoft-com:office:office" xmlns:r="http://schemas.openxmlformats.org/officeDocument/2006/relationships" xmlns:m="http://schemas.openxmlformats.org/officeDocument/2006/math" xmlns:v="urn:schemas-microsoft-com:vml" xmlns:wp14="http://schemas.microsoft.com/office/word/2010/wordprocessingDrawing" xmlns:wp="http://schemas.openxmlformats.org/drawingml/2006/wordprocessingDrawing" xmlns:w10="urn:schemas-microsoft-com:office:word" xmlns:w="http://schemas.openxmlformats.org/wordprocessingml/2006/main" xmlns:w14="http://schemas.microsoft.com/office/word/2010/wordml" xmlns:w15="http://schemas.microsoft.com/office/word/2012/wordml" xmlns:w16cex="http://schemas.microsoft.com/office/word/2018/wordml/cex" xmlns:w16cid="http://schemas.microsoft.com/office/word/2016/wordml/cid" xmlns:w16="http://schemas.microsoft.com/office/word/2018/wordml" xmlns:w16sdtdh="http://schemas.microsoft.com/office/word/2020/wordml/sdtdatahash" xmlns:w16se="http://schemas.microsoft.com/office/word/2015/wordml/symex" xmlns:wpg="http://schemas.microsoft.com/office/word/2010/wordprocessingGroup" xmlns:wpi="http://schemas.microsoft.com/office/word/2010/wordprocessingInk" xmlns:wne="http://schemas.microsoft.com/office/word/2006/wordml" xmlns:wps="http://schemas.microsoft.com/office/word/2010/wordprocessingShape" mc:Ignorable="w14 w15 w16se w16cid w16 w16cex w16sdtdh wp14">
+<w:ftr xmlns:wpc="http://schemas.microsoft.com/office/word/2010/wordprocessingCanvas" xmlns:cx="http://schemas.microsoft.com/office/drawing/2014/chartex" xmlns:cx1="http://schemas.microsoft.com/office/drawing/2015/9/8/chartex" xmlns:cx2="http://schemas.microsoft.com/office/drawing/2015/10/21/chartex" xmlns:cx3="http://schemas.microsoft.com/office/drawing/2016/5/9/chartex" xmlns:cx4="http://schemas.microsoft.com/office/drawing/2016/5/10/chartex" xmlns:cx5="http://schemas.microsoft.com/office/drawing/2016/5/11/chartex" xmlns:cx6="http://schemas.microsoft.com/office/drawing/2016/5/12/chartex" xmlns:cx7="http://schemas.microsoft.com/office/drawing/2016/5/13/chartex" xmlns:cx8="http://schemas.microsoft.com/office/drawing/2016/5/14/chartex" xmlns:mc="http://schemas.openxmlformats.org/markup-compatibility/2006" xmlns:aink="http://schemas.microsoft.com/office/drawing/2016/ink" xmlns:am3d="http://schemas.microsoft.com/office/drawing/2017/model3d" xmlns:o="urn:schemas-microsoft-com:office:office" xmlns:oel="http://schemas.microsoft.com/office/2019/extlst" xmlns:r="http://schemas.openxmlformats.org/officeDocument/2006/relationships" xmlns:m="http://schemas.openxmlformats.org/officeDocument/2006/math" xmlns:v="urn:schemas-microsoft-com:vml" xmlns:wp14="http://schemas.microsoft.com/office/word/2010/wordprocessingDrawing" xmlns:wp="http://schemas.openxmlformats.org/drawingml/2006/wordprocessingDrawing" xmlns:w10="urn:schemas-microsoft-com:office:word" xmlns:w="http://schemas.openxmlformats.org/wordprocessingml/2006/main" xmlns:w14="http://schemas.microsoft.com/office/word/2010/wordml" xmlns:w15="http://schemas.microsoft.com/office/word/2012/wordml" xmlns:w16cex="http://schemas.microsoft.com/office/word/2018/wordml/cex" xmlns:w16cid="http://schemas.microsoft.com/office/word/2016/wordml/cid" xmlns:w16="http://schemas.microsoft.com/office/word/2018/wordml" xmlns:w16du="http://schemas.microsoft.com/office/word/2023/wordml/word16du" xmlns:w16sdtdh="http://schemas.microsoft.com/office/word/2020/wordml/sdtdatahash" xmlns:w16sdtfl="http://schemas.microsoft.com/office/word/2024/wordml/sdtformatlock" xmlns:w16se="http://schemas.microsoft.com/office/word/2015/wordml/symex" xmlns:wpg="http://schemas.microsoft.com/office/word/2010/wordprocessingGroup" xmlns:wpi="http://schemas.microsoft.com/office/word/2010/wordprocessingInk" xmlns:wne="http://schemas.microsoft.com/office/word/2006/wordml" xmlns:wps="http://schemas.microsoft.com/office/word/2010/wordprocessingShape" mc:Ignorable="w14 w15 w16se w16cid w16 w16cex w16sdtdh w16sdtfl w16du wp14">
   <w:p>
     <w:pPr>
       <w:pStyle w:val="Footer"/>
@@ -2248,446 +2884,143 @@
 </file>
 
 <file path=word/footer2.xml><?xml version="1.0" encoding="utf-8"?>
-<w:ftr xmlns:wpc="http://schemas.microsoft.com/office/word/2010/wordprocessingCanvas" xmlns:cx="http://schemas.microsoft.com/office/drawing/2014/chartex" xmlns:cx1="http://schemas.microsoft.com/office/drawing/2015/9/8/chartex" xmlns:cx2="http://schemas.microsoft.com/office/drawing/2015/10/21/chartex" xmlns:cx3="http://schemas.microsoft.com/office/drawing/2016/5/9/chartex" xmlns:cx4="http://schemas.microsoft.com/office/drawing/2016/5/10/chartex" xmlns:cx5="http://schemas.microsoft.com/office/drawing/2016/5/11/chartex" xmlns:cx6="http://schemas.microsoft.com/office/drawing/2016/5/12/chartex" xmlns:cx7="http://schemas.microsoft.com/office/drawing/2016/5/13/chartex" xmlns:cx8="http://schemas.microsoft.com/office/drawing/2016/5/14/chartex" xmlns:mc="http://schemas.openxmlformats.org/markup-compatibility/2006" xmlns:aink="http://schemas.microsoft.com/office/drawing/2016/ink" xmlns:am3d="http://schemas.microsoft.com/office/drawing/2017/model3d" xmlns:o="urn:schemas-microsoft-com:office:office" xmlns:r="http://schemas.openxmlformats.org/officeDocument/2006/relationships" xmlns:m="http://schemas.openxmlformats.org/officeDocument/2006/math" xmlns:v="urn:schemas-microsoft-com:vml" xmlns:wp14="http://schemas.microsoft.com/office/word/2010/wordprocessingDrawing" xmlns:wp="http://schemas.openxmlformats.org/drawingml/2006/wordprocessingDrawing" xmlns:w10="urn:schemas-microsoft-com:office:word" xmlns:w="http://schemas.openxmlformats.org/wordprocessingml/2006/main" xmlns:w14="http://schemas.microsoft.com/office/word/2010/wordml" xmlns:w15="http://schemas.microsoft.com/office/word/2012/wordml" xmlns:w16cex="http://schemas.microsoft.com/office/word/2018/wordml/cex" xmlns:w16cid="http://schemas.microsoft.com/office/word/2016/wordml/cid" xmlns:w16="http://schemas.microsoft.com/office/word/2018/wordml" xmlns:w16sdtdh="http://schemas.microsoft.com/office/word/2020/wordml/sdtdatahash" xmlns:w16se="http://schemas.microsoft.com/office/word/2015/wordml/symex" xmlns:wpg="http://schemas.microsoft.com/office/word/2010/wordprocessingGroup" xmlns:wpi="http://schemas.microsoft.com/office/word/2010/wordprocessingInk" xmlns:wne="http://schemas.microsoft.com/office/word/2006/wordml" xmlns:wps="http://schemas.microsoft.com/office/word/2010/wordprocessingShape" mc:Ignorable="w14 w15 w16se w16cid w16 w16cex w16sdtdh wp14">
-  <w:tbl>
-    <w:tblPr>
-      <w:tblW w:w="0" w:type="dxa"/>
-      <w:tblLayout w:type="fixed"/>
-      <w:tblLook w:val="04A0" w:firstRow="1" w:lastRow="0" w:firstColumn="1" w:lastColumn="0" w:noHBand="0" w:noVBand="1"/>
-    </w:tblPr>
-    <w:tblGrid>
-      <w:gridCol w:w="7479"/>
-      <w:gridCol w:w="1560"/>
-    </w:tblGrid>
-    <w:tr>
-      <w:tc>
-        <w:tcPr>
-          <w:tcW w:w="7479" w:type="dxa"/>
-          <w:hideMark/>
-        </w:tcPr>
-        <w:p>
-          <w:pPr>
-            <w:pStyle w:val="Footer"/>
-            <w:tabs>
-              <w:tab w:val="clear" w:pos="8306"/>
-              <w:tab w:val="right" w:pos="9070"/>
-            </w:tabs>
-            <w:rPr>
-              <w:rFonts w:cs="Arial"/>
-              <w:sz w:val="18"/>
-              <w:szCs w:val="18"/>
-            </w:rPr>
-          </w:pPr>
-          <w:r>
-            <w:rPr>
-              <w:rFonts w:cs="Arial"/>
-              <w:sz w:val="18"/>
-              <w:szCs w:val="18"/>
-            </w:rPr>
-            <w:t>Environment Agency, Richard Fairclough House, Knutsford Road, Warrington, Cheshire, WA4 1HT</w:t>
-          </w:r>
-        </w:p>
-      </w:tc>
-      <w:tc>
-        <w:tcPr>
-          <w:tcW w:w="1560" w:type="dxa"/>
-          <w:hideMark/>
-        </w:tcPr>
-        <w:p>
-          <w:pPr>
-            <w:pStyle w:val="Footer"/>
-            <w:tabs>
-              <w:tab w:val="left" w:pos="0"/>
-              <w:tab w:val="right" w:pos="1134"/>
-            </w:tabs>
-            <w:ind w:right="524"/>
-            <w:rPr>
-              <w:rFonts w:cs="Arial"/>
-              <w:sz w:val="18"/>
-              <w:szCs w:val="18"/>
-            </w:rPr>
-          </w:pPr>
-          <w:r>
-            <w:rPr>
-              <w:rFonts w:cs="Arial"/>
-              <w:sz w:val="18"/>
-              <w:szCs w:val="18"/>
-            </w:rPr>
-            <w:tab/>
-            <w:t xml:space="preserve">Page </w:t>
-          </w:r>
-          <w:r>
-            <w:rPr>
-              <w:rStyle w:val="PageNumber"/>
-              <w:rFonts w:cs="Arial"/>
-              <w:sz w:val="18"/>
-              <w:szCs w:val="18"/>
-            </w:rPr>
-            <w:fldChar w:fldCharType="begin"/>
-          </w:r>
-          <w:r>
-            <w:rPr>
-              <w:rStyle w:val="PageNumber"/>
-              <w:rFonts w:cs="Arial"/>
-              <w:sz w:val="18"/>
-              <w:szCs w:val="18"/>
-            </w:rPr>
-            <w:instrText xml:space="preserve"> PAGE </w:instrText>
-          </w:r>
-          <w:r>
-            <w:rPr>
-              <w:rStyle w:val="PageNumber"/>
-              <w:rFonts w:cs="Arial"/>
-              <w:sz w:val="18"/>
-              <w:szCs w:val="18"/>
-            </w:rPr>
-            <w:fldChar w:fldCharType="separate"/>
-          </w:r>
-          <w:r>
-            <w:rPr>
-              <w:rStyle w:val="PageNumber"/>
-              <w:rFonts w:cs="Arial"/>
-              <w:noProof/>
-              <w:sz w:val="18"/>
-              <w:szCs w:val="18"/>
-            </w:rPr>
-            <w:t>2</w:t>
-          </w:r>
-          <w:r>
-            <w:rPr>
-              <w:rStyle w:val="PageNumber"/>
-              <w:rFonts w:cs="Arial"/>
-              <w:sz w:val="18"/>
-              <w:szCs w:val="18"/>
-            </w:rPr>
-            <w:fldChar w:fldCharType="end"/>
-          </w:r>
-          <w:r>
-            <w:rPr>
-              <w:rStyle w:val="PageNumber"/>
-              <w:rFonts w:cs="Arial"/>
-              <w:sz w:val="18"/>
-              <w:szCs w:val="18"/>
-            </w:rPr>
-            <w:t xml:space="preserve"> of </w:t>
-          </w:r>
-          <w:r>
-            <w:rPr>
-              <w:rStyle w:val="PageNumber"/>
-              <w:rFonts w:cs="Arial"/>
-              <w:sz w:val="18"/>
-              <w:szCs w:val="18"/>
-            </w:rPr>
-            <w:fldChar w:fldCharType="begin"/>
-          </w:r>
-          <w:r>
-            <w:rPr>
-              <w:rStyle w:val="PageNumber"/>
-              <w:rFonts w:cs="Arial"/>
-              <w:sz w:val="18"/>
-              <w:szCs w:val="18"/>
-            </w:rPr>
-            <w:instrText xml:space="preserve"> NUMPAGES </w:instrText>
-          </w:r>
-          <w:r>
-            <w:rPr>
-              <w:rStyle w:val="PageNumber"/>
-              <w:rFonts w:cs="Arial"/>
-              <w:sz w:val="18"/>
-              <w:szCs w:val="18"/>
-            </w:rPr>
-            <w:fldChar w:fldCharType="separate"/>
-          </w:r>
-          <w:r>
-            <w:rPr>
-              <w:rStyle w:val="PageNumber"/>
-              <w:rFonts w:cs="Arial"/>
-              <w:noProof/>
-              <w:sz w:val="18"/>
-              <w:szCs w:val="18"/>
-            </w:rPr>
-            <w:t>2</w:t>
-          </w:r>
-          <w:r>
-            <w:rPr>
-              <w:rStyle w:val="PageNumber"/>
-              <w:rFonts w:cs="Arial"/>
-              <w:sz w:val="18"/>
-              <w:szCs w:val="18"/>
-            </w:rPr>
-            <w:fldChar w:fldCharType="end"/>
-          </w:r>
-        </w:p>
-      </w:tc>
-    </w:tr>
-    <w:tr>
-      <w:tc>
-        <w:tcPr>
-          <w:tcW w:w="7479" w:type="dxa"/>
-          <w:hideMark/>
-        </w:tcPr>
-        <w:p>
-          <w:pPr>
-            <w:pStyle w:val="Footer"/>
-            <w:rPr>
-              <w:rFonts w:cs="Arial"/>
-              <w:sz w:val="18"/>
-              <w:szCs w:val="18"/>
-            </w:rPr>
-          </w:pPr>
-          <w:r>
-            <w:rPr>
-              <w:sz w:val="18"/>
-              <w:szCs w:val="18"/>
-            </w:rPr>
-            <w:t>Tel: 03708 506 506</w:t>
-          </w:r>
-        </w:p>
-      </w:tc>
-      <w:tc>
-        <w:tcPr>
-          <w:tcW w:w="1560" w:type="dxa"/>
-        </w:tcPr>
-        <w:p>
-          <w:pPr>
-            <w:pStyle w:val="Footer"/>
-            <w:rPr>
-              <w:sz w:val="18"/>
-              <w:szCs w:val="18"/>
-            </w:rPr>
-          </w:pPr>
-        </w:p>
-      </w:tc>
-    </w:tr>
-  </w:tbl>
+<w:ftr xmlns:wpc="http://schemas.microsoft.com/office/word/2010/wordprocessingCanvas" xmlns:cx="http://schemas.microsoft.com/office/drawing/2014/chartex" xmlns:cx1="http://schemas.microsoft.com/office/drawing/2015/9/8/chartex" xmlns:cx2="http://schemas.microsoft.com/office/drawing/2015/10/21/chartex" xmlns:cx3="http://schemas.microsoft.com/office/drawing/2016/5/9/chartex" xmlns:cx4="http://schemas.microsoft.com/office/drawing/2016/5/10/chartex" xmlns:cx5="http://schemas.microsoft.com/office/drawing/2016/5/11/chartex" xmlns:cx6="http://schemas.microsoft.com/office/drawing/2016/5/12/chartex" xmlns:cx7="http://schemas.microsoft.com/office/drawing/2016/5/13/chartex" xmlns:cx8="http://schemas.microsoft.com/office/drawing/2016/5/14/chartex" xmlns:mc="http://schemas.openxmlformats.org/markup-compatibility/2006" xmlns:aink="http://schemas.microsoft.com/office/drawing/2016/ink" xmlns:am3d="http://schemas.microsoft.com/office/drawing/2017/model3d" xmlns:o="urn:schemas-microsoft-com:office:office" xmlns:oel="http://schemas.microsoft.com/office/2019/extlst" xmlns:r="http://schemas.openxmlformats.org/officeDocument/2006/relationships" xmlns:m="http://schemas.openxmlformats.org/officeDocument/2006/math" xmlns:v="urn:schemas-microsoft-com:vml" xmlns:wp14="http://schemas.microsoft.com/office/word/2010/wordprocessingDrawing" xmlns:wp="http://schemas.openxmlformats.org/drawingml/2006/wordprocessingDrawing" xmlns:w10="urn:schemas-microsoft-com:office:word" xmlns:w="http://schemas.openxmlformats.org/wordprocessingml/2006/main" xmlns:w14="http://schemas.microsoft.com/office/word/2010/wordml" xmlns:w15="http://schemas.microsoft.com/office/word/2012/wordml" xmlns:w16cex="http://schemas.microsoft.com/office/word/2018/wordml/cex" xmlns:w16cid="http://schemas.microsoft.com/office/word/2016/wordml/cid" xmlns:w16="http://schemas.microsoft.com/office/word/2018/wordml" xmlns:w16du="http://schemas.microsoft.com/office/word/2023/wordml/word16du" xmlns:w16sdtdh="http://schemas.microsoft.com/office/word/2020/wordml/sdtdatahash" xmlns:w16sdtfl="http://schemas.microsoft.com/office/word/2024/wordml/sdtformatlock" xmlns:w16se="http://schemas.microsoft.com/office/word/2015/wordml/symex" xmlns:wpg="http://schemas.microsoft.com/office/word/2010/wordprocessingGroup" xmlns:wpi="http://schemas.microsoft.com/office/word/2010/wordprocessingInk" xmlns:wne="http://schemas.microsoft.com/office/word/2006/wordml" xmlns:wps="http://schemas.microsoft.com/office/word/2010/wordprocessingShape" mc:Ignorable="w14 w15 w16se w16cid w16 w16cex w16sdtdh w16sdtfl w16du wp14">
   <w:p>
     <w:pPr>
       <w:pStyle w:val="Footer"/>
+      <w:rPr>
+        <w:rFonts w:cs="Arial"/>
+        <w:sz w:val="20"/>
+      </w:rPr>
     </w:pPr>
+    <w:r>
+      <w:rPr>
+        <w:rFonts w:cs="Arial"/>
+        <w:sz w:val="20"/>
+      </w:rPr>
+      <w:t xml:space="preserve">Environment Agency, Richard Fairclough House, </w:t>
+    </w:r>
+    <w:r>
+      <w:rPr>
+        <w:rFonts w:cs="Arial"/>
+        <w:sz w:val="20"/>
+      </w:rPr>
+      <w:t>Wash Lane</w:t>
+    </w:r>
+    <w:r>
+      <w:rPr>
+        <w:rFonts w:cs="Arial"/>
+        <w:sz w:val="20"/>
+      </w:rPr>
+      <w:t>, Warrington</w:t>
+    </w:r>
+    <w:r>
+      <w:rPr>
+        <w:rFonts w:cs="Arial"/>
+        <w:sz w:val="20"/>
+      </w:rPr>
+      <w:t xml:space="preserve"> </w:t>
+    </w:r>
+    <w:r>
+      <w:rPr>
+        <w:rFonts w:cs="Arial"/>
+        <w:sz w:val="20"/>
+      </w:rPr>
+      <w:t>WA4 1HT</w:t>
+    </w:r>
+  </w:p>
+  <w:p>
+    <w:pPr>
+      <w:pStyle w:val="Footer"/>
+      <w:rPr>
+        <w:rFonts w:cs="Arial"/>
+        <w:sz w:val="18"/>
+        <w:szCs w:val="18"/>
+      </w:rPr>
+    </w:pPr>
+    <w:r>
+      <w:rPr>
+        <w:sz w:val="20"/>
+      </w:rPr>
+      <w:t>Tel: 03708 506 506</w:t>
+    </w:r>
   </w:p>
 </w:ftr>
 </file>
 
 <file path=word/footer3.xml><?xml version="1.0" encoding="utf-8"?>
-<w:ftr xmlns:wpc="http://schemas.microsoft.com/office/word/2010/wordprocessingCanvas" xmlns:cx="http://schemas.microsoft.com/office/drawing/2014/chartex" xmlns:cx1="http://schemas.microsoft.com/office/drawing/2015/9/8/chartex" xmlns:cx2="http://schemas.microsoft.com/office/drawing/2015/10/21/chartex" xmlns:cx3="http://schemas.microsoft.com/office/drawing/2016/5/9/chartex" xmlns:cx4="http://schemas.microsoft.com/office/drawing/2016/5/10/chartex" xmlns:cx5="http://schemas.microsoft.com/office/drawing/2016/5/11/chartex" xmlns:cx6="http://schemas.microsoft.com/office/drawing/2016/5/12/chartex" xmlns:cx7="http://schemas.microsoft.com/office/drawing/2016/5/13/chartex" xmlns:cx8="http://schemas.microsoft.com/office/drawing/2016/5/14/chartex" xmlns:mc="http://schemas.openxmlformats.org/markup-compatibility/2006" xmlns:aink="http://schemas.microsoft.com/office/drawing/2016/ink" xmlns:am3d="http://schemas.microsoft.com/office/drawing/2017/model3d" xmlns:o="urn:schemas-microsoft-com:office:office" xmlns:r="http://schemas.openxmlformats.org/officeDocument/2006/relationships" xmlns:m="http://schemas.openxmlformats.org/officeDocument/2006/math" xmlns:v="urn:schemas-microsoft-com:vml" xmlns:wp14="http://schemas.microsoft.com/office/word/2010/wordprocessingDrawing" xmlns:wp="http://schemas.openxmlformats.org/drawingml/2006/wordprocessingDrawing" xmlns:w10="urn:schemas-microsoft-com:office:word" xmlns:w="http://schemas.openxmlformats.org/wordprocessingml/2006/main" xmlns:w14="http://schemas.microsoft.com/office/word/2010/wordml" xmlns:w15="http://schemas.microsoft.com/office/word/2012/wordml" xmlns:w16cex="http://schemas.microsoft.com/office/word/2018/wordml/cex" xmlns:w16cid="http://schemas.microsoft.com/office/word/2016/wordml/cid" xmlns:w16="http://schemas.microsoft.com/office/word/2018/wordml" xmlns:w16sdtdh="http://schemas.microsoft.com/office/word/2020/wordml/sdtdatahash" xmlns:w16se="http://schemas.microsoft.com/office/word/2015/wordml/symex" xmlns:wpg="http://schemas.microsoft.com/office/word/2010/wordprocessingGroup" xmlns:wpi="http://schemas.microsoft.com/office/word/2010/wordprocessingInk" xmlns:wne="http://schemas.microsoft.com/office/word/2006/wordml" xmlns:wps="http://schemas.microsoft.com/office/word/2010/wordprocessingShape" mc:Ignorable="w14 w15 w16se w16cid w16 w16cex w16sdtdh wp14">
-  <w:tbl>
-    <w:tblPr>
-      <w:tblW w:w="9286" w:type="dxa"/>
-      <w:tblLook w:val="04A0" w:firstRow="1" w:lastRow="0" w:firstColumn="1" w:lastColumn="0" w:noHBand="0" w:noVBand="1"/>
-    </w:tblPr>
-    <w:tblGrid>
-      <w:gridCol w:w="7621"/>
-      <w:gridCol w:w="1665"/>
-    </w:tblGrid>
-    <w:tr>
-      <w:tc>
-        <w:tcPr>
-          <w:tcW w:w="7621" w:type="dxa"/>
-        </w:tcPr>
-        <w:p>
-          <w:pPr>
-            <w:tabs>
-              <w:tab w:val="center" w:pos="4513"/>
-              <w:tab w:val="right" w:pos="9026"/>
-              <w:tab w:val="right" w:pos="9070"/>
-            </w:tabs>
-            <w:rPr>
-              <w:rFonts w:eastAsia="Calibri" w:cs="Arial"/>
-              <w:sz w:val="18"/>
-              <w:szCs w:val="18"/>
-            </w:rPr>
-          </w:pPr>
-          <w:r>
-            <w:rPr>
-              <w:rFonts w:eastAsia="Calibri" w:cs="Arial"/>
-              <w:sz w:val="18"/>
-              <w:szCs w:val="18"/>
-            </w:rPr>
-            <w:t>Environment Agency, Richard Fairclough House, Knutsford Road, Warrington, Cheshire, WA4 1HT</w:t>
-          </w:r>
-        </w:p>
-      </w:tc>
-      <w:tc>
-        <w:tcPr>
-          <w:tcW w:w="1665" w:type="dxa"/>
-        </w:tcPr>
-        <w:p>
-          <w:pPr>
-            <w:tabs>
-              <w:tab w:val="center" w:pos="4513"/>
-              <w:tab w:val="right" w:pos="9026"/>
-              <w:tab w:val="right" w:pos="9070"/>
-            </w:tabs>
-            <w:jc w:val="right"/>
-            <w:rPr>
-              <w:rFonts w:eastAsia="Calibri" w:cs="Arial"/>
-              <w:sz w:val="18"/>
-              <w:szCs w:val="18"/>
-            </w:rPr>
-          </w:pPr>
-          <w:r>
-            <w:rPr>
-              <w:rFonts w:eastAsia="Calibri" w:cs="Arial"/>
-              <w:sz w:val="18"/>
-              <w:szCs w:val="18"/>
-            </w:rPr>
-            <w:t xml:space="preserve">Page </w:t>
-          </w:r>
-          <w:r>
-            <w:rPr>
-              <w:rFonts w:eastAsia="Calibri" w:cs="Arial"/>
-              <w:sz w:val="18"/>
-              <w:szCs w:val="18"/>
-            </w:rPr>
-            <w:fldChar w:fldCharType="begin"/>
-          </w:r>
-          <w:r>
-            <w:rPr>
-              <w:rFonts w:eastAsia="Calibri" w:cs="Arial"/>
-              <w:sz w:val="18"/>
-              <w:szCs w:val="18"/>
-            </w:rPr>
-            <w:instrText xml:space="preserve"> PAGE </w:instrText>
-          </w:r>
-          <w:r>
-            <w:rPr>
-              <w:rFonts w:eastAsia="Calibri" w:cs="Arial"/>
-              <w:sz w:val="18"/>
-              <w:szCs w:val="18"/>
-            </w:rPr>
-            <w:fldChar w:fldCharType="separate"/>
-          </w:r>
-          <w:r>
-            <w:rPr>
-              <w:rFonts w:eastAsia="Calibri" w:cs="Arial"/>
-              <w:noProof/>
-              <w:sz w:val="18"/>
-              <w:szCs w:val="18"/>
-            </w:rPr>
-            <w:t>1</w:t>
-          </w:r>
-          <w:r>
-            <w:rPr>
-              <w:rFonts w:eastAsia="Calibri" w:cs="Arial"/>
-              <w:sz w:val="18"/>
-              <w:szCs w:val="18"/>
-            </w:rPr>
-            <w:fldChar w:fldCharType="end"/>
-          </w:r>
-          <w:r>
-            <w:rPr>
-              <w:rFonts w:eastAsia="Calibri" w:cs="Arial"/>
-              <w:sz w:val="18"/>
-              <w:szCs w:val="18"/>
-            </w:rPr>
-            <w:t xml:space="preserve"> of </w:t>
-          </w:r>
-          <w:r>
-            <w:rPr>
-              <w:rFonts w:eastAsia="Calibri" w:cs="Arial"/>
-              <w:sz w:val="18"/>
-              <w:szCs w:val="18"/>
-            </w:rPr>
-            <w:fldChar w:fldCharType="begin"/>
-          </w:r>
-          <w:r>
-            <w:rPr>
-              <w:rFonts w:eastAsia="Calibri" w:cs="Arial"/>
-              <w:sz w:val="18"/>
-              <w:szCs w:val="18"/>
-            </w:rPr>
-            <w:instrText xml:space="preserve"> NUMPAGES </w:instrText>
-          </w:r>
-          <w:r>
-            <w:rPr>
-              <w:rFonts w:eastAsia="Calibri" w:cs="Arial"/>
-              <w:sz w:val="18"/>
-              <w:szCs w:val="18"/>
-            </w:rPr>
-            <w:fldChar w:fldCharType="separate"/>
-          </w:r>
-          <w:r>
-            <w:rPr>
-              <w:rFonts w:eastAsia="Calibri" w:cs="Arial"/>
-              <w:noProof/>
-              <w:sz w:val="18"/>
-              <w:szCs w:val="18"/>
-            </w:rPr>
-            <w:t>1</w:t>
-          </w:r>
-          <w:r>
-            <w:rPr>
-              <w:rFonts w:eastAsia="Calibri" w:cs="Arial"/>
-              <w:sz w:val="18"/>
-              <w:szCs w:val="18"/>
-            </w:rPr>
-            <w:fldChar w:fldCharType="end"/>
-          </w:r>
-        </w:p>
-      </w:tc>
-    </w:tr>
-    <w:tr>
-      <w:tc>
-        <w:tcPr>
-          <w:tcW w:w="7621" w:type="dxa"/>
-        </w:tcPr>
-        <w:p>
-          <w:pPr>
-            <w:tabs>
-              <w:tab w:val="center" w:pos="4513"/>
-              <w:tab w:val="right" w:pos="9026"/>
-            </w:tabs>
-            <w:rPr>
-              <w:rFonts w:eastAsia="Calibri" w:cs="Arial"/>
-              <w:sz w:val="18"/>
-              <w:szCs w:val="18"/>
-            </w:rPr>
-          </w:pPr>
-          <w:r>
-            <w:rPr>
-              <w:rFonts w:eastAsia="Calibri" w:cs="Arial"/>
-              <w:sz w:val="18"/>
-              <w:szCs w:val="18"/>
-            </w:rPr>
-            <w:t>Tel: 03708 506 506</w:t>
-          </w:r>
-        </w:p>
-      </w:tc>
-      <w:tc>
-        <w:tcPr>
-          <w:tcW w:w="1665" w:type="dxa"/>
-        </w:tcPr>
-        <w:p>
-          <w:pPr>
-            <w:tabs>
-              <w:tab w:val="center" w:pos="4513"/>
-              <w:tab w:val="right" w:pos="9026"/>
-            </w:tabs>
-            <w:rPr>
-              <w:rFonts w:eastAsia="Calibri" w:cs="Arial"/>
-              <w:sz w:val="18"/>
-              <w:szCs w:val="18"/>
-            </w:rPr>
-          </w:pPr>
-        </w:p>
-      </w:tc>
-    </w:tr>
-  </w:tbl>
+<w:ftr xmlns:wpc="http://schemas.microsoft.com/office/word/2010/wordprocessingCanvas" xmlns:cx="http://schemas.microsoft.com/office/drawing/2014/chartex" xmlns:cx1="http://schemas.microsoft.com/office/drawing/2015/9/8/chartex" xmlns:cx2="http://schemas.microsoft.com/office/drawing/2015/10/21/chartex" xmlns:cx3="http://schemas.microsoft.com/office/drawing/2016/5/9/chartex" xmlns:cx4="http://schemas.microsoft.com/office/drawing/2016/5/10/chartex" xmlns:cx5="http://schemas.microsoft.com/office/drawing/2016/5/11/chartex" xmlns:cx6="http://schemas.microsoft.com/office/drawing/2016/5/12/chartex" xmlns:cx7="http://schemas.microsoft.com/office/drawing/2016/5/13/chartex" xmlns:cx8="http://schemas.microsoft.com/office/drawing/2016/5/14/chartex" xmlns:mc="http://schemas.openxmlformats.org/markup-compatibility/2006" xmlns:aink="http://schemas.microsoft.com/office/drawing/2016/ink" xmlns:am3d="http://schemas.microsoft.com/office/drawing/2017/model3d" xmlns:o="urn:schemas-microsoft-com:office:office" xmlns:oel="http://schemas.microsoft.com/office/2019/extlst" xmlns:r="http://schemas.openxmlformats.org/officeDocument/2006/relationships" xmlns:m="http://schemas.openxmlformats.org/officeDocument/2006/math" xmlns:v="urn:schemas-microsoft-com:vml" xmlns:wp14="http://schemas.microsoft.com/office/word/2010/wordprocessingDrawing" xmlns:wp="http://schemas.openxmlformats.org/drawingml/2006/wordprocessingDrawing" xmlns:w10="urn:schemas-microsoft-com:office:word" xmlns:w="http://schemas.openxmlformats.org/wordprocessingml/2006/main" xmlns:w14="http://schemas.microsoft.com/office/word/2010/wordml" xmlns:w15="http://schemas.microsoft.com/office/word/2012/wordml" xmlns:w16cex="http://schemas.microsoft.com/office/word/2018/wordml/cex" xmlns:w16cid="http://schemas.microsoft.com/office/word/2016/wordml/cid" xmlns:w16="http://schemas.microsoft.com/office/word/2018/wordml" xmlns:w16du="http://schemas.microsoft.com/office/word/2023/wordml/word16du" xmlns:w16sdtdh="http://schemas.microsoft.com/office/word/2020/wordml/sdtdatahash" xmlns:w16sdtfl="http://schemas.microsoft.com/office/word/2024/wordml/sdtformatlock" xmlns:w16se="http://schemas.microsoft.com/office/word/2015/wordml/symex" xmlns:wpg="http://schemas.microsoft.com/office/word/2010/wordprocessingGroup" xmlns:wpi="http://schemas.microsoft.com/office/word/2010/wordprocessingInk" xmlns:wne="http://schemas.microsoft.com/office/word/2006/wordml" xmlns:wps="http://schemas.microsoft.com/office/word/2010/wordprocessingShape" mc:Ignorable="w14 w15 w16se w16cid w16 w16cex w16sdtdh w16sdtfl w16du wp14">
   <w:p>
     <w:pPr>
       <w:pStyle w:val="Footer"/>
       <w:rPr>
         <w:rFonts w:cs="Arial"/>
+        <w:sz w:val="20"/>
+      </w:rPr>
+    </w:pPr>
+    <w:bookmarkStart w:id="3" w:name="_Hlk219387645"/>
+    <w:bookmarkStart w:id="4" w:name="_Hlk215829861"/>
+    <w:bookmarkStart w:id="5" w:name="_Hlk215829862"/>
+    <w:r>
+      <w:rPr>
+        <w:rFonts w:cs="Arial"/>
+        <w:sz w:val="20"/>
+      </w:rPr>
+      <w:t xml:space="preserve">Environment Agency, Richard Fairclough House, </w:t>
+    </w:r>
+    <w:r>
+      <w:rPr>
+        <w:rFonts w:cs="Arial"/>
+        <w:sz w:val="20"/>
+      </w:rPr>
+      <w:t>Wash Lane</w:t>
+    </w:r>
+    <w:r>
+      <w:rPr>
+        <w:rFonts w:cs="Arial"/>
+        <w:sz w:val="20"/>
+      </w:rPr>
+      <w:t>, Warrington</w:t>
+    </w:r>
+    <w:r>
+      <w:rPr>
+        <w:rFonts w:cs="Arial"/>
+        <w:sz w:val="20"/>
+      </w:rPr>
+      <w:t xml:space="preserve"> </w:t>
+    </w:r>
+    <w:r>
+      <w:rPr>
+        <w:rFonts w:cs="Arial"/>
+        <w:sz w:val="20"/>
+      </w:rPr>
+      <w:t>WA4 1HT</w:t>
+    </w:r>
+  </w:p>
+  <w:bookmarkEnd w:id="3"/>
+  <w:p>
+    <w:pPr>
+      <w:pStyle w:val="Footer"/>
+      <w:rPr>
+        <w:rFonts w:cs="Arial"/>
         <w:sz w:val="18"/>
         <w:szCs w:val="18"/>
       </w:rPr>
     </w:pPr>
+    <w:r>
+      <w:rPr>
+        <w:sz w:val="20"/>
+      </w:rPr>
+      <w:t>Tel: 03708 506 506</w:t>
+    </w:r>
+    <w:bookmarkEnd w:id="4"/>
+    <w:bookmarkEnd w:id="5"/>
   </w:p>
 </w:ftr>
 </file>
 
 <file path=word/footnotes.xml><?xml version="1.0" encoding="utf-8"?>
-<w:footnotes xmlns:wpc="http://schemas.microsoft.com/office/word/2010/wordprocessingCanvas" xmlns:cx="http://schemas.microsoft.com/office/drawing/2014/chartex" xmlns:cx1="http://schemas.microsoft.com/office/drawing/2015/9/8/chartex" xmlns:cx2="http://schemas.microsoft.com/office/drawing/2015/10/21/chartex" xmlns:cx3="http://schemas.microsoft.com/office/drawing/2016/5/9/chartex" xmlns:cx4="http://schemas.microsoft.com/office/drawing/2016/5/10/chartex" xmlns:cx5="http://schemas.microsoft.com/office/drawing/2016/5/11/chartex" xmlns:cx6="http://schemas.microsoft.com/office/drawing/2016/5/12/chartex" xmlns:cx7="http://schemas.microsoft.com/office/drawing/2016/5/13/chartex" xmlns:cx8="http://schemas.microsoft.com/office/drawing/2016/5/14/chartex" xmlns:mc="http://schemas.openxmlformats.org/markup-compatibility/2006" xmlns:aink="http://schemas.microsoft.com/office/drawing/2016/ink" xmlns:am3d="http://schemas.microsoft.com/office/drawing/2017/model3d" xmlns:o="urn:schemas-microsoft-com:office:office" xmlns:r="http://schemas.openxmlformats.org/officeDocument/2006/relationships" xmlns:m="http://schemas.openxmlformats.org/officeDocument/2006/math" xmlns:v="urn:schemas-microsoft-com:vml" xmlns:wp14="http://schemas.microsoft.com/office/word/2010/wordprocessingDrawing" xmlns:wp="http://schemas.openxmlformats.org/drawingml/2006/wordprocessingDrawing" xmlns:w10="urn:schemas-microsoft-com:office:word" xmlns:w="http://schemas.openxmlformats.org/wordprocessingml/2006/main" xmlns:w14="http://schemas.microsoft.com/office/word/2010/wordml" xmlns:w15="http://schemas.microsoft.com/office/word/2012/wordml" xmlns:w16cex="http://schemas.microsoft.com/office/word/2018/wordml/cex" xmlns:w16cid="http://schemas.microsoft.com/office/word/2016/wordml/cid" xmlns:w16="http://schemas.microsoft.com/office/word/2018/wordml" xmlns:w16sdtdh="http://schemas.microsoft.com/office/word/2020/wordml/sdtdatahash" xmlns:w16se="http://schemas.microsoft.com/office/word/2015/wordml/symex" xmlns:wpg="http://schemas.microsoft.com/office/word/2010/wordprocessingGroup" xmlns:wpi="http://schemas.microsoft.com/office/word/2010/wordprocessingInk" xmlns:wne="http://schemas.microsoft.com/office/word/2006/wordml" xmlns:wps="http://schemas.microsoft.com/office/word/2010/wordprocessingShape" mc:Ignorable="w14 w15 w16se w16cid w16 w16cex w16sdtdh wp14">
+<w:footnotes xmlns:wpc="http://schemas.microsoft.com/office/word/2010/wordprocessingCanvas" xmlns:cx="http://schemas.microsoft.com/office/drawing/2014/chartex" xmlns:cx1="http://schemas.microsoft.com/office/drawing/2015/9/8/chartex" xmlns:cx2="http://schemas.microsoft.com/office/drawing/2015/10/21/chartex" xmlns:cx3="http://schemas.microsoft.com/office/drawing/2016/5/9/chartex" xmlns:cx4="http://schemas.microsoft.com/office/drawing/2016/5/10/chartex" xmlns:cx5="http://schemas.microsoft.com/office/drawing/2016/5/11/chartex" xmlns:cx6="http://schemas.microsoft.com/office/drawing/2016/5/12/chartex" xmlns:cx7="http://schemas.microsoft.com/office/drawing/2016/5/13/chartex" xmlns:cx8="http://schemas.microsoft.com/office/drawing/2016/5/14/chartex" xmlns:mc="http://schemas.openxmlformats.org/markup-compatibility/2006" xmlns:aink="http://schemas.microsoft.com/office/drawing/2016/ink" xmlns:am3d="http://schemas.microsoft.com/office/drawing/2017/model3d" xmlns:o="urn:schemas-microsoft-com:office:office" xmlns:oel="http://schemas.microsoft.com/office/2019/extlst" xmlns:r="http://schemas.openxmlformats.org/officeDocument/2006/relationships" xmlns:m="http://schemas.openxmlformats.org/officeDocument/2006/math" xmlns:v="urn:schemas-microsoft-com:vml" xmlns:wp14="http://schemas.microsoft.com/office/word/2010/wordprocessingDrawing" xmlns:wp="http://schemas.openxmlformats.org/drawingml/2006/wordprocessingDrawing" xmlns:w10="urn:schemas-microsoft-com:office:word" xmlns:w="http://schemas.openxmlformats.org/wordprocessingml/2006/main" xmlns:w14="http://schemas.microsoft.com/office/word/2010/wordml" xmlns:w15="http://schemas.microsoft.com/office/word/2012/wordml" xmlns:w16cex="http://schemas.microsoft.com/office/word/2018/wordml/cex" xmlns:w16cid="http://schemas.microsoft.com/office/word/2016/wordml/cid" xmlns:w16="http://schemas.microsoft.com/office/word/2018/wordml" xmlns:w16du="http://schemas.microsoft.com/office/word/2023/wordml/word16du" xmlns:w16sdtdh="http://schemas.microsoft.com/office/word/2020/wordml/sdtdatahash" xmlns:w16sdtfl="http://schemas.microsoft.com/office/word/2024/wordml/sdtformatlock" xmlns:w16se="http://schemas.microsoft.com/office/word/2015/wordml/symex" xmlns:wpg="http://schemas.microsoft.com/office/word/2010/wordprocessingGroup" xmlns:wpi="http://schemas.microsoft.com/office/word/2010/wordprocessingInk" xmlns:wne="http://schemas.microsoft.com/office/word/2006/wordml" xmlns:wps="http://schemas.microsoft.com/office/word/2010/wordprocessingShape" mc:Ignorable="w14 w15 w16se w16cid w16 w16cex w16sdtdh w16sdtfl w16du wp14">
   <w:footnote w:type="separator" w:id="-1">
     <w:p>
       <w:r>
@@ -2706,27 +3039,7 @@
 </file>
 
 <file path=word/header1.xml><?xml version="1.0" encoding="utf-8"?>
-<w:hdr xmlns:wpc="http://schemas.microsoft.com/office/word/2010/wordprocessingCanvas" xmlns:cx="http://schemas.microsoft.com/office/drawing/2014/chartex" xmlns:cx1="http://schemas.microsoft.com/office/drawing/2015/9/8/chartex" xmlns:cx2="http://schemas.microsoft.com/office/drawing/2015/10/21/chartex" xmlns:cx3="http://schemas.microsoft.com/office/drawing/2016/5/9/chartex" xmlns:cx4="http://schemas.microsoft.com/office/drawing/2016/5/10/chartex" xmlns:cx5="http://schemas.microsoft.com/office/drawing/2016/5/11/chartex" xmlns:cx6="http://schemas.microsoft.com/office/drawing/2016/5/12/chartex" xmlns:cx7="http://schemas.microsoft.com/office/drawing/2016/5/13/chartex" xmlns:cx8="http://schemas.microsoft.com/office/drawing/2016/5/14/chartex" xmlns:mc="http://schemas.openxmlformats.org/markup-compatibility/2006" xmlns:aink="http://schemas.microsoft.com/office/drawing/2016/ink" xmlns:am3d="http://schemas.microsoft.com/office/drawing/2017/model3d" xmlns:o="urn:schemas-microsoft-com:office:office" xmlns:r="http://schemas.openxmlformats.org/officeDocument/2006/relationships" xmlns:m="http://schemas.openxmlformats.org/officeDocument/2006/math" xmlns:v="urn:schemas-microsoft-com:vml" xmlns:wp14="http://schemas.microsoft.com/office/word/2010/wordprocessingDrawing" xmlns:wp="http://schemas.openxmlformats.org/drawingml/2006/wordprocessingDrawing" xmlns:w10="urn:schemas-microsoft-com:office:word" xmlns:w="http://schemas.openxmlformats.org/wordprocessingml/2006/main" xmlns:w14="http://schemas.microsoft.com/office/word/2010/wordml" xmlns:w15="http://schemas.microsoft.com/office/word/2012/wordml" xmlns:w16cex="http://schemas.microsoft.com/office/word/2018/wordml/cex" xmlns:w16cid="http://schemas.microsoft.com/office/word/2016/wordml/cid" xmlns:w16="http://schemas.microsoft.com/office/word/2018/wordml" xmlns:w16sdtdh="http://schemas.microsoft.com/office/word/2020/wordml/sdtdatahash" xmlns:w16se="http://schemas.microsoft.com/office/word/2015/wordml/symex" xmlns:wpg="http://schemas.microsoft.com/office/word/2010/wordprocessingGroup" xmlns:wpi="http://schemas.microsoft.com/office/word/2010/wordprocessingInk" xmlns:wne="http://schemas.microsoft.com/office/word/2006/wordml" xmlns:wps="http://schemas.microsoft.com/office/word/2010/wordprocessingShape" mc:Ignorable="w14 w15 w16se w16cid w16 w16cex w16sdtdh wp14">
-  <w:p>
-    <w:pPr>
-      <w:pStyle w:val="Header"/>
-    </w:pPr>
-  </w:p>
-</w:hdr>
-</file>
-
-<file path=word/header2.xml><?xml version="1.0" encoding="utf-8"?>
-<w:hdr xmlns:wpc="http://schemas.microsoft.com/office/word/2010/wordprocessingCanvas" xmlns:cx="http://schemas.microsoft.com/office/drawing/2014/chartex" xmlns:cx1="http://schemas.microsoft.com/office/drawing/2015/9/8/chartex" xmlns:cx2="http://schemas.microsoft.com/office/drawing/2015/10/21/chartex" xmlns:cx3="http://schemas.microsoft.com/office/drawing/2016/5/9/chartex" xmlns:cx4="http://schemas.microsoft.com/office/drawing/2016/5/10/chartex" xmlns:cx5="http://schemas.microsoft.com/office/drawing/2016/5/11/chartex" xmlns:cx6="http://schemas.microsoft.com/office/drawing/2016/5/12/chartex" xmlns:cx7="http://schemas.microsoft.com/office/drawing/2016/5/13/chartex" xmlns:cx8="http://schemas.microsoft.com/office/drawing/2016/5/14/chartex" xmlns:mc="http://schemas.openxmlformats.org/markup-compatibility/2006" xmlns:aink="http://schemas.microsoft.com/office/drawing/2016/ink" xmlns:am3d="http://schemas.microsoft.com/office/drawing/2017/model3d" xmlns:o="urn:schemas-microsoft-com:office:office" xmlns:r="http://schemas.openxmlformats.org/officeDocument/2006/relationships" xmlns:m="http://schemas.openxmlformats.org/officeDocument/2006/math" xmlns:v="urn:schemas-microsoft-com:vml" xmlns:wp14="http://schemas.microsoft.com/office/word/2010/wordprocessingDrawing" xmlns:wp="http://schemas.openxmlformats.org/drawingml/2006/wordprocessingDrawing" xmlns:w10="urn:schemas-microsoft-com:office:word" xmlns:w="http://schemas.openxmlformats.org/wordprocessingml/2006/main" xmlns:w14="http://schemas.microsoft.com/office/word/2010/wordml" xmlns:w15="http://schemas.microsoft.com/office/word/2012/wordml" xmlns:w16cex="http://schemas.microsoft.com/office/word/2018/wordml/cex" xmlns:w16cid="http://schemas.microsoft.com/office/word/2016/wordml/cid" xmlns:w16="http://schemas.microsoft.com/office/word/2018/wordml" xmlns:w16sdtdh="http://schemas.microsoft.com/office/word/2020/wordml/sdtdatahash" xmlns:w16se="http://schemas.microsoft.com/office/word/2015/wordml/symex" xmlns:wpg="http://schemas.microsoft.com/office/word/2010/wordprocessingGroup" xmlns:wpi="http://schemas.microsoft.com/office/word/2010/wordprocessingInk" xmlns:wne="http://schemas.microsoft.com/office/word/2006/wordml" xmlns:wps="http://schemas.microsoft.com/office/word/2010/wordprocessingShape" mc:Ignorable="w14 w15 w16se w16cid w16 w16cex w16sdtdh wp14">
-  <w:p>
-    <w:pPr>
-      <w:pStyle w:val="Header"/>
-    </w:pPr>
-  </w:p>
-</w:hdr>
-</file>
-
-<file path=word/header3.xml><?xml version="1.0" encoding="utf-8"?>
-<w:hdr xmlns:wpc="http://schemas.microsoft.com/office/word/2010/wordprocessingCanvas" xmlns:cx="http://schemas.microsoft.com/office/drawing/2014/chartex" xmlns:cx1="http://schemas.microsoft.com/office/drawing/2015/9/8/chartex" xmlns:cx2="http://schemas.microsoft.com/office/drawing/2015/10/21/chartex" xmlns:cx3="http://schemas.microsoft.com/office/drawing/2016/5/9/chartex" xmlns:cx4="http://schemas.microsoft.com/office/drawing/2016/5/10/chartex" xmlns:cx5="http://schemas.microsoft.com/office/drawing/2016/5/11/chartex" xmlns:cx6="http://schemas.microsoft.com/office/drawing/2016/5/12/chartex" xmlns:cx7="http://schemas.microsoft.com/office/drawing/2016/5/13/chartex" xmlns:cx8="http://schemas.microsoft.com/office/drawing/2016/5/14/chartex" xmlns:mc="http://schemas.openxmlformats.org/markup-compatibility/2006" xmlns:aink="http://schemas.microsoft.com/office/drawing/2016/ink" xmlns:am3d="http://schemas.microsoft.com/office/drawing/2017/model3d" xmlns:o="urn:schemas-microsoft-com:office:office" xmlns:r="http://schemas.openxmlformats.org/officeDocument/2006/relationships" xmlns:m="http://schemas.openxmlformats.org/officeDocument/2006/math" xmlns:v="urn:schemas-microsoft-com:vml" xmlns:wp14="http://schemas.microsoft.com/office/word/2010/wordprocessingDrawing" xmlns:wp="http://schemas.openxmlformats.org/drawingml/2006/wordprocessingDrawing" xmlns:w10="urn:schemas-microsoft-com:office:word" xmlns:w="http://schemas.openxmlformats.org/wordprocessingml/2006/main" xmlns:w14="http://schemas.microsoft.com/office/word/2010/wordml" xmlns:w15="http://schemas.microsoft.com/office/word/2012/wordml" xmlns:w16cex="http://schemas.microsoft.com/office/word/2018/wordml/cex" xmlns:w16cid="http://schemas.microsoft.com/office/word/2016/wordml/cid" xmlns:w16="http://schemas.microsoft.com/office/word/2018/wordml" xmlns:w16sdtdh="http://schemas.microsoft.com/office/word/2020/wordml/sdtdatahash" xmlns:w16se="http://schemas.microsoft.com/office/word/2015/wordml/symex" xmlns:wpg="http://schemas.microsoft.com/office/word/2010/wordprocessingGroup" xmlns:wpi="http://schemas.microsoft.com/office/word/2010/wordprocessingInk" xmlns:wne="http://schemas.microsoft.com/office/word/2006/wordml" xmlns:wps="http://schemas.microsoft.com/office/word/2010/wordprocessingShape" mc:Ignorable="w14 w15 w16se w16cid w16 w16cex w16sdtdh wp14">
+<w:hdr xmlns:wpc="http://schemas.microsoft.com/office/word/2010/wordprocessingCanvas" xmlns:cx="http://schemas.microsoft.com/office/drawing/2014/chartex" xmlns:cx1="http://schemas.microsoft.com/office/drawing/2015/9/8/chartex" xmlns:cx2="http://schemas.microsoft.com/office/drawing/2015/10/21/chartex" xmlns:cx3="http://schemas.microsoft.com/office/drawing/2016/5/9/chartex" xmlns:cx4="http://schemas.microsoft.com/office/drawing/2016/5/10/chartex" xmlns:cx5="http://schemas.microsoft.com/office/drawing/2016/5/11/chartex" xmlns:cx6="http://schemas.microsoft.com/office/drawing/2016/5/12/chartex" xmlns:cx7="http://schemas.microsoft.com/office/drawing/2016/5/13/chartex" xmlns:cx8="http://schemas.microsoft.com/office/drawing/2016/5/14/chartex" xmlns:mc="http://schemas.openxmlformats.org/markup-compatibility/2006" xmlns:aink="http://schemas.microsoft.com/office/drawing/2016/ink" xmlns:am3d="http://schemas.microsoft.com/office/drawing/2017/model3d" xmlns:o="urn:schemas-microsoft-com:office:office" xmlns:oel="http://schemas.microsoft.com/office/2019/extlst" xmlns:r="http://schemas.openxmlformats.org/officeDocument/2006/relationships" xmlns:m="http://schemas.openxmlformats.org/officeDocument/2006/math" xmlns:v="urn:schemas-microsoft-com:vml" xmlns:wp14="http://schemas.microsoft.com/office/word/2010/wordprocessingDrawing" xmlns:wp="http://schemas.openxmlformats.org/drawingml/2006/wordprocessingDrawing" xmlns:w10="urn:schemas-microsoft-com:office:word" xmlns:w="http://schemas.openxmlformats.org/wordprocessingml/2006/main" xmlns:w14="http://schemas.microsoft.com/office/word/2010/wordml" xmlns:w15="http://schemas.microsoft.com/office/word/2012/wordml" xmlns:w16cex="http://schemas.microsoft.com/office/word/2018/wordml/cex" xmlns:w16cid="http://schemas.microsoft.com/office/word/2016/wordml/cid" xmlns:w16="http://schemas.microsoft.com/office/word/2018/wordml" xmlns:w16du="http://schemas.microsoft.com/office/word/2023/wordml/word16du" xmlns:w16sdtdh="http://schemas.microsoft.com/office/word/2020/wordml/sdtdatahash" xmlns:w16sdtfl="http://schemas.microsoft.com/office/word/2024/wordml/sdtformatlock" xmlns:w16se="http://schemas.microsoft.com/office/word/2015/wordml/symex" xmlns:wpg="http://schemas.microsoft.com/office/word/2010/wordprocessingGroup" xmlns:wpi="http://schemas.microsoft.com/office/word/2010/wordprocessingInk" xmlns:wne="http://schemas.microsoft.com/office/word/2006/wordml" xmlns:wps="http://schemas.microsoft.com/office/word/2010/wordprocessingShape" mc:Ignorable="w14 w15 w16se w16cid w16 w16cex w16sdtdh w16sdtfl w16du wp14">
   <w:p>
     <w:pPr>
       <w:pStyle w:val="Header"/>
@@ -2790,7 +3103,7 @@
 </file>
 
 <file path=word/numbering.xml><?xml version="1.0" encoding="utf-8"?>
-<w:numbering xmlns:wpc="http://schemas.microsoft.com/office/word/2010/wordprocessingCanvas" xmlns:cx="http://schemas.microsoft.com/office/drawing/2014/chartex" xmlns:cx1="http://schemas.microsoft.com/office/drawing/2015/9/8/chartex" xmlns:cx2="http://schemas.microsoft.com/office/drawing/2015/10/21/chartex" xmlns:cx3="http://schemas.microsoft.com/office/drawing/2016/5/9/chartex" xmlns:cx4="http://schemas.microsoft.com/office/drawing/2016/5/10/chartex" xmlns:cx5="http://schemas.microsoft.com/office/drawing/2016/5/11/chartex" xmlns:cx6="http://schemas.microsoft.com/office/drawing/2016/5/12/chartex" xmlns:cx7="http://schemas.microsoft.com/office/drawing/2016/5/13/chartex" xmlns:cx8="http://schemas.microsoft.com/office/drawing/2016/5/14/chartex" xmlns:mc="http://schemas.openxmlformats.org/markup-compatibility/2006" xmlns:aink="http://schemas.microsoft.com/office/drawing/2016/ink" xmlns:am3d="http://schemas.microsoft.com/office/drawing/2017/model3d" xmlns:o="urn:schemas-microsoft-com:office:office" xmlns:r="http://schemas.openxmlformats.org/officeDocument/2006/relationships" xmlns:m="http://schemas.openxmlformats.org/officeDocument/2006/math" xmlns:v="urn:schemas-microsoft-com:vml" xmlns:wp14="http://schemas.microsoft.com/office/word/2010/wordprocessingDrawing" xmlns:wp="http://schemas.openxmlformats.org/drawingml/2006/wordprocessingDrawing" xmlns:w10="urn:schemas-microsoft-com:office:word" xmlns:w="http://schemas.openxmlformats.org/wordprocessingml/2006/main" xmlns:w14="http://schemas.microsoft.com/office/word/2010/wordml" xmlns:w15="http://schemas.microsoft.com/office/word/2012/wordml" xmlns:w16cex="http://schemas.microsoft.com/office/word/2018/wordml/cex" xmlns:w16cid="http://schemas.microsoft.com/office/word/2016/wordml/cid" xmlns:w16="http://schemas.microsoft.com/office/word/2018/wordml" xmlns:w16sdtdh="http://schemas.microsoft.com/office/word/2020/wordml/sdtdatahash" xmlns:w16se="http://schemas.microsoft.com/office/word/2015/wordml/symex" xmlns:wpg="http://schemas.microsoft.com/office/word/2010/wordprocessingGroup" xmlns:wpi="http://schemas.microsoft.com/office/word/2010/wordprocessingInk" xmlns:wne="http://schemas.microsoft.com/office/word/2006/wordml" xmlns:wps="http://schemas.microsoft.com/office/word/2010/wordprocessingShape" mc:Ignorable="w14 w15 w16se w16cid w16 w16cex w16sdtdh wp14">
+<w:numbering xmlns:wpc="http://schemas.microsoft.com/office/word/2010/wordprocessingCanvas" xmlns:cx="http://schemas.microsoft.com/office/drawing/2014/chartex" xmlns:cx1="http://schemas.microsoft.com/office/drawing/2015/9/8/chartex" xmlns:cx2="http://schemas.microsoft.com/office/drawing/2015/10/21/chartex" xmlns:cx3="http://schemas.microsoft.com/office/drawing/2016/5/9/chartex" xmlns:cx4="http://schemas.microsoft.com/office/drawing/2016/5/10/chartex" xmlns:cx5="http://schemas.microsoft.com/office/drawing/2016/5/11/chartex" xmlns:cx6="http://schemas.microsoft.com/office/drawing/2016/5/12/chartex" xmlns:cx7="http://schemas.microsoft.com/office/drawing/2016/5/13/chartex" xmlns:cx8="http://schemas.microsoft.com/office/drawing/2016/5/14/chartex" xmlns:mc="http://schemas.openxmlformats.org/markup-compatibility/2006" xmlns:aink="http://schemas.microsoft.com/office/drawing/2016/ink" xmlns:am3d="http://schemas.microsoft.com/office/drawing/2017/model3d" xmlns:o="urn:schemas-microsoft-com:office:office" xmlns:oel="http://schemas.microsoft.com/office/2019/extlst" xmlns:r="http://schemas.openxmlformats.org/officeDocument/2006/relationships" xmlns:m="http://schemas.openxmlformats.org/officeDocument/2006/math" xmlns:v="urn:schemas-microsoft-com:vml" xmlns:wp14="http://schemas.microsoft.com/office/word/2010/wordprocessingDrawing" xmlns:wp="http://schemas.openxmlformats.org/drawingml/2006/wordprocessingDrawing" xmlns:w10="urn:schemas-microsoft-com:office:word" xmlns:w="http://schemas.openxmlformats.org/wordprocessingml/2006/main" xmlns:w14="http://schemas.microsoft.com/office/word/2010/wordml" xmlns:w15="http://schemas.microsoft.com/office/word/2012/wordml" xmlns:w16cex="http://schemas.microsoft.com/office/word/2018/wordml/cex" xmlns:w16cid="http://schemas.microsoft.com/office/word/2016/wordml/cid" xmlns:w16="http://schemas.microsoft.com/office/word/2018/wordml" xmlns:w16du="http://schemas.microsoft.com/office/word/2023/wordml/word16du" xmlns:w16sdtdh="http://schemas.microsoft.com/office/word/2020/wordml/sdtdatahash" xmlns:w16sdtfl="http://schemas.microsoft.com/office/word/2024/wordml/sdtformatlock" xmlns:w16se="http://schemas.microsoft.com/office/word/2015/wordml/symex" xmlns:wpg="http://schemas.microsoft.com/office/word/2010/wordprocessingGroup" xmlns:wpi="http://schemas.microsoft.com/office/word/2010/wordprocessingInk" xmlns:wne="http://schemas.microsoft.com/office/word/2006/wordml" xmlns:wps="http://schemas.microsoft.com/office/word/2010/wordprocessingShape" mc:Ignorable="w14 w15 w16se w16cid w16 w16cex w16sdtdh w16sdtfl w16du wp14">
   <w:abstractNum w:abstractNumId="0" w15:restartNumberingAfterBreak="0">
     <w:nsid w:val="10CE62FD"/>
     <w:multiLevelType w:val="singleLevel"/>
@@ -5814,131 +6127,131 @@
       </w:rPr>
     </w:lvl>
   </w:abstractNum>
-  <w:num w:numId="1">
+  <w:num w:numId="1" w16cid:durableId="1755004770">
     <w:abstractNumId w:val="32"/>
   </w:num>
-  <w:num w:numId="2">
+  <w:num w:numId="2" w16cid:durableId="1688478760">
     <w:abstractNumId w:val="35"/>
   </w:num>
-  <w:num w:numId="3">
+  <w:num w:numId="3" w16cid:durableId="1859616477">
     <w:abstractNumId w:val="9"/>
   </w:num>
-  <w:num w:numId="4">
+  <w:num w:numId="4" w16cid:durableId="1474367502">
     <w:abstractNumId w:val="13"/>
   </w:num>
-  <w:num w:numId="5">
+  <w:num w:numId="5" w16cid:durableId="385878663">
     <w:abstractNumId w:val="27"/>
   </w:num>
-  <w:num w:numId="6">
+  <w:num w:numId="6" w16cid:durableId="874852866">
     <w:abstractNumId w:val="5"/>
   </w:num>
-  <w:num w:numId="7">
+  <w:num w:numId="7" w16cid:durableId="296497153">
     <w:abstractNumId w:val="37"/>
   </w:num>
-  <w:num w:numId="8">
+  <w:num w:numId="8" w16cid:durableId="87316176">
     <w:abstractNumId w:val="15"/>
   </w:num>
-  <w:num w:numId="9">
+  <w:num w:numId="9" w16cid:durableId="599678779">
     <w:abstractNumId w:val="33"/>
   </w:num>
-  <w:num w:numId="10">
+  <w:num w:numId="10" w16cid:durableId="1005279559">
     <w:abstractNumId w:val="38"/>
   </w:num>
-  <w:num w:numId="11">
+  <w:num w:numId="11" w16cid:durableId="1058867100">
     <w:abstractNumId w:val="2"/>
   </w:num>
-  <w:num w:numId="12">
+  <w:num w:numId="12" w16cid:durableId="623657727">
     <w:abstractNumId w:val="8"/>
   </w:num>
-  <w:num w:numId="13">
+  <w:num w:numId="13" w16cid:durableId="862943721">
     <w:abstractNumId w:val="7"/>
   </w:num>
-  <w:num w:numId="14">
+  <w:num w:numId="14" w16cid:durableId="1539275963">
     <w:abstractNumId w:val="16"/>
   </w:num>
-  <w:num w:numId="15">
+  <w:num w:numId="15" w16cid:durableId="110050247">
     <w:abstractNumId w:val="30"/>
   </w:num>
-  <w:num w:numId="16">
+  <w:num w:numId="16" w16cid:durableId="5713072">
     <w:abstractNumId w:val="18"/>
   </w:num>
-  <w:num w:numId="17">
+  <w:num w:numId="17" w16cid:durableId="1364211851">
     <w:abstractNumId w:val="28"/>
   </w:num>
-  <w:num w:numId="18">
+  <w:num w:numId="18" w16cid:durableId="529220192">
     <w:abstractNumId w:val="36"/>
   </w:num>
-  <w:num w:numId="19">
+  <w:num w:numId="19" w16cid:durableId="693968318">
     <w:abstractNumId w:val="24"/>
   </w:num>
-  <w:num w:numId="20">
+  <w:num w:numId="20" w16cid:durableId="371811723">
     <w:abstractNumId w:val="6"/>
   </w:num>
-  <w:num w:numId="21">
+  <w:num w:numId="21" w16cid:durableId="337269114">
     <w:abstractNumId w:val="22"/>
   </w:num>
-  <w:num w:numId="22">
+  <w:num w:numId="22" w16cid:durableId="2124306743">
     <w:abstractNumId w:val="31"/>
   </w:num>
-  <w:num w:numId="23">
+  <w:num w:numId="23" w16cid:durableId="456031453">
     <w:abstractNumId w:val="11"/>
   </w:num>
-  <w:num w:numId="24">
+  <w:num w:numId="24" w16cid:durableId="60561788">
     <w:abstractNumId w:val="23"/>
   </w:num>
-  <w:num w:numId="25">
+  <w:num w:numId="25" w16cid:durableId="1003974366">
     <w:abstractNumId w:val="3"/>
   </w:num>
-  <w:num w:numId="26">
+  <w:num w:numId="26" w16cid:durableId="2087723707">
     <w:abstractNumId w:val="39"/>
   </w:num>
-  <w:num w:numId="27">
+  <w:num w:numId="27" w16cid:durableId="297951966">
     <w:abstractNumId w:val="1"/>
   </w:num>
-  <w:num w:numId="28">
+  <w:num w:numId="28" w16cid:durableId="1482162302">
     <w:abstractNumId w:val="34"/>
   </w:num>
-  <w:num w:numId="29">
+  <w:num w:numId="29" w16cid:durableId="1512522925">
     <w:abstractNumId w:val="0"/>
   </w:num>
-  <w:num w:numId="30">
+  <w:num w:numId="30" w16cid:durableId="975767518">
     <w:abstractNumId w:val="17"/>
   </w:num>
-  <w:num w:numId="31">
+  <w:num w:numId="31" w16cid:durableId="1960838165">
     <w:abstractNumId w:val="29"/>
   </w:num>
-  <w:num w:numId="32">
+  <w:num w:numId="32" w16cid:durableId="1974679190">
     <w:abstractNumId w:val="25"/>
   </w:num>
-  <w:num w:numId="33">
+  <w:num w:numId="33" w16cid:durableId="1913736226">
     <w:abstractNumId w:val="14"/>
   </w:num>
-  <w:num w:numId="34">
+  <w:num w:numId="34" w16cid:durableId="1623800589">
     <w:abstractNumId w:val="4"/>
   </w:num>
-  <w:num w:numId="35">
+  <w:num w:numId="35" w16cid:durableId="280065771">
     <w:abstractNumId w:val="26"/>
   </w:num>
-  <w:num w:numId="36">
+  <w:num w:numId="36" w16cid:durableId="1174493304">
     <w:abstractNumId w:val="12"/>
   </w:num>
-  <w:num w:numId="37">
+  <w:num w:numId="37" w16cid:durableId="842159600">
     <w:abstractNumId w:val="21"/>
   </w:num>
-  <w:num w:numId="38">
+  <w:num w:numId="38" w16cid:durableId="152331591">
     <w:abstractNumId w:val="10"/>
   </w:num>
-  <w:num w:numId="39">
+  <w:num w:numId="39" w16cid:durableId="711660311">
     <w:abstractNumId w:val="19"/>
   </w:num>
-  <w:num w:numId="40">
+  <w:num w:numId="40" w16cid:durableId="1062754795">
     <w:abstractNumId w:val="20"/>
   </w:num>
 </w:numbering>
 </file>
 
 <file path=word/styles.xml><?xml version="1.0" encoding="utf-8"?>
-<w:styles xmlns:mc="http://schemas.openxmlformats.org/markup-compatibility/2006" xmlns:r="http://schemas.openxmlformats.org/officeDocument/2006/relationships" xmlns:w="http://schemas.openxmlformats.org/wordprocessingml/2006/main" xmlns:w14="http://schemas.microsoft.com/office/word/2010/wordml" xmlns:w15="http://schemas.microsoft.com/office/word/2012/wordml" xmlns:w16cex="http://schemas.microsoft.com/office/word/2018/wordml/cex" xmlns:w16cid="http://schemas.microsoft.com/office/word/2016/wordml/cid" xmlns:w16="http://schemas.microsoft.com/office/word/2018/wordml" xmlns:w16sdtdh="http://schemas.microsoft.com/office/word/2020/wordml/sdtdatahash" xmlns:w16se="http://schemas.microsoft.com/office/word/2015/wordml/symex" mc:Ignorable="w14 w15 w16se w16cid w16 w16cex w16sdtdh">
+<w:styles xmlns:mc="http://schemas.openxmlformats.org/markup-compatibility/2006" xmlns:r="http://schemas.openxmlformats.org/officeDocument/2006/relationships" xmlns:w="http://schemas.openxmlformats.org/wordprocessingml/2006/main" xmlns:w14="http://schemas.microsoft.com/office/word/2010/wordml" xmlns:w15="http://schemas.microsoft.com/office/word/2012/wordml" xmlns:w16cex="http://schemas.microsoft.com/office/word/2018/wordml/cex" xmlns:w16cid="http://schemas.microsoft.com/office/word/2016/wordml/cid" xmlns:w16="http://schemas.microsoft.com/office/word/2018/wordml" xmlns:w16du="http://schemas.microsoft.com/office/word/2023/wordml/word16du" xmlns:w16sdtdh="http://schemas.microsoft.com/office/word/2020/wordml/sdtdatahash" xmlns:w16sdtfl="http://schemas.microsoft.com/office/word/2024/wordml/sdtformatlock" xmlns:w16se="http://schemas.microsoft.com/office/word/2015/wordml/symex" mc:Ignorable="w14 w15 w16se w16cid w16 w16cex w16sdtdh w16sdtfl w16du">
   <w:docDefaults>
     <w:rPrDefault>
       <w:rPr>
@@ -7001,6 +7314,18 @@
       <w:contextualSpacing/>
     </w:pPr>
   </w:style>
+  <w:style w:type="paragraph" w:styleId="Revision">
+    <w:name w:val="Revision"/>
+    <w:hidden/>
+    <w:uiPriority w:val="99"/>
+    <w:semiHidden/>
+    <w:rsid w:val="00EF0807"/>
+    <w:rPr>
+      <w:rFonts w:ascii="Arial" w:hAnsi="Arial"/>
+      <w:sz w:val="22"/>
+      <w:lang w:val="en-GB" w:eastAsia="en-GB"/>
+    </w:rPr>
+  </w:style>
 </w:styles>
 </file>
 
@@ -7300,6 +7625,31 @@
 </file>
 
 <file path=customXml/item1.xml><?xml version="1.0" encoding="utf-8"?>
+<?mso-contentType ?>
+<FormTemplates xmlns="http://schemas.microsoft.com/sharepoint/v3/contenttype/forms">
+  <Display>DocumentLibraryForm</Display>
+  <Edit>DocumentLibraryForm</Edit>
+  <New>DocumentLibraryForm</New>
+</FormTemplates>
+</file>
+
+<file path=customXml/item2.xml><?xml version="1.0" encoding="utf-8"?>
+<LongProperties xmlns="http://schemas.microsoft.com/office/2006/metadata/longProperties"/>
+</file>
+
+<file path=customXml/item3.xml><?xml version="1.0" encoding="utf-8"?>
+<p:properties xmlns:p="http://schemas.microsoft.com/office/2006/metadata/properties" xmlns:xsi="http://www.w3.org/2001/XMLSchema-instance" xmlns:pc="http://schemas.microsoft.com/office/infopath/2007/PartnerControls">
+  <documentManagement>
+    <TaxCatchAll xmlns="81936f9c-53d8-4266-aa9b-a06434fad9b0" xsi:nil="true"/>
+    <lcf76f155ced4ddcb4097134ff3c332f xmlns="3e1b29f8-7008-403b-b2fb-9ef1de52b77a">
+      <Terms xmlns="http://schemas.microsoft.com/office/infopath/2007/PartnerControls"/>
+    </lcf76f155ced4ddcb4097134ff3c332f>
+    <Issuedate xmlns="3e1b29f8-7008-403b-b2fb-9ef1de52b77a" xsi:nil="true"/>
+  </documentManagement>
+</p:properties>
+</file>
+
+<file path=customXml/item4.xml><?xml version="1.0" encoding="utf-8"?>
 <ct:contentTypeSchema xmlns:ct="http://schemas.microsoft.com/office/2006/metadata/contentType" xmlns:ma="http://schemas.microsoft.com/office/2006/metadata/properties/metaAttributes" ct:_="" ma:_="" ma:contentTypeName="Document" ma:contentTypeID="0x0101006464DC95341EFA46ACBB54F68238415D" ma:contentTypeVersion="17" ma:contentTypeDescription="Create a new document." ma:contentTypeScope="" ma:versionID="22441c213f16c00d66fb180b6a3159d6">
   <xsd:schema xmlns:xsd="http://www.w3.org/2001/XMLSchema" xmlns:xs="http://www.w3.org/2001/XMLSchema" xmlns:p="http://schemas.microsoft.com/office/2006/metadata/properties" xmlns:ns2="3e1b29f8-7008-403b-b2fb-9ef1de52b77a" xmlns:ns3="81936f9c-53d8-4266-aa9b-a06434fad9b0" targetNamespace="http://schemas.microsoft.com/office/2006/metadata/properties" ma:root="true" ma:fieldsID="285fcd3ced75032b95044bc3c244456a" ns2:_="" ns3:_="">
     <xsd:import namespace="3e1b29f8-7008-403b-b2fb-9ef1de52b77a"/>
@@ -7548,32 +7898,34 @@
 </ct:contentTypeSchema>
 </file>
 
-<file path=customXml/item2.xml><?xml version="1.0" encoding="utf-8"?>
-<?mso-contentType ?>
-<FormTemplates xmlns="http://schemas.microsoft.com/sharepoint/v3/contenttype/forms">
-  <Display>DocumentLibraryForm</Display>
-  <Edit>DocumentLibraryForm</Edit>
-  <New>DocumentLibraryForm</New>
-</FormTemplates>
+<file path=customXml/itemProps1.xml><?xml version="1.0" encoding="utf-8"?>
+<ds:datastoreItem xmlns:ds="http://schemas.openxmlformats.org/officeDocument/2006/customXml" ds:itemID="{123BCE83-6201-434C-8A2F-4F5EEEAF9F60}">
+  <ds:schemaRefs>
+    <ds:schemaRef ds:uri="http://schemas.microsoft.com/sharepoint/v3/contenttype/forms"/>
+  </ds:schemaRefs>
+</ds:datastoreItem>
 </file>
 
-<file path=customXml/item3.xml><?xml version="1.0" encoding="utf-8"?>
-<LongProperties xmlns="http://schemas.microsoft.com/office/2006/metadata/longProperties"/>
+<file path=customXml/itemProps2.xml><?xml version="1.0" encoding="utf-8"?>
+<ds:datastoreItem xmlns:ds="http://schemas.openxmlformats.org/officeDocument/2006/customXml" ds:itemID="{349FC049-DA55-482F-87DF-55CDDF9723FE}">
+  <ds:schemaRefs>
+    <ds:schemaRef ds:uri="http://schemas.microsoft.com/office/2006/metadata/longProperties"/>
+  </ds:schemaRefs>
+</ds:datastoreItem>
 </file>
 
-<file path=customXml/item4.xml><?xml version="1.0" encoding="utf-8"?>
-<p:properties xmlns:p="http://schemas.microsoft.com/office/2006/metadata/properties" xmlns:xsi="http://www.w3.org/2001/XMLSchema-instance" xmlns:pc="http://schemas.microsoft.com/office/infopath/2007/PartnerControls">
-  <documentManagement>
-    <TaxCatchAll xmlns="81936f9c-53d8-4266-aa9b-a06434fad9b0" xsi:nil="true"/>
-    <lcf76f155ced4ddcb4097134ff3c332f xmlns="3e1b29f8-7008-403b-b2fb-9ef1de52b77a">
-      <Terms xmlns="http://schemas.microsoft.com/office/infopath/2007/PartnerControls"/>
-    </lcf76f155ced4ddcb4097134ff3c332f>
-    <Issuedate xmlns="3e1b29f8-7008-403b-b2fb-9ef1de52b77a" xsi:nil="true"/>
-  </documentManagement>
-</p:properties>
+<file path=customXml/itemProps3.xml><?xml version="1.0" encoding="utf-8"?>
+<ds:datastoreItem xmlns:ds="http://schemas.openxmlformats.org/officeDocument/2006/customXml" ds:itemID="{836D2F3A-1878-4919-ABF7-888ACDE64797}">
+  <ds:schemaRefs>
+    <ds:schemaRef ds:uri="http://schemas.microsoft.com/office/2006/metadata/properties"/>
+    <ds:schemaRef ds:uri="http://schemas.microsoft.com/office/infopath/2007/PartnerControls"/>
+    <ds:schemaRef ds:uri="81936f9c-53d8-4266-aa9b-a06434fad9b0"/>
+    <ds:schemaRef ds:uri="3e1b29f8-7008-403b-b2fb-9ef1de52b77a"/>
+  </ds:schemaRefs>
+</ds:datastoreItem>
 </file>
 
-<file path=customXml/itemProps1.xml><?xml version="1.0" encoding="utf-8"?>
+<file path=customXml/itemProps4.xml><?xml version="1.0" encoding="utf-8"?>
 <ds:datastoreItem xmlns:ds="http://schemas.openxmlformats.org/officeDocument/2006/customXml" ds:itemID="{2225B991-F231-461F-8247-8C1C41AAD989}">
   <ds:schemaRefs>
     <ds:schemaRef ds:uri="http://schemas.microsoft.com/office/2006/metadata/contentType"/>
@@ -7590,31 +7942,4 @@
     <ds:schemaRef ds:uri="http://schemas.microsoft.com/internal/obd"/>
   </ds:schemaRefs>
 </ds:datastoreItem>
-</file>
-
-<file path=customXml/itemProps2.xml><?xml version="1.0" encoding="utf-8"?>
-<ds:datastoreItem xmlns:ds="http://schemas.openxmlformats.org/officeDocument/2006/customXml" ds:itemID="{123BCE83-6201-434C-8A2F-4F5EEEAF9F60}">
-  <ds:schemaRefs>
-    <ds:schemaRef ds:uri="http://schemas.microsoft.com/sharepoint/v3/contenttype/forms"/>
-  </ds:schemaRefs>
-</ds:datastoreItem>
-</file>
-
-<file path=customXml/itemProps3.xml><?xml version="1.0" encoding="utf-8"?>
-<ds:datastoreItem xmlns:ds="http://schemas.openxmlformats.org/officeDocument/2006/customXml" ds:itemID="{349FC049-DA55-482F-87DF-55CDDF9723FE}">
-  <ds:schemaRefs>
-    <ds:schemaRef ds:uri="http://schemas.microsoft.com/office/2006/metadata/longProperties"/>
-  </ds:schemaRefs>
-</ds:datastoreItem>
-</file>
-
-<file path=customXml/itemProps4.xml><?xml version="1.0" encoding="utf-8"?>
-<ds:datastoreItem xmlns:ds="http://schemas.openxmlformats.org/officeDocument/2006/customXml" ds:itemID="{836D2F3A-1878-4919-ABF7-888ACDE64797}">
-  <ds:schemaRefs>
-    <ds:schemaRef ds:uri="http://schemas.microsoft.com/office/2006/metadata/properties"/>
-    <ds:schemaRef ds:uri="http://schemas.microsoft.com/office/infopath/2007/PartnerControls"/>
-    <ds:schemaRef ds:uri="81936f9c-53d8-4266-aa9b-a06434fad9b0"/>
-    <ds:schemaRef ds:uri="3e1b29f8-7008-403b-b2fb-9ef1de52b77a"/>
-  </ds:schemaRefs>
-</ds:datastoreItem>
 </file>